--- a/internal_doc/03.开发设计/rename/集合空间、集合添加唯一ID.docx
+++ b/internal_doc/03.开发设计/rename/集合空间、集合添加唯一ID.docx
@@ -191,6 +191,18 @@
         <w:t>ID</w:t>
       </w:r>
       <w:r>
+        <w:rPr>
+          <w:rFonts w:hint="eastAsia"/>
+        </w:rPr>
+        <w:t>，</w:t>
+      </w:r>
+      <w:r>
+        <w:t>类型是</w:t>
+      </w:r>
+      <w:r>
+        <w:t>INT64</w:t>
+      </w:r>
+      <w:r>
         <w:t>，</w:t>
       </w:r>
       <w:r>
@@ -629,8 +641,265 @@
         <w:rPr>
           <w:rFonts w:hint="eastAsia"/>
         </w:rPr>
-        <w:t>。</w:t>
-      </w:r>
+        <w:t>，</w:t>
+      </w:r>
+      <w:r>
+        <w:t>如下：</w:t>
+      </w:r>
+    </w:p>
+    <w:tbl>
+      <w:tblPr>
+        <w:tblStyle w:val="a9"/>
+        <w:tblW w:w="0" w:type="auto"/>
+        <w:tblInd w:w="420" w:type="dxa"/>
+        <w:tblLook w:val="04A0" w:firstRow="1" w:lastRow="0" w:firstColumn="1" w:lastColumn="0" w:noHBand="0" w:noVBand="1"/>
+      </w:tblPr>
+      <w:tblGrid>
+        <w:gridCol w:w="1531"/>
+        <w:gridCol w:w="1134"/>
+        <w:gridCol w:w="5437"/>
+      </w:tblGrid>
+      <w:tr>
+        <w:tc>
+          <w:tcPr>
+            <w:tcW w:w="1531" w:type="dxa"/>
+            <w:shd w:val="clear" w:color="auto" w:fill="FBD4B4" w:themeFill="accent6" w:themeFillTint="66"/>
+          </w:tcPr>
+          <w:p>
+            <w:pPr>
+              <w:pStyle w:val="aa"/>
+              <w:ind w:left="0" w:firstLineChars="0" w:firstLine="0"/>
+            </w:pPr>
+            <w:r>
+              <w:t>ID</w:t>
+            </w:r>
+            <w:r>
+              <w:rPr>
+                <w:rFonts w:hint="eastAsia"/>
+              </w:rPr>
+              <w:t>生成</w:t>
+            </w:r>
+            <w:r>
+              <w:t>的位置</w:t>
+            </w:r>
+          </w:p>
+        </w:tc>
+        <w:tc>
+          <w:tcPr>
+            <w:tcW w:w="1134" w:type="dxa"/>
+            <w:shd w:val="clear" w:color="auto" w:fill="FBD4B4" w:themeFill="accent6" w:themeFillTint="66"/>
+          </w:tcPr>
+          <w:p>
+            <w:pPr>
+              <w:pStyle w:val="aa"/>
+              <w:ind w:left="0" w:firstLineChars="0" w:firstLine="0"/>
+            </w:pPr>
+            <w:r>
+              <w:rPr>
+                <w:rFonts w:hint="eastAsia"/>
+              </w:rPr>
+              <w:t>第</w:t>
+            </w:r>
+            <w:r>
+              <w:rPr>
+                <w:rFonts w:hint="eastAsia"/>
+              </w:rPr>
+              <w:t>1</w:t>
+            </w:r>
+            <w:r>
+              <w:rPr>
+                <w:rFonts w:hint="eastAsia"/>
+              </w:rPr>
+              <w:t>个</w:t>
+            </w:r>
+            <w:r>
+              <w:rPr>
+                <w:rFonts w:hint="eastAsia"/>
+              </w:rPr>
+              <w:t>bit</w:t>
+            </w:r>
+          </w:p>
+        </w:tc>
+        <w:tc>
+          <w:tcPr>
+            <w:tcW w:w="5437" w:type="dxa"/>
+            <w:shd w:val="clear" w:color="auto" w:fill="FBD4B4" w:themeFill="accent6" w:themeFillTint="66"/>
+          </w:tcPr>
+          <w:p>
+            <w:pPr>
+              <w:pStyle w:val="aa"/>
+              <w:ind w:left="0" w:firstLineChars="0" w:firstLine="0"/>
+            </w:pPr>
+            <w:r>
+              <w:rPr>
+                <w:rFonts w:hint="eastAsia"/>
+              </w:rPr>
+              <w:t>后面</w:t>
+            </w:r>
+            <w:r>
+              <w:rPr>
+                <w:rFonts w:hint="eastAsia"/>
+              </w:rPr>
+              <w:t>63</w:t>
+            </w:r>
+            <w:r>
+              <w:rPr>
+                <w:rFonts w:hint="eastAsia"/>
+              </w:rPr>
+              <w:t>个</w:t>
+            </w:r>
+            <w:r>
+              <w:rPr>
+                <w:rFonts w:hint="eastAsia"/>
+              </w:rPr>
+              <w:t>bit</w:t>
+            </w:r>
+          </w:p>
+        </w:tc>
+      </w:tr>
+      <w:tr>
+        <w:tc>
+          <w:tcPr>
+            <w:tcW w:w="1531" w:type="dxa"/>
+            <w:shd w:val="clear" w:color="auto" w:fill="FBD4B4" w:themeFill="accent6" w:themeFillTint="66"/>
+          </w:tcPr>
+          <w:p>
+            <w:pPr>
+              <w:pStyle w:val="aa"/>
+              <w:ind w:left="0" w:firstLineChars="0" w:firstLine="0"/>
+            </w:pPr>
+            <w:r>
+              <w:t>C</w:t>
+            </w:r>
+            <w:r>
+              <w:rPr>
+                <w:rFonts w:hint="eastAsia"/>
+              </w:rPr>
+              <w:t>ata</w:t>
+            </w:r>
+            <w:r>
+              <w:rPr>
+                <w:rFonts w:hint="eastAsia"/>
+              </w:rPr>
+              <w:t>上</w:t>
+            </w:r>
+          </w:p>
+        </w:tc>
+        <w:tc>
+          <w:tcPr>
+            <w:tcW w:w="1134" w:type="dxa"/>
+          </w:tcPr>
+          <w:p>
+            <w:pPr>
+              <w:pStyle w:val="aa"/>
+              <w:ind w:left="0" w:firstLineChars="0" w:firstLine="0"/>
+            </w:pPr>
+            <w:r>
+              <w:rPr>
+                <w:rFonts w:hint="eastAsia"/>
+              </w:rPr>
+              <w:t>0</w:t>
+            </w:r>
+          </w:p>
+        </w:tc>
+        <w:tc>
+          <w:tcPr>
+            <w:tcW w:w="5437" w:type="dxa"/>
+          </w:tcPr>
+          <w:p>
+            <w:pPr>
+              <w:pStyle w:val="aa"/>
+              <w:ind w:left="0" w:firstLineChars="0" w:firstLine="0"/>
+            </w:pPr>
+            <w:r>
+              <w:rPr>
+                <w:rFonts w:hint="eastAsia"/>
+              </w:rPr>
+              <w:t>从</w:t>
+            </w:r>
+            <w:r>
+              <w:t>1</w:t>
+            </w:r>
+            <w:r>
+              <w:rPr>
+                <w:rFonts w:hint="eastAsia"/>
+              </w:rPr>
+              <w:t>递增</w:t>
+            </w:r>
+          </w:p>
+        </w:tc>
+      </w:tr>
+      <w:tr>
+        <w:tc>
+          <w:tcPr>
+            <w:tcW w:w="1531" w:type="dxa"/>
+            <w:shd w:val="clear" w:color="auto" w:fill="FBD4B4" w:themeFill="accent6" w:themeFillTint="66"/>
+          </w:tcPr>
+          <w:p>
+            <w:pPr>
+              <w:pStyle w:val="aa"/>
+              <w:ind w:left="0" w:firstLineChars="0" w:firstLine="0"/>
+            </w:pPr>
+            <w:r>
+              <w:rPr>
+                <w:rFonts w:hint="eastAsia"/>
+              </w:rPr>
+              <w:t>Data</w:t>
+            </w:r>
+            <w:r>
+              <w:t>上</w:t>
+            </w:r>
+          </w:p>
+        </w:tc>
+        <w:tc>
+          <w:tcPr>
+            <w:tcW w:w="1134" w:type="dxa"/>
+          </w:tcPr>
+          <w:p>
+            <w:pPr>
+              <w:pStyle w:val="aa"/>
+              <w:ind w:left="0" w:firstLineChars="0" w:firstLine="0"/>
+            </w:pPr>
+            <w:r>
+              <w:rPr>
+                <w:rFonts w:hint="eastAsia"/>
+              </w:rPr>
+              <w:t>1</w:t>
+            </w:r>
+          </w:p>
+        </w:tc>
+        <w:tc>
+          <w:tcPr>
+            <w:tcW w:w="5437" w:type="dxa"/>
+          </w:tcPr>
+          <w:p>
+            <w:pPr>
+              <w:pStyle w:val="aa"/>
+              <w:ind w:left="0" w:firstLineChars="0" w:firstLine="0"/>
+            </w:pPr>
+            <w:r>
+              <w:rPr>
+                <w:rFonts w:hint="eastAsia"/>
+              </w:rPr>
+              <w:t>从</w:t>
+            </w:r>
+            <w:r>
+              <w:t>1</w:t>
+            </w:r>
+            <w:r>
+              <w:rPr>
+                <w:rFonts w:hint="eastAsia"/>
+              </w:rPr>
+              <w:t>递增</w:t>
+            </w:r>
+          </w:p>
+        </w:tc>
+      </w:tr>
+    </w:tbl>
+    <w:p>
+      <w:pPr>
+        <w:ind w:left="0"/>
+      </w:pPr>
     </w:p>
     <w:p>
       <w:pPr>
@@ -640,9 +909,64 @@
           <w:numId w:val="35"/>
         </w:numPr>
         <w:ind w:firstLineChars="0"/>
-        <w:rPr>
-          <w:rFonts w:hint="eastAsia"/>
-        </w:rPr>
+      </w:pPr>
+      <w:r>
+        <w:rPr>
+          <w:rFonts w:hint="eastAsia"/>
+        </w:rPr>
+        <w:t>数据节点</w:t>
+      </w:r>
+      <w:r>
+        <w:t>上也需要</w:t>
+      </w:r>
+      <w:r>
+        <w:rPr>
+          <w:rFonts w:hint="eastAsia"/>
+        </w:rPr>
+        <w:t>新增系统</w:t>
+      </w:r>
+      <w:r>
+        <w:t>表</w:t>
+      </w:r>
+      <w:r>
+        <w:t>SYSINFO.SYSDCBASE</w:t>
+      </w:r>
+      <w:r>
+        <w:rPr>
+          <w:rFonts w:hint="eastAsia"/>
+        </w:rPr>
+        <w:t>，</w:t>
+      </w:r>
+      <w:r>
+        <w:t>来存储当前</w:t>
+      </w:r>
+      <w:r>
+        <w:rPr>
+          <w:rFonts w:hint="eastAsia"/>
+        </w:rPr>
+        <w:t>数据</w:t>
+      </w:r>
+      <w:r>
+        <w:t>节点上生成的最大的</w:t>
+      </w:r>
+      <w:r>
+        <w:t>ID</w:t>
+      </w:r>
+      <w:r>
+        <w:rPr>
+          <w:rFonts w:hint="eastAsia"/>
+        </w:rPr>
+        <w:t>。</w:t>
+      </w:r>
+    </w:p>
+    <w:p>
+      <w:pPr>
+        <w:pStyle w:val="aa"/>
+        <w:numPr>
+          <w:ilvl w:val="0"/>
+          <w:numId w:val="35"/>
+        </w:numPr>
+        <w:ind w:firstLineChars="0"/>
       </w:pPr>
       <w:r>
         <w:rPr>
@@ -741,19 +1065,55 @@
         <w:rPr>
           <w:rFonts w:hint="eastAsia"/>
         </w:rPr>
-        <w:t>则失败</w:t>
-      </w:r>
-      <w:r>
-        <w:rPr>
-          <w:rFonts w:hint="eastAsia"/>
-        </w:rPr>
-        <w:t>回滚</w:t>
+        <w:t>会</w:t>
+      </w:r>
+      <w:r>
+        <w:t>修改数据节点上的</w:t>
+      </w:r>
+      <w:r>
+        <w:t>CSID</w:t>
+      </w:r>
+      <w:r>
+        <w:t>，重用该</w:t>
+      </w:r>
+      <w:r>
+        <w:t>CS</w:t>
       </w:r>
       <w:r>
         <w:rPr>
           <w:rFonts w:hint="eastAsia"/>
         </w:rPr>
         <w:t>。</w:t>
+      </w:r>
+      <w:r>
+        <w:rPr>
+          <w:rFonts w:hint="eastAsia"/>
+        </w:rPr>
+        <w:t>如果</w:t>
+      </w:r>
+      <w:r>
+        <w:t>不重用</w:t>
+      </w:r>
+      <w:r>
+        <w:rPr>
+          <w:rFonts w:hint="eastAsia"/>
+        </w:rPr>
+        <w:t>，</w:t>
+      </w:r>
+      <w:r>
+        <w:t>会导致</w:t>
+      </w:r>
+      <w:r>
+        <w:t>loadCS/unloadCS</w:t>
+      </w:r>
+      <w:r>
+        <w:rPr>
+          <w:rFonts w:hint="eastAsia"/>
+        </w:rPr>
+        <w:t>功能</w:t>
+      </w:r>
+      <w:r>
+        <w:t>不可用。</w:t>
       </w:r>
     </w:p>
     <w:p>
@@ -857,6 +1217,7 @@
               <w:ind w:left="0"/>
             </w:pPr>
             <w:r>
+              <w:lastRenderedPageBreak/>
               <w:t xml:space="preserve">      "Name": "yt"</w:t>
             </w:r>
           </w:p>
@@ -941,7 +1302,6 @@
               <w:ind w:left="0"/>
             </w:pPr>
             <w:r>
-              <w:lastRenderedPageBreak/>
               <w:t xml:space="preserve">  "Type": 0,</w:t>
             </w:r>
           </w:p>
@@ -1134,47 +1494,10 @@
               <w:ind w:left="0"/>
             </w:pPr>
             <w:r>
-              <w:t xml:space="preserve">  "CataInfo": [</w:t>
-            </w:r>
-          </w:p>
-          <w:p>
-            <w:pPr>
-              <w:ind w:left="0"/>
-            </w:pPr>
-            <w:r>
-              <w:t xml:space="preserve">    {</w:t>
-            </w:r>
-          </w:p>
-          <w:p>
-            <w:pPr>
-              <w:ind w:left="0"/>
-            </w:pPr>
-            <w:r>
-              <w:t xml:space="preserve">      "GroupID": 1001,</w:t>
-            </w:r>
-          </w:p>
-          <w:p>
-            <w:pPr>
-              <w:ind w:left="0"/>
-            </w:pPr>
-            <w:r>
-              <w:t xml:space="preserve">      "GroupName": "db2"</w:t>
-            </w:r>
-          </w:p>
-          <w:p>
-            <w:pPr>
-              <w:ind w:left="0"/>
-            </w:pPr>
-            <w:r>
-              <w:t xml:space="preserve">    }</w:t>
-            </w:r>
-          </w:p>
-          <w:p>
-            <w:pPr>
-              <w:ind w:left="0"/>
-            </w:pPr>
-            <w:r>
-              <w:t xml:space="preserve">  ]</w:t>
+              <w:t xml:space="preserve">  "CataInfo": </w:t>
+            </w:r>
+            <w:r>
+              <w:t>……</w:t>
             </w:r>
           </w:p>
           <w:p>
@@ -1296,17 +1619,11 @@
     <w:p>
       <w:pPr>
         <w:ind w:left="0"/>
-        <w:rPr>
-          <w:rFonts w:hint="eastAsia"/>
-        </w:rPr>
       </w:pPr>
     </w:p>
     <w:p>
       <w:pPr>
         <w:ind w:left="0"/>
-        <w:rPr>
-          <w:rFonts w:hint="eastAsia"/>
-        </w:rPr>
       </w:pPr>
       <w:r>
         <w:rPr>
@@ -1330,9 +1647,6 @@
     <w:p>
       <w:pPr>
         <w:ind w:left="0"/>
-        <w:rPr>
-          <w:rFonts w:hint="eastAsia"/>
-        </w:rPr>
       </w:pPr>
       <w:r>
         <w:t>c</w:t>
@@ -1735,6 +2049,7 @@
               <w:rPr>
                 <w:rFonts w:hint="eastAsia"/>
               </w:rPr>
+              <w:lastRenderedPageBreak/>
               <w:t>5</w:t>
             </w:r>
           </w:p>
@@ -1787,7 +2102,6 @@
         <w:rPr>
           <w:rFonts w:hint="eastAsia"/>
         </w:rPr>
-        <w:lastRenderedPageBreak/>
         <w:t>变更</w:t>
       </w:r>
       <w:r>
@@ -2258,9 +2572,6 @@
     <w:p>
       <w:pPr>
         <w:ind w:left="0"/>
-        <w:rPr>
-          <w:rFonts w:hint="eastAsia"/>
-        </w:rPr>
       </w:pPr>
       <w:r>
         <w:t>现有数据结构如下：</w:t>
@@ -2269,9 +2580,6 @@
     <w:p>
       <w:pPr>
         <w:ind w:left="0"/>
-        <w:rPr>
-          <w:rFonts w:hint="eastAsia"/>
-        </w:rPr>
       </w:pPr>
       <w:r>
         <w:t>collectionNameMap</w:t>
@@ -2495,13 +2803,7 @@
         <w:rPr>
           <w:color w:val="E36C0A" w:themeColor="accent6" w:themeShade="BF"/>
         </w:rPr>
-        <w:t>c</w:t>
-      </w:r>
-      <w:r>
-        <w:rPr>
-          <w:color w:val="E36C0A" w:themeColor="accent6" w:themeShade="BF"/>
-        </w:rPr>
-        <w:t>lNameId</w:t>
+        <w:t>clNameId</w:t>
       </w:r>
       <w:r>
         <w:rPr>
@@ -2651,7 +2953,6 @@
       <w:pPr>
         <w:ind w:left="0"/>
         <w:rPr>
-          <w:rFonts w:hint="eastAsia"/>
           <w:color w:val="E36C0A" w:themeColor="accent6" w:themeShade="BF"/>
         </w:rPr>
       </w:pPr>
@@ -2671,13 +2972,7 @@
         <w:rPr>
           <w:color w:val="E36C0A" w:themeColor="accent6" w:themeShade="BF"/>
         </w:rPr>
-        <w:t>ectionId</w:t>
-      </w:r>
-      <w:r>
-        <w:rPr>
-          <w:color w:val="E36C0A" w:themeColor="accent6" w:themeShade="BF"/>
-        </w:rPr>
-        <w:t>Map</w:t>
+        <w:t>ectionIdMap</w:t>
       </w:r>
     </w:p>
     <w:tbl>
@@ -2701,10 +2996,7 @@
               <w:ind w:left="0"/>
             </w:pPr>
             <w:r>
-              <w:t xml:space="preserve">cl </w:t>
-            </w:r>
-            <w:r>
-              <w:t>id</w:t>
+              <w:t>cl id</w:t>
             </w:r>
           </w:p>
         </w:tc>
@@ -2831,9 +3123,6 @@
     <w:p>
       <w:pPr>
         <w:ind w:left="0"/>
-        <w:rPr>
-          <w:rFonts w:hint="eastAsia"/>
-        </w:rPr>
       </w:pPr>
       <w:r>
         <w:rPr>
@@ -3026,9 +3315,6 @@
     <w:p>
       <w:pPr>
         <w:ind w:left="0"/>
-        <w:rPr>
-          <w:rFonts w:hint="eastAsia"/>
-        </w:rPr>
       </w:pPr>
       <w:r>
         <w:t>pmdEDUCB</w:t>
@@ -3040,13 +3326,7 @@
         <w:t>et</w:t>
       </w:r>
       <w:r>
-        <w:t>CurCSID(</w:t>
-      </w:r>
-      <w:r>
-        <w:t xml:space="preserve"> UINT64 id </w:t>
-      </w:r>
-      <w:r>
-        <w:t>)</w:t>
+        <w:t>CurCSID( UINT64 id )</w:t>
       </w:r>
       <w:r>
         <w:t xml:space="preserve"> ;</w:t>
@@ -3067,18 +3347,12 @@
     <w:p>
       <w:pPr>
         <w:ind w:left="0"/>
-        <w:rPr>
-          <w:rFonts w:hint="eastAsia"/>
-        </w:rPr>
       </w:pPr>
       <w:r>
         <w:t>pmdEDUCB-&gt;get</w:t>
       </w:r>
       <w:r>
-        <w:t>CurCL</w:t>
-      </w:r>
-      <w:r>
-        <w:t>ID()</w:t>
+        <w:t>CurCLID()</w:t>
       </w:r>
       <w:r>
         <w:t xml:space="preserve"> ;</w:t>
@@ -3087,11 +3361,9 @@
     <w:p>
       <w:pPr>
         <w:ind w:left="0"/>
-        <w:rPr>
-          <w:rFonts w:hint="eastAsia"/>
-        </w:rPr>
-      </w:pPr>
-      <w:r>
+      </w:pPr>
+      <w:r>
+        <w:lastRenderedPageBreak/>
         <w:t>pmdEDUCB</w:t>
       </w:r>
       <w:r>
@@ -3101,22 +3373,7 @@
         <w:t>et</w:t>
       </w:r>
       <w:r>
-        <w:t>CurCL</w:t>
-      </w:r>
-      <w:r>
-        <w:t>ID(</w:t>
-      </w:r>
-      <w:r>
-        <w:t xml:space="preserve"> </w:t>
-      </w:r>
-      <w:r>
-        <w:t>UINT64 id</w:t>
-      </w:r>
-      <w:r>
-        <w:t xml:space="preserve"> </w:t>
-      </w:r>
-      <w:r>
-        <w:t>)</w:t>
+        <w:t>CurCLID( UINT64 id )</w:t>
       </w:r>
       <w:r>
         <w:t xml:space="preserve"> ;</w:t>
@@ -3146,23 +3403,16 @@
     <w:p>
       <w:pPr>
         <w:ind w:left="0"/>
-        <w:rPr>
-          <w:rFonts w:hint="eastAsia"/>
-        </w:rPr>
       </w:pPr>
     </w:p>
     <w:p>
       <w:pPr>
         <w:pStyle w:val="3"/>
-        <w:rPr>
-          <w:rFonts w:hint="eastAsia"/>
-        </w:rPr>
-      </w:pPr>
-      <w:r>
-        <w:rPr>
-          <w:rFonts w:hint="eastAsia"/>
-        </w:rPr>
-        <w:lastRenderedPageBreak/>
+      </w:pPr>
+      <w:r>
+        <w:rPr>
+          <w:rFonts w:hint="eastAsia"/>
+        </w:rPr>
         <w:t>数据</w:t>
       </w:r>
       <w:r>
@@ -3721,9 +3971,6 @@
     <w:p>
       <w:pPr>
         <w:ind w:left="0" w:firstLine="420"/>
-        <w:rPr>
-          <w:rFonts w:hint="eastAsia"/>
-        </w:rPr>
       </w:pPr>
       <w:r>
         <w:t>n</w:t>
@@ -4432,6 +4679,7 @@
               <w:ind w:left="0"/>
             </w:pPr>
             <w:r>
+              <w:lastRenderedPageBreak/>
               <w:t xml:space="preserve">SINT16    padding </w:t>
             </w:r>
           </w:p>
@@ -4448,7 +4696,6 @@
               <w:ind w:left="0"/>
             </w:pPr>
             <w:r>
-              <w:lastRenderedPageBreak/>
               <w:t xml:space="preserve">SINT32    nameLength  </w:t>
             </w:r>
             <w:r>
@@ -4469,7 +4716,164 @@
                 <w:rFonts w:hint="eastAsia"/>
                 <w:color w:val="E36C0A" w:themeColor="accent6" w:themeShade="BF"/>
               </w:rPr>
-              <w:t>加上</w:t>
+              <w:t>长度</w:t>
+            </w:r>
+            <w:r>
+              <w:rPr>
+                <w:rFonts w:hint="eastAsia"/>
+                <w:color w:val="E36C0A" w:themeColor="accent6" w:themeShade="BF"/>
+              </w:rPr>
+              <w:t xml:space="preserve"> </w:t>
+            </w:r>
+            <w:r>
+              <w:rPr>
+                <w:rFonts w:hint="eastAsia"/>
+                <w:color w:val="E36C0A" w:themeColor="accent6" w:themeShade="BF"/>
+              </w:rPr>
+              <w:t>+</w:t>
+            </w:r>
+            <w:r>
+              <w:rPr>
+                <w:color w:val="E36C0A" w:themeColor="accent6" w:themeShade="BF"/>
+              </w:rPr>
+              <w:t xml:space="preserve"> </w:t>
+            </w:r>
+            <w:r>
+              <w:rPr>
+                <w:rFonts w:hint="eastAsia"/>
+                <w:color w:val="E36C0A" w:themeColor="accent6" w:themeShade="BF"/>
+              </w:rPr>
+              <w:t>1</w:t>
+            </w:r>
+            <w:r>
+              <w:rPr>
+                <w:color w:val="E36C0A" w:themeColor="accent6" w:themeShade="BF"/>
+              </w:rPr>
+              <w:t xml:space="preserve"> + id</w:t>
+            </w:r>
+            <w:r>
+              <w:rPr>
+                <w:color w:val="E36C0A" w:themeColor="accent6" w:themeShade="BF"/>
+              </w:rPr>
+              <w:t>长度</w:t>
+            </w:r>
+          </w:p>
+          <w:p>
+            <w:pPr>
+              <w:ind w:left="0"/>
+            </w:pPr>
+            <w:r>
+              <w:t xml:space="preserve">SINT64    numToSkip </w:t>
+            </w:r>
+          </w:p>
+          <w:p>
+            <w:pPr>
+              <w:ind w:left="0"/>
+            </w:pPr>
+            <w:r>
+              <w:t>SINT64    numToReturn</w:t>
+            </w:r>
+          </w:p>
+          <w:p>
+            <w:pPr>
+              <w:ind w:left="0"/>
+            </w:pPr>
+            <w:r>
+              <w:t xml:space="preserve">CHAR     name[1] </w:t>
+            </w:r>
+            <w:r>
+              <w:rPr>
+                <w:rFonts w:hint="eastAsia"/>
+              </w:rPr>
+              <w:t xml:space="preserve">      </w:t>
+            </w:r>
+            <w:r>
+              <w:rPr>
+                <w:rFonts w:hint="eastAsia"/>
+                <w:color w:val="E36C0A" w:themeColor="accent6" w:themeShade="BF"/>
+              </w:rPr>
+              <w:t>//</w:t>
+            </w:r>
+            <w:r>
+              <w:rPr>
+                <w:color w:val="E36C0A" w:themeColor="accent6" w:themeShade="BF"/>
+              </w:rPr>
+              <w:t xml:space="preserve"> </w:t>
+            </w:r>
+            <w:r>
+              <w:rPr>
+                <w:rFonts w:hint="eastAsia"/>
+                <w:color w:val="E36C0A" w:themeColor="accent6" w:themeShade="BF"/>
+              </w:rPr>
+              <w:t>cs</w:t>
+            </w:r>
+            <w:r>
+              <w:rPr>
+                <w:rFonts w:hint="eastAsia"/>
+                <w:color w:val="E36C0A" w:themeColor="accent6" w:themeShade="BF"/>
+              </w:rPr>
+              <w:t>name</w:t>
+            </w:r>
+            <w:r>
+              <w:rPr>
+                <w:rFonts w:hint="eastAsia"/>
+                <w:color w:val="E36C0A" w:themeColor="accent6" w:themeShade="BF"/>
+              </w:rPr>
+              <w:t xml:space="preserve"> </w:t>
+            </w:r>
+            <w:r>
+              <w:rPr>
+                <w:rFonts w:hint="eastAsia"/>
+                <w:color w:val="E36C0A" w:themeColor="accent6" w:themeShade="BF"/>
+              </w:rPr>
+              <w:t>+</w:t>
+            </w:r>
+            <w:r>
+              <w:rPr>
+                <w:rFonts w:hint="eastAsia"/>
+                <w:color w:val="E36C0A" w:themeColor="accent6" w:themeShade="BF"/>
+              </w:rPr>
+              <w:t xml:space="preserve"> </w:t>
+            </w:r>
+            <w:r>
+              <w:rPr>
+                <w:color w:val="E36C0A" w:themeColor="accent6" w:themeShade="BF"/>
+              </w:rPr>
+              <w:t>‘</w:t>
+            </w:r>
+            <w:r>
+              <w:rPr>
+                <w:rFonts w:hint="eastAsia"/>
+                <w:color w:val="E36C0A" w:themeColor="accent6" w:themeShade="BF"/>
+              </w:rPr>
+              <w:t>\0</w:t>
+            </w:r>
+            <w:r>
+              <w:rPr>
+                <w:color w:val="E36C0A" w:themeColor="accent6" w:themeShade="BF"/>
+              </w:rPr>
+              <w:t>’</w:t>
+            </w:r>
+            <w:r>
+              <w:rPr>
+                <w:rFonts w:hint="eastAsia"/>
+                <w:color w:val="E36C0A" w:themeColor="accent6" w:themeShade="BF"/>
+              </w:rPr>
+              <w:t xml:space="preserve"> </w:t>
+            </w:r>
+            <w:r>
+              <w:rPr>
+                <w:rFonts w:hint="eastAsia"/>
+                <w:color w:val="E36C0A" w:themeColor="accent6" w:themeShade="BF"/>
+              </w:rPr>
+              <w:t>+</w:t>
+            </w:r>
+            <w:r>
+              <w:rPr>
+                <w:rFonts w:hint="eastAsia"/>
+                <w:color w:val="E36C0A" w:themeColor="accent6" w:themeShade="BF"/>
+              </w:rPr>
+              <w:t xml:space="preserve"> cs</w:t>
             </w:r>
             <w:r>
               <w:rPr>
@@ -4483,49 +4887,6 @@
                 <w:rFonts w:hint="eastAsia"/>
                 <w:color w:val="E36C0A" w:themeColor="accent6" w:themeShade="BF"/>
               </w:rPr>
-              <w:t>的长度</w:t>
-            </w:r>
-          </w:p>
-          <w:p>
-            <w:pPr>
-              <w:ind w:left="0"/>
-            </w:pPr>
-            <w:r>
-              <w:t xml:space="preserve">SINT64    numToSkip </w:t>
-            </w:r>
-          </w:p>
-          <w:p>
-            <w:pPr>
-              <w:ind w:left="0"/>
-            </w:pPr>
-            <w:r>
-              <w:t>SINT64    numToReturn</w:t>
-            </w:r>
-          </w:p>
-          <w:p>
-            <w:pPr>
-              <w:ind w:left="0"/>
-            </w:pPr>
-            <w:r>
-              <w:t xml:space="preserve">CHAR     name[1] </w:t>
-            </w:r>
-            <w:r>
-              <w:rPr>
-                <w:rFonts w:hint="eastAsia"/>
-              </w:rPr>
-              <w:t xml:space="preserve">      </w:t>
-            </w:r>
-            <w:r>
-              <w:rPr>
-                <w:rFonts w:hint="eastAsia"/>
-                <w:color w:val="E36C0A" w:themeColor="accent6" w:themeShade="BF"/>
-              </w:rPr>
-              <w:t>//</w:t>
-            </w:r>
-            <w:r>
-              <w:rPr>
-                <w:color w:val="E36C0A" w:themeColor="accent6" w:themeShade="BF"/>
-              </w:rPr>
               <w:t xml:space="preserve"> </w:t>
             </w:r>
             <w:r>
@@ -4533,7 +4894,14 @@
                 <w:rFonts w:hint="eastAsia"/>
                 <w:color w:val="E36C0A" w:themeColor="accent6" w:themeShade="BF"/>
               </w:rPr>
-              <w:t>cs</w:t>
+              <w:t>或者</w:t>
+            </w:r>
+            <w:r>
+              <w:rPr>
+                <w:rFonts w:hint="eastAsia"/>
+                <w:color w:val="E36C0A" w:themeColor="accent6" w:themeShade="BF"/>
+              </w:rPr>
+              <w:t xml:space="preserve"> cs</w:t>
             </w:r>
             <w:r>
               <w:rPr>
@@ -4547,10 +4915,50 @@
                 <w:rFonts w:hint="eastAsia"/>
                 <w:color w:val="E36C0A" w:themeColor="accent6" w:themeShade="BF"/>
               </w:rPr>
+              <w:t xml:space="preserve">.clname </w:t>
+            </w:r>
+            <w:r>
+              <w:rPr>
+                <w:rFonts w:hint="eastAsia"/>
+                <w:color w:val="E36C0A" w:themeColor="accent6" w:themeShade="BF"/>
+              </w:rPr>
+              <w:t>+</w:t>
+            </w:r>
+            <w:r>
+              <w:rPr>
+                <w:rFonts w:hint="eastAsia"/>
+                <w:color w:val="E36C0A" w:themeColor="accent6" w:themeShade="BF"/>
+              </w:rPr>
               <w:t xml:space="preserve"> </w:t>
             </w:r>
             <w:r>
               <w:rPr>
+                <w:color w:val="E36C0A" w:themeColor="accent6" w:themeShade="BF"/>
+              </w:rPr>
+              <w:t>’</w:t>
+            </w:r>
+            <w:r>
+              <w:rPr>
+                <w:rFonts w:hint="eastAsia"/>
+                <w:color w:val="E36C0A" w:themeColor="accent6" w:themeShade="BF"/>
+              </w:rPr>
+              <w:t>\0</w:t>
+            </w:r>
+            <w:r>
+              <w:rPr>
+                <w:color w:val="E36C0A" w:themeColor="accent6" w:themeShade="BF"/>
+              </w:rPr>
+              <w:t>’</w:t>
+            </w:r>
+            <w:r>
+              <w:rPr>
+                <w:rFonts w:hint="eastAsia"/>
+                <w:color w:val="E36C0A" w:themeColor="accent6" w:themeShade="BF"/>
+              </w:rPr>
+              <w:t xml:space="preserve"> </w:t>
+            </w:r>
+            <w:r>
+              <w:rPr>
                 <w:rFonts w:hint="eastAsia"/>
                 <w:color w:val="E36C0A" w:themeColor="accent6" w:themeShade="BF"/>
               </w:rPr>
@@ -4567,148 +4975,20 @@
               <w:rPr>
                 <w:color w:val="E36C0A" w:themeColor="accent6" w:themeShade="BF"/>
               </w:rPr>
-              <w:t>‘</w:t>
-            </w:r>
-            <w:r>
-              <w:rPr>
-                <w:rFonts w:hint="eastAsia"/>
-                <w:color w:val="E36C0A" w:themeColor="accent6" w:themeShade="BF"/>
-              </w:rPr>
-              <w:t>\0</w:t>
-            </w:r>
-            <w:r>
-              <w:rPr>
-                <w:color w:val="E36C0A" w:themeColor="accent6" w:themeShade="BF"/>
-              </w:rPr>
-              <w:t>’</w:t>
-            </w:r>
-            <w:r>
-              <w:rPr>
-                <w:rFonts w:hint="eastAsia"/>
-                <w:color w:val="E36C0A" w:themeColor="accent6" w:themeShade="BF"/>
-              </w:rPr>
-              <w:t xml:space="preserve"> </w:t>
-            </w:r>
-            <w:r>
-              <w:rPr>
-                <w:rFonts w:hint="eastAsia"/>
-                <w:color w:val="E36C0A" w:themeColor="accent6" w:themeShade="BF"/>
-              </w:rPr>
-              <w:t>+</w:t>
-            </w:r>
-            <w:r>
-              <w:rPr>
-                <w:rFonts w:hint="eastAsia"/>
-                <w:color w:val="E36C0A" w:themeColor="accent6" w:themeShade="BF"/>
-              </w:rPr>
-              <w:t xml:space="preserve"> cs</w:t>
-            </w:r>
-            <w:r>
-              <w:rPr>
-                <w:rFonts w:hint="eastAsia"/>
-                <w:color w:val="E36C0A" w:themeColor="accent6" w:themeShade="BF"/>
-              </w:rPr>
-              <w:t>id</w:t>
-            </w:r>
-            <w:r>
-              <w:rPr>
-                <w:rFonts w:hint="eastAsia"/>
-                <w:color w:val="E36C0A" w:themeColor="accent6" w:themeShade="BF"/>
-              </w:rPr>
-              <w:t xml:space="preserve"> </w:t>
-            </w:r>
-            <w:r>
-              <w:rPr>
-                <w:rFonts w:hint="eastAsia"/>
-                <w:color w:val="E36C0A" w:themeColor="accent6" w:themeShade="BF"/>
-              </w:rPr>
-              <w:t>或者</w:t>
-            </w:r>
-            <w:r>
-              <w:rPr>
-                <w:rFonts w:hint="eastAsia"/>
-                <w:color w:val="E36C0A" w:themeColor="accent6" w:themeShade="BF"/>
-              </w:rPr>
-              <w:t xml:space="preserve"> cs</w:t>
-            </w:r>
-            <w:r>
-              <w:rPr>
-                <w:rFonts w:hint="eastAsia"/>
-                <w:color w:val="E36C0A" w:themeColor="accent6" w:themeShade="BF"/>
-              </w:rPr>
-              <w:t>name</w:t>
-            </w:r>
-            <w:r>
-              <w:rPr>
-                <w:rFonts w:hint="eastAsia"/>
-                <w:color w:val="E36C0A" w:themeColor="accent6" w:themeShade="BF"/>
-              </w:rPr>
-              <w:t xml:space="preserve">.clname </w:t>
-            </w:r>
-            <w:r>
-              <w:rPr>
-                <w:rFonts w:hint="eastAsia"/>
-                <w:color w:val="E36C0A" w:themeColor="accent6" w:themeShade="BF"/>
-              </w:rPr>
-              <w:t>+</w:t>
-            </w:r>
-            <w:r>
-              <w:rPr>
-                <w:rFonts w:hint="eastAsia"/>
-                <w:color w:val="E36C0A" w:themeColor="accent6" w:themeShade="BF"/>
-              </w:rPr>
-              <w:t xml:space="preserve"> </w:t>
-            </w:r>
-            <w:r>
-              <w:rPr>
-                <w:color w:val="E36C0A" w:themeColor="accent6" w:themeShade="BF"/>
-              </w:rPr>
-              <w:t>’</w:t>
-            </w:r>
-            <w:r>
-              <w:rPr>
-                <w:rFonts w:hint="eastAsia"/>
-                <w:color w:val="E36C0A" w:themeColor="accent6" w:themeShade="BF"/>
-              </w:rPr>
-              <w:t>\0</w:t>
-            </w:r>
-            <w:r>
-              <w:rPr>
-                <w:color w:val="E36C0A" w:themeColor="accent6" w:themeShade="BF"/>
-              </w:rPr>
-              <w:t>’</w:t>
-            </w:r>
-            <w:r>
-              <w:rPr>
-                <w:rFonts w:hint="eastAsia"/>
-                <w:color w:val="E36C0A" w:themeColor="accent6" w:themeShade="BF"/>
-              </w:rPr>
-              <w:t xml:space="preserve"> </w:t>
-            </w:r>
-            <w:r>
-              <w:rPr>
-                <w:rFonts w:hint="eastAsia"/>
-                <w:color w:val="E36C0A" w:themeColor="accent6" w:themeShade="BF"/>
-              </w:rPr>
-              <w:t>+</w:t>
-            </w:r>
-            <w:r>
-              <w:rPr>
-                <w:rFonts w:hint="eastAsia"/>
-                <w:color w:val="E36C0A" w:themeColor="accent6" w:themeShade="BF"/>
-              </w:rPr>
-              <w:t xml:space="preserve"> clid</w:t>
+              <w:t xml:space="preserve">csid + </w:t>
+            </w:r>
+            <w:r>
+              <w:rPr>
+                <w:rFonts w:hint="eastAsia"/>
+                <w:color w:val="E36C0A" w:themeColor="accent6" w:themeShade="BF"/>
+              </w:rPr>
+              <w:t>clid</w:t>
             </w:r>
           </w:p>
         </w:tc>
       </w:tr>
     </w:tbl>
     <w:p>
-      <w:pPr>
-        <w:rPr>
-          <w:rFonts w:hint="eastAsia"/>
-        </w:rPr>
-      </w:pPr>
       <w:r>
         <w:rPr>
           <w:rFonts w:hint="eastAsia"/>
@@ -4981,13 +5261,7 @@
         <w:rPr>
           <w:rFonts w:hint="eastAsia"/>
         </w:rPr>
-        <w:t>因此</w:t>
-      </w:r>
-      <w:r>
-        <w:rPr>
-          <w:rFonts w:hint="eastAsia"/>
-        </w:rPr>
-        <w:t>必须先升级</w:t>
+        <w:t>因此必须先升级</w:t>
       </w:r>
       <w:r>
         <w:rPr>
@@ -5066,9 +5340,6 @@
     <w:p>
       <w:pPr>
         <w:ind w:left="0" w:firstLine="420"/>
-        <w:rPr>
-          <w:rFonts w:hint="eastAsia"/>
-        </w:rPr>
       </w:pPr>
       <w:r>
         <w:rPr>
@@ -5487,9 +5758,6 @@
     <w:p>
       <w:pPr>
         <w:ind w:left="0"/>
-        <w:rPr>
-          <w:rFonts w:hint="eastAsia"/>
-        </w:rPr>
       </w:pPr>
       <w:r>
         <w:rPr>
@@ -5549,9 +5817,6 @@
           <w:p>
             <w:pPr>
               <w:ind w:left="0"/>
-              <w:rPr>
-                <w:rFonts w:hint="eastAsia"/>
-              </w:rPr>
             </w:pPr>
             <w:r>
               <w:rPr>
@@ -5578,9 +5843,6 @@
           <w:p>
             <w:pPr>
               <w:ind w:left="0"/>
-              <w:rPr>
-                <w:rFonts w:hint="eastAsia"/>
-              </w:rPr>
             </w:pPr>
             <w:r>
               <w:rPr>
@@ -5608,9 +5870,6 @@
           <w:p>
             <w:pPr>
               <w:ind w:left="0"/>
-              <w:rPr>
-                <w:rFonts w:hint="eastAsia"/>
-              </w:rPr>
             </w:pPr>
             <w:r>
               <w:t>DPS_LOG_PUBLIC_FULLNAME</w:t>
@@ -5624,9 +5883,6 @@
           <w:p>
             <w:pPr>
               <w:ind w:left="0"/>
-              <w:rPr>
-                <w:rFonts w:hint="eastAsia"/>
-              </w:rPr>
             </w:pPr>
             <w:r>
               <w:t>DPS_LOG_PUBLIC_</w:t>
@@ -5648,9 +5904,6 @@
           <w:p>
             <w:pPr>
               <w:ind w:left="0"/>
-              <w:rPr>
-                <w:rFonts w:hint="eastAsia"/>
-              </w:rPr>
             </w:pPr>
             <w:r>
               <w:t>DPS_LOG_CSCRT_CSNAME</w:t>
@@ -5664,9 +5917,6 @@
           <w:p>
             <w:pPr>
               <w:ind w:left="0"/>
-              <w:rPr>
-                <w:rFonts w:hint="eastAsia"/>
-              </w:rPr>
             </w:pPr>
             <w:r>
               <w:t>DPS_LOG_CSCRT_CS</w:t>
@@ -5688,9 +5938,6 @@
           <w:p>
             <w:pPr>
               <w:ind w:left="0"/>
-              <w:rPr>
-                <w:rFonts w:hint="eastAsia"/>
-              </w:rPr>
             </w:pPr>
             <w:r>
               <w:t>DPS_LOG_CSDEL_CSNAME</w:t>
@@ -5752,15 +5999,23 @@
               <w:ind w:left="0"/>
             </w:pPr>
             <w:r>
-              <w:t>DPS_LOG_CLRENAME_CSNAME</w:t>
-            </w:r>
-          </w:p>
-          <w:p>
-            <w:pPr>
-              <w:ind w:left="0"/>
-              <w:rPr>
-                <w:rFonts w:hint="eastAsia"/>
-              </w:rPr>
+              <w:t>DPS_LOG_CLRENAME_</w:t>
+            </w:r>
+            <w:commentRangeStart w:id="0"/>
+            <w:r>
+              <w:t>CSNAME</w:t>
+            </w:r>
+            <w:commentRangeEnd w:id="0"/>
+            <w:r>
+              <w:rPr>
+                <w:rStyle w:val="af0"/>
+              </w:rPr>
+              <w:commentReference w:id="0"/>
+            </w:r>
+          </w:p>
+          <w:p>
+            <w:pPr>
+              <w:ind w:left="0"/>
             </w:pPr>
             <w:r>
               <w:t>DPS_LOG_CLRENAME_CLOLDNAME</w:t>
@@ -5891,35 +6146,24 @@
     <w:p>
       <w:pPr>
         <w:ind w:left="0" w:firstLine="420"/>
-        <w:rPr>
-          <w:rFonts w:hint="eastAsia"/>
-        </w:rPr>
       </w:pPr>
     </w:p>
     <w:p>
       <w:pPr>
         <w:ind w:left="0" w:firstLine="357"/>
-        <w:rPr>
-          <w:rFonts w:hint="eastAsia"/>
-        </w:rPr>
-      </w:pPr>
-      <w:r>
-        <w:rPr>
-          <w:rFonts w:hint="eastAsia"/>
-        </w:rPr>
+      </w:pPr>
+      <w:r>
+        <w:rPr>
+          <w:rFonts w:hint="eastAsia"/>
+        </w:rPr>
+        <w:lastRenderedPageBreak/>
         <w:t>消息流程</w:t>
       </w:r>
       <w:r>
         <w:t>：</w:t>
       </w:r>
       <w:r>
-        <w:t xml:space="preserve">pmd -&gt; cls -&gt; </w:t>
-      </w:r>
-      <w:r>
-        <w:t xml:space="preserve">dps -&gt; </w:t>
-      </w:r>
-      <w:r>
-        <w:t xml:space="preserve">rtn -&gt; dms </w:t>
+        <w:t xml:space="preserve">pmd -&gt; cls -&gt; dps -&gt; rtn -&gt; dms </w:t>
       </w:r>
     </w:p>
     <w:p>
@@ -5998,7 +6242,6 @@
         <w:ind w:left="0" w:firstLine="357"/>
       </w:pPr>
       <w:r>
-        <w:lastRenderedPageBreak/>
         <w:t>rtn</w:t>
       </w:r>
       <w:r>
@@ -6014,9 +6257,6 @@
     <w:p>
       <w:pPr>
         <w:ind w:left="0" w:firstLine="357"/>
-        <w:rPr>
-          <w:rFonts w:hint="eastAsia"/>
-        </w:rPr>
       </w:pPr>
       <w:r>
         <w:rPr>
@@ -6097,11 +6337,6 @@
       </w:r>
     </w:p>
     <w:p>
-      <w:pPr>
-        <w:rPr>
-          <w:rFonts w:hint="eastAsia"/>
-        </w:rPr>
-      </w:pPr>
       <w:r>
         <w:rPr>
           <w:rFonts w:hint="eastAsia"/>
@@ -6150,6 +6385,8 @@
           <w:numId w:val="40"/>
         </w:numPr>
       </w:pPr>
+      <w:bookmarkStart w:id="1" w:name="_GoBack"/>
+      <w:bookmarkEnd w:id="1"/>
       <w:r>
         <w:rPr>
           <w:rFonts w:hint="eastAsia"/>
@@ -6180,7 +6417,7 @@
                     </pic:cNvPicPr>
                   </pic:nvPicPr>
                   <pic:blipFill>
-                    <a:blip r:embed="rId8">
+                    <a:blip r:embed="rId10">
                       <a:extLst>
                         <a:ext uri="{28A0092B-C50C-407E-A947-70E740481C1C}">
                           <a14:useLocalDpi xmlns:a14="http://schemas.microsoft.com/office/drawing/2010/main" val="0"/>
@@ -6212,13 +6449,7 @@
         </w:drawing>
       </w:r>
     </w:p>
-    <w:p>
-      <w:pPr>
-        <w:rPr>
-          <w:rFonts w:hint="eastAsia"/>
-        </w:rPr>
-      </w:pPr>
-    </w:p>
+    <w:p/>
     <w:tbl>
       <w:tblPr>
         <w:tblStyle w:val="a9"/>
@@ -6520,7 +6751,7 @@
                     <pic:cNvPicPr/>
                   </pic:nvPicPr>
                   <pic:blipFill>
-                    <a:blip r:embed="rId9"/>
+                    <a:blip r:embed="rId11"/>
                     <a:stretch>
                       <a:fillRect/>
                     </a:stretch>
@@ -6992,28 +7223,109 @@
                 <w:rFonts w:hint="eastAsia"/>
                 <w:color w:val="E36C0A" w:themeColor="accent6" w:themeShade="BF"/>
               </w:rPr>
-              <w:t>在</w:t>
-            </w:r>
-            <w:r>
-              <w:rPr>
-                <w:rFonts w:hint="eastAsia"/>
-                <w:color w:val="E36C0A" w:themeColor="accent6" w:themeShade="BF"/>
-              </w:rPr>
-              <w:t>name</w:t>
-            </w:r>
-            <w:r>
-              <w:rPr>
-                <w:rFonts w:hint="eastAsia"/>
-                <w:color w:val="E36C0A" w:themeColor="accent6" w:themeShade="BF"/>
-              </w:rPr>
-              <w:t>字段后半部分放</w:t>
-            </w:r>
-            <w:r>
-              <w:rPr>
-                <w:rFonts w:hint="eastAsia"/>
-                <w:color w:val="E36C0A" w:themeColor="accent6" w:themeShade="BF"/>
-              </w:rPr>
-              <w:t>cd id</w:t>
+              <w:t>BSON</w:t>
+            </w:r>
+            <w:r>
+              <w:rPr>
+                <w:rFonts w:hint="eastAsia"/>
+                <w:color w:val="E36C0A" w:themeColor="accent6" w:themeShade="BF"/>
+              </w:rPr>
+              <w:t>结构去掉</w:t>
+            </w:r>
+            <w:r>
+              <w:rPr>
+                <w:color w:val="E36C0A" w:themeColor="accent6" w:themeShade="BF"/>
+              </w:rPr>
+              <w:t>Name</w:t>
+            </w:r>
+            <w:r>
+              <w:rPr>
+                <w:color w:val="E36C0A" w:themeColor="accent6" w:themeShade="BF"/>
+              </w:rPr>
+              <w:t>字段，新增</w:t>
+            </w:r>
+            <w:r>
+              <w:rPr>
+                <w:color w:val="E36C0A" w:themeColor="accent6" w:themeShade="BF"/>
+              </w:rPr>
+              <w:t>ID</w:t>
+            </w:r>
+            <w:r>
+              <w:rPr>
+                <w:color w:val="E36C0A" w:themeColor="accent6" w:themeShade="BF"/>
+              </w:rPr>
+              <w:t>字段</w:t>
+            </w:r>
+            <w:r>
+              <w:rPr>
+                <w:color w:val="E36C0A" w:themeColor="accent6" w:themeShade="BF"/>
+              </w:rPr>
+              <w:br/>
+            </w:r>
+            <w:r>
+              <w:rPr>
+                <w:rFonts w:hint="eastAsia"/>
+                <w:color w:val="E36C0A" w:themeColor="accent6" w:themeShade="BF"/>
+              </w:rPr>
+              <w:t>{</w:t>
+            </w:r>
+            <w:r>
+              <w:rPr>
+                <w:color w:val="E36C0A" w:themeColor="accent6" w:themeShade="BF"/>
+              </w:rPr>
+              <w:t xml:space="preserve"> </w:t>
+            </w:r>
+            <w:r>
+              <w:rPr>
+                <w:color w:val="E36C0A" w:themeColor="accent6" w:themeShade="BF"/>
+              </w:rPr>
+              <w:t>Name</w:t>
+            </w:r>
+            <w:r>
+              <w:rPr>
+                <w:rFonts w:hint="eastAsia"/>
+                <w:color w:val="E36C0A" w:themeColor="accent6" w:themeShade="BF"/>
+              </w:rPr>
+              <w:t xml:space="preserve">: </w:t>
+            </w:r>
+            <w:r>
+              <w:rPr>
+                <w:color w:val="E36C0A" w:themeColor="accent6" w:themeShade="BF"/>
+              </w:rPr>
+              <w:t>“foo”</w:t>
+            </w:r>
+            <w:r>
+              <w:rPr>
+                <w:color w:val="E36C0A" w:themeColor="accent6" w:themeShade="BF"/>
+              </w:rPr>
+              <w:t xml:space="preserve"> </w:t>
+            </w:r>
+            <w:r>
+              <w:rPr>
+                <w:rFonts w:hint="eastAsia"/>
+                <w:color w:val="E36C0A" w:themeColor="accent6" w:themeShade="BF"/>
+              </w:rPr>
+              <w:t>}</w:t>
+            </w:r>
+            <w:r>
+              <w:rPr>
+                <w:rFonts w:hint="eastAsia"/>
+                <w:color w:val="E36C0A" w:themeColor="accent6" w:themeShade="BF"/>
+              </w:rPr>
+              <w:t xml:space="preserve"> </w:t>
+            </w:r>
+            <w:r>
+              <w:rPr>
+                <w:color w:val="E36C0A" w:themeColor="accent6" w:themeShade="BF"/>
+              </w:rPr>
+              <w:t xml:space="preserve">-&gt; </w:t>
+            </w:r>
+            <w:r>
+              <w:rPr>
+                <w:rFonts w:hint="eastAsia"/>
+                <w:color w:val="E36C0A" w:themeColor="accent6" w:themeShade="BF"/>
+              </w:rPr>
+              <w:t>{ CSID: 12345 }</w:t>
             </w:r>
           </w:p>
         </w:tc>
@@ -7412,7 +7724,7 @@
                     </pic:cNvPicPr>
                   </pic:nvPicPr>
                   <pic:blipFill>
-                    <a:blip r:embed="rId10"/>
+                    <a:blip r:embed="rId12"/>
                     <a:srcRect/>
                     <a:stretch>
                       <a:fillRect/>
@@ -7484,7 +7796,7 @@
                     </pic:cNvPicPr>
                   </pic:nvPicPr>
                   <pic:blipFill>
-                    <a:blip r:embed="rId11"/>
+                    <a:blip r:embed="rId13"/>
                     <a:srcRect/>
                     <a:stretch>
                       <a:fillRect/>
@@ -7881,35 +8193,103 @@
                 <w:rFonts w:hint="eastAsia"/>
                 <w:color w:val="E36C0A" w:themeColor="accent6" w:themeShade="BF"/>
               </w:rPr>
-              <w:t>在</w:t>
-            </w:r>
-            <w:r>
-              <w:rPr>
-                <w:rFonts w:hint="eastAsia"/>
-                <w:color w:val="E36C0A" w:themeColor="accent6" w:themeShade="BF"/>
-              </w:rPr>
-              <w:t>name</w:t>
-            </w:r>
-            <w:r>
-              <w:rPr>
-                <w:rFonts w:hint="eastAsia"/>
-                <w:color w:val="E36C0A" w:themeColor="accent6" w:themeShade="BF"/>
-              </w:rPr>
-              <w:t>字段后半部分放</w:t>
-            </w:r>
-            <w:r>
-              <w:rPr>
-                <w:rFonts w:hint="eastAsia"/>
-                <w:color w:val="E36C0A" w:themeColor="accent6" w:themeShade="BF"/>
-              </w:rPr>
-              <w:t>cs</w:t>
-            </w:r>
-            <w:r>
-              <w:rPr>
-                <w:rFonts w:hint="eastAsia"/>
-                <w:color w:val="E36C0A" w:themeColor="accent6" w:themeShade="BF"/>
-              </w:rPr>
-              <w:t xml:space="preserve"> id</w:t>
+              <w:t>BSON</w:t>
+            </w:r>
+            <w:r>
+              <w:rPr>
+                <w:rFonts w:hint="eastAsia"/>
+                <w:color w:val="E36C0A" w:themeColor="accent6" w:themeShade="BF"/>
+              </w:rPr>
+              <w:t>结构去掉</w:t>
+            </w:r>
+            <w:r>
+              <w:rPr>
+                <w:color w:val="E36C0A" w:themeColor="accent6" w:themeShade="BF"/>
+              </w:rPr>
+              <w:t>Name</w:t>
+            </w:r>
+            <w:r>
+              <w:rPr>
+                <w:color w:val="E36C0A" w:themeColor="accent6" w:themeShade="BF"/>
+              </w:rPr>
+              <w:t>字段，新增</w:t>
+            </w:r>
+            <w:r>
+              <w:rPr>
+                <w:color w:val="E36C0A" w:themeColor="accent6" w:themeShade="BF"/>
+              </w:rPr>
+              <w:t>ID</w:t>
+            </w:r>
+            <w:r>
+              <w:rPr>
+                <w:color w:val="E36C0A" w:themeColor="accent6" w:themeShade="BF"/>
+              </w:rPr>
+              <w:t>字段</w:t>
+            </w:r>
+            <w:r>
+              <w:rPr>
+                <w:color w:val="E36C0A" w:themeColor="accent6" w:themeShade="BF"/>
+              </w:rPr>
+              <w:br/>
+            </w:r>
+            <w:r>
+              <w:rPr>
+                <w:rFonts w:hint="eastAsia"/>
+                <w:color w:val="E36C0A" w:themeColor="accent6" w:themeShade="BF"/>
+              </w:rPr>
+              <w:t>{</w:t>
+            </w:r>
+            <w:r>
+              <w:rPr>
+                <w:color w:val="E36C0A" w:themeColor="accent6" w:themeShade="BF"/>
+              </w:rPr>
+              <w:t xml:space="preserve"> Name</w:t>
+            </w:r>
+            <w:r>
+              <w:rPr>
+                <w:rFonts w:hint="eastAsia"/>
+                <w:color w:val="E36C0A" w:themeColor="accent6" w:themeShade="BF"/>
+              </w:rPr>
+              <w:t xml:space="preserve">: </w:t>
+            </w:r>
+            <w:r>
+              <w:rPr>
+                <w:color w:val="E36C0A" w:themeColor="accent6" w:themeShade="BF"/>
+              </w:rPr>
+              <w:t xml:space="preserve">“foo” </w:t>
+            </w:r>
+            <w:r>
+              <w:rPr>
+                <w:rFonts w:hint="eastAsia"/>
+                <w:color w:val="E36C0A" w:themeColor="accent6" w:themeShade="BF"/>
+              </w:rPr>
+              <w:t xml:space="preserve">} </w:t>
+            </w:r>
+            <w:r>
+              <w:rPr>
+                <w:color w:val="E36C0A" w:themeColor="accent6" w:themeShade="BF"/>
+              </w:rPr>
+              <w:t xml:space="preserve">-&gt; </w:t>
+            </w:r>
+            <w:r>
+              <w:rPr>
+                <w:rFonts w:hint="eastAsia"/>
+                <w:color w:val="E36C0A" w:themeColor="accent6" w:themeShade="BF"/>
+              </w:rPr>
+              <w:t>{ CSID: 12345</w:t>
+            </w:r>
+            <w:r>
+              <w:rPr>
+                <w:color w:val="E36C0A" w:themeColor="accent6" w:themeShade="BF"/>
+              </w:rPr>
+              <w:t xml:space="preserve"> </w:t>
+            </w:r>
+            <w:r>
+              <w:rPr>
+                <w:rFonts w:hint="eastAsia"/>
+                <w:color w:val="E36C0A" w:themeColor="accent6" w:themeShade="BF"/>
+              </w:rPr>
+              <w:t>}</w:t>
             </w:r>
           </w:p>
         </w:tc>
@@ -7940,7 +8320,6 @@
               <w:rPr>
                 <w:rFonts w:hint="eastAsia"/>
               </w:rPr>
-              <w:lastRenderedPageBreak/>
               <w:t>消息名称</w:t>
             </w:r>
           </w:p>
@@ -8125,7 +8504,7 @@
                     </pic:cNvPicPr>
                   </pic:nvPicPr>
                   <pic:blipFill>
-                    <a:blip r:embed="rId12"/>
+                    <a:blip r:embed="rId14"/>
                     <a:srcRect/>
                     <a:stretch>
                       <a:fillRect/>
@@ -8565,28 +8944,90 @@
                 <w:rFonts w:hint="eastAsia"/>
                 <w:color w:val="E36C0A" w:themeColor="accent6" w:themeShade="BF"/>
               </w:rPr>
-              <w:t>在</w:t>
-            </w:r>
-            <w:r>
-              <w:rPr>
-                <w:rFonts w:hint="eastAsia"/>
-                <w:color w:val="E36C0A" w:themeColor="accent6" w:themeShade="BF"/>
-              </w:rPr>
-              <w:t>name</w:t>
-            </w:r>
-            <w:r>
-              <w:rPr>
-                <w:rFonts w:hint="eastAsia"/>
-                <w:color w:val="E36C0A" w:themeColor="accent6" w:themeShade="BF"/>
-              </w:rPr>
-              <w:t>字段后半部分放</w:t>
-            </w:r>
-            <w:r>
-              <w:rPr>
-                <w:rFonts w:hint="eastAsia"/>
-                <w:color w:val="E36C0A" w:themeColor="accent6" w:themeShade="BF"/>
-              </w:rPr>
-              <w:t>cd id</w:t>
+              <w:t>BSON</w:t>
+            </w:r>
+            <w:r>
+              <w:rPr>
+                <w:rFonts w:hint="eastAsia"/>
+                <w:color w:val="E36C0A" w:themeColor="accent6" w:themeShade="BF"/>
+              </w:rPr>
+              <w:t>结构去掉</w:t>
+            </w:r>
+            <w:r>
+              <w:rPr>
+                <w:color w:val="E36C0A" w:themeColor="accent6" w:themeShade="BF"/>
+              </w:rPr>
+              <w:t>Name</w:t>
+            </w:r>
+            <w:r>
+              <w:rPr>
+                <w:color w:val="E36C0A" w:themeColor="accent6" w:themeShade="BF"/>
+              </w:rPr>
+              <w:t>字段，新增</w:t>
+            </w:r>
+            <w:r>
+              <w:rPr>
+                <w:color w:val="E36C0A" w:themeColor="accent6" w:themeShade="BF"/>
+              </w:rPr>
+              <w:t>ID</w:t>
+            </w:r>
+            <w:r>
+              <w:rPr>
+                <w:color w:val="E36C0A" w:themeColor="accent6" w:themeShade="BF"/>
+              </w:rPr>
+              <w:t>字段</w:t>
+            </w:r>
+            <w:r>
+              <w:rPr>
+                <w:color w:val="E36C0A" w:themeColor="accent6" w:themeShade="BF"/>
+              </w:rPr>
+              <w:br/>
+            </w:r>
+            <w:r>
+              <w:rPr>
+                <w:rFonts w:hint="eastAsia"/>
+                <w:color w:val="E36C0A" w:themeColor="accent6" w:themeShade="BF"/>
+              </w:rPr>
+              <w:t>{</w:t>
+            </w:r>
+            <w:r>
+              <w:rPr>
+                <w:color w:val="E36C0A" w:themeColor="accent6" w:themeShade="BF"/>
+              </w:rPr>
+              <w:t xml:space="preserve"> Name</w:t>
+            </w:r>
+            <w:r>
+              <w:rPr>
+                <w:rFonts w:hint="eastAsia"/>
+                <w:color w:val="E36C0A" w:themeColor="accent6" w:themeShade="BF"/>
+              </w:rPr>
+              <w:t xml:space="preserve">: </w:t>
+            </w:r>
+            <w:r>
+              <w:rPr>
+                <w:color w:val="E36C0A" w:themeColor="accent6" w:themeShade="BF"/>
+              </w:rPr>
+              <w:t xml:space="preserve">“foo.bar” </w:t>
+            </w:r>
+            <w:r>
+              <w:rPr>
+                <w:rFonts w:hint="eastAsia"/>
+                <w:color w:val="E36C0A" w:themeColor="accent6" w:themeShade="BF"/>
+              </w:rPr>
+              <w:t xml:space="preserve">} </w:t>
+            </w:r>
+            <w:r>
+              <w:rPr>
+                <w:color w:val="E36C0A" w:themeColor="accent6" w:themeShade="BF"/>
+              </w:rPr>
+              <w:t xml:space="preserve">-&gt; </w:t>
+            </w:r>
+            <w:r>
+              <w:rPr>
+                <w:rFonts w:hint="eastAsia"/>
+                <w:color w:val="E36C0A" w:themeColor="accent6" w:themeShade="BF"/>
+              </w:rPr>
+              <w:t>{ CSID: 12345, CLID: 789 }</w:t>
             </w:r>
           </w:p>
         </w:tc>
@@ -8708,11 +9149,6 @@
       </w:tr>
     </w:tbl>
     <w:p>
-      <w:pPr>
-        <w:rPr>
-          <w:rFonts w:hint="eastAsia"/>
-        </w:rPr>
-      </w:pPr>
       <w:r>
         <w:rPr>
           <w:rFonts w:hint="eastAsia"/>
@@ -8764,8 +9200,6 @@
         </w:rPr>
         <w:t>。</w:t>
       </w:r>
-      <w:bookmarkStart w:id="0" w:name="_GoBack"/>
-      <w:bookmarkEnd w:id="0"/>
     </w:p>
     <w:p>
       <w:pPr>
@@ -8805,7 +9239,7 @@
                     </pic:cNvPicPr>
                   </pic:nvPicPr>
                   <pic:blipFill>
-                    <a:blip r:embed="rId13"/>
+                    <a:blip r:embed="rId15"/>
                     <a:srcRect/>
                     <a:stretch>
                       <a:fillRect/>
@@ -8839,6 +9273,7 @@
         <w:rPr>
           <w:rFonts w:hint="eastAsia"/>
         </w:rPr>
+        <w:lastRenderedPageBreak/>
         <w:t xml:space="preserve">rtnContextDelCL::open </w:t>
       </w:r>
       <w:r>
@@ -8853,7 +9288,6 @@
         <w:rPr>
           <w:rFonts w:hint="eastAsia"/>
         </w:rPr>
-        <w:lastRenderedPageBreak/>
         <w:t xml:space="preserve">rtnContextDelCL::getMore </w:t>
       </w:r>
       <w:r>
@@ -9237,28 +9671,90 @@
                 <w:rFonts w:hint="eastAsia"/>
                 <w:color w:val="E36C0A" w:themeColor="accent6" w:themeShade="BF"/>
               </w:rPr>
-              <w:t>在</w:t>
-            </w:r>
-            <w:r>
-              <w:rPr>
-                <w:rFonts w:hint="eastAsia"/>
-                <w:color w:val="E36C0A" w:themeColor="accent6" w:themeShade="BF"/>
-              </w:rPr>
-              <w:t>name</w:t>
-            </w:r>
-            <w:r>
-              <w:rPr>
-                <w:rFonts w:hint="eastAsia"/>
-                <w:color w:val="E36C0A" w:themeColor="accent6" w:themeShade="BF"/>
-              </w:rPr>
-              <w:t>字段后半部分放</w:t>
-            </w:r>
-            <w:r>
-              <w:rPr>
-                <w:rFonts w:hint="eastAsia"/>
-                <w:color w:val="E36C0A" w:themeColor="accent6" w:themeShade="BF"/>
-              </w:rPr>
-              <w:t>cd id</w:t>
+              <w:t>BSON</w:t>
+            </w:r>
+            <w:r>
+              <w:rPr>
+                <w:rFonts w:hint="eastAsia"/>
+                <w:color w:val="E36C0A" w:themeColor="accent6" w:themeShade="BF"/>
+              </w:rPr>
+              <w:t>结构去掉</w:t>
+            </w:r>
+            <w:r>
+              <w:rPr>
+                <w:color w:val="E36C0A" w:themeColor="accent6" w:themeShade="BF"/>
+              </w:rPr>
+              <w:t>Name</w:t>
+            </w:r>
+            <w:r>
+              <w:rPr>
+                <w:color w:val="E36C0A" w:themeColor="accent6" w:themeShade="BF"/>
+              </w:rPr>
+              <w:t>字段，新增</w:t>
+            </w:r>
+            <w:r>
+              <w:rPr>
+                <w:color w:val="E36C0A" w:themeColor="accent6" w:themeShade="BF"/>
+              </w:rPr>
+              <w:t>ID</w:t>
+            </w:r>
+            <w:r>
+              <w:rPr>
+                <w:color w:val="E36C0A" w:themeColor="accent6" w:themeShade="BF"/>
+              </w:rPr>
+              <w:t>字段</w:t>
+            </w:r>
+            <w:r>
+              <w:rPr>
+                <w:color w:val="E36C0A" w:themeColor="accent6" w:themeShade="BF"/>
+              </w:rPr>
+              <w:br/>
+            </w:r>
+            <w:r>
+              <w:rPr>
+                <w:rFonts w:hint="eastAsia"/>
+                <w:color w:val="E36C0A" w:themeColor="accent6" w:themeShade="BF"/>
+              </w:rPr>
+              <w:t>{</w:t>
+            </w:r>
+            <w:r>
+              <w:rPr>
+                <w:color w:val="E36C0A" w:themeColor="accent6" w:themeShade="BF"/>
+              </w:rPr>
+              <w:t xml:space="preserve"> Name</w:t>
+            </w:r>
+            <w:r>
+              <w:rPr>
+                <w:rFonts w:hint="eastAsia"/>
+                <w:color w:val="E36C0A" w:themeColor="accent6" w:themeShade="BF"/>
+              </w:rPr>
+              <w:t xml:space="preserve">: </w:t>
+            </w:r>
+            <w:r>
+              <w:rPr>
+                <w:color w:val="E36C0A" w:themeColor="accent6" w:themeShade="BF"/>
+              </w:rPr>
+              <w:t xml:space="preserve">“foo.bar” </w:t>
+            </w:r>
+            <w:r>
+              <w:rPr>
+                <w:rFonts w:hint="eastAsia"/>
+                <w:color w:val="E36C0A" w:themeColor="accent6" w:themeShade="BF"/>
+              </w:rPr>
+              <w:t xml:space="preserve">} </w:t>
+            </w:r>
+            <w:r>
+              <w:rPr>
+                <w:color w:val="E36C0A" w:themeColor="accent6" w:themeShade="BF"/>
+              </w:rPr>
+              <w:t xml:space="preserve">-&gt; </w:t>
+            </w:r>
+            <w:r>
+              <w:rPr>
+                <w:rFonts w:hint="eastAsia"/>
+                <w:color w:val="E36C0A" w:themeColor="accent6" w:themeShade="BF"/>
+              </w:rPr>
+              <w:t>{ CSID: 12345, CLID: 789 }</w:t>
             </w:r>
           </w:p>
         </w:tc>
@@ -9419,7 +9915,7 @@
                     </pic:cNvPicPr>
                   </pic:nvPicPr>
                   <pic:blipFill>
-                    <a:blip r:embed="rId14"/>
+                    <a:blip r:embed="rId16"/>
                     <a:srcRect/>
                     <a:stretch>
                       <a:fillRect/>
@@ -9501,7 +9997,7 @@
                     </pic:cNvPicPr>
                   </pic:nvPicPr>
                   <pic:blipFill>
-                    <a:blip r:embed="rId15"/>
+                    <a:blip r:embed="rId17"/>
                     <a:srcRect/>
                     <a:stretch>
                       <a:fillRect/>
@@ -9899,28 +10395,90 @@
                 <w:rFonts w:hint="eastAsia"/>
                 <w:color w:val="E36C0A" w:themeColor="accent6" w:themeShade="BF"/>
               </w:rPr>
-              <w:t>在</w:t>
-            </w:r>
-            <w:r>
-              <w:rPr>
-                <w:rFonts w:hint="eastAsia"/>
-                <w:color w:val="E36C0A" w:themeColor="accent6" w:themeShade="BF"/>
-              </w:rPr>
-              <w:t>name</w:t>
-            </w:r>
-            <w:r>
-              <w:rPr>
-                <w:rFonts w:hint="eastAsia"/>
-                <w:color w:val="E36C0A" w:themeColor="accent6" w:themeShade="BF"/>
-              </w:rPr>
-              <w:t>字段后半部分放</w:t>
-            </w:r>
-            <w:r>
-              <w:rPr>
-                <w:rFonts w:hint="eastAsia"/>
-                <w:color w:val="E36C0A" w:themeColor="accent6" w:themeShade="BF"/>
-              </w:rPr>
-              <w:t>cd id</w:t>
+              <w:t>BSON</w:t>
+            </w:r>
+            <w:r>
+              <w:rPr>
+                <w:rFonts w:hint="eastAsia"/>
+                <w:color w:val="E36C0A" w:themeColor="accent6" w:themeShade="BF"/>
+              </w:rPr>
+              <w:t>结构去掉</w:t>
+            </w:r>
+            <w:r>
+              <w:rPr>
+                <w:color w:val="E36C0A" w:themeColor="accent6" w:themeShade="BF"/>
+              </w:rPr>
+              <w:t>Name</w:t>
+            </w:r>
+            <w:r>
+              <w:rPr>
+                <w:color w:val="E36C0A" w:themeColor="accent6" w:themeShade="BF"/>
+              </w:rPr>
+              <w:t>字段，新增</w:t>
+            </w:r>
+            <w:r>
+              <w:rPr>
+                <w:color w:val="E36C0A" w:themeColor="accent6" w:themeShade="BF"/>
+              </w:rPr>
+              <w:t>ID</w:t>
+            </w:r>
+            <w:r>
+              <w:rPr>
+                <w:color w:val="E36C0A" w:themeColor="accent6" w:themeShade="BF"/>
+              </w:rPr>
+              <w:t>字段</w:t>
+            </w:r>
+            <w:r>
+              <w:rPr>
+                <w:color w:val="E36C0A" w:themeColor="accent6" w:themeShade="BF"/>
+              </w:rPr>
+              <w:br/>
+            </w:r>
+            <w:r>
+              <w:rPr>
+                <w:rFonts w:hint="eastAsia"/>
+                <w:color w:val="E36C0A" w:themeColor="accent6" w:themeShade="BF"/>
+              </w:rPr>
+              <w:t>{</w:t>
+            </w:r>
+            <w:r>
+              <w:rPr>
+                <w:color w:val="E36C0A" w:themeColor="accent6" w:themeShade="BF"/>
+              </w:rPr>
+              <w:t xml:space="preserve"> Name</w:t>
+            </w:r>
+            <w:r>
+              <w:rPr>
+                <w:rFonts w:hint="eastAsia"/>
+                <w:color w:val="E36C0A" w:themeColor="accent6" w:themeShade="BF"/>
+              </w:rPr>
+              <w:t xml:space="preserve">: </w:t>
+            </w:r>
+            <w:r>
+              <w:rPr>
+                <w:color w:val="E36C0A" w:themeColor="accent6" w:themeShade="BF"/>
+              </w:rPr>
+              <w:t xml:space="preserve">“foo.bar” </w:t>
+            </w:r>
+            <w:r>
+              <w:rPr>
+                <w:rFonts w:hint="eastAsia"/>
+                <w:color w:val="E36C0A" w:themeColor="accent6" w:themeShade="BF"/>
+              </w:rPr>
+              <w:t xml:space="preserve">} </w:t>
+            </w:r>
+            <w:r>
+              <w:rPr>
+                <w:color w:val="E36C0A" w:themeColor="accent6" w:themeShade="BF"/>
+              </w:rPr>
+              <w:t xml:space="preserve">-&gt; </w:t>
+            </w:r>
+            <w:r>
+              <w:rPr>
+                <w:rFonts w:hint="eastAsia"/>
+                <w:color w:val="E36C0A" w:themeColor="accent6" w:themeShade="BF"/>
+              </w:rPr>
+              <w:t>{ CSID: 12345, CLID: 789 }</w:t>
             </w:r>
           </w:p>
         </w:tc>
@@ -10110,7 +10668,7 @@
                     </pic:cNvPicPr>
                   </pic:nvPicPr>
                   <pic:blipFill>
-                    <a:blip r:embed="rId16" cstate="print"/>
+                    <a:blip r:embed="rId18" cstate="print"/>
                     <a:srcRect/>
                     <a:stretch>
                       <a:fillRect/>
@@ -10200,7 +10758,16 @@
               <w:rPr>
                 <w:rFonts w:hint="eastAsia"/>
               </w:rPr>
-              <w:t>MSG_CAT_LINK_COLLECTION_REQ</w:t>
+              <w:t>MSG_CAT_LINK_C</w:t>
+            </w:r>
+            <w:r>
+              <w:t>L</w:t>
+            </w:r>
+            <w:r>
+              <w:rPr>
+                <w:rFonts w:hint="eastAsia"/>
+              </w:rPr>
+              <w:t>_REQ</w:t>
             </w:r>
           </w:p>
         </w:tc>
@@ -10315,7 +10882,16 @@
               <w:rPr>
                 <w:rFonts w:hint="eastAsia"/>
               </w:rPr>
-              <w:t>MSG_CAT_LINK_COLLECTION_REP</w:t>
+              <w:t>MSG_CAT_LINK_C</w:t>
+            </w:r>
+            <w:r>
+              <w:t>L</w:t>
+            </w:r>
+            <w:r>
+              <w:rPr>
+                <w:rFonts w:hint="eastAsia"/>
+              </w:rPr>
+              <w:t>_REP</w:t>
             </w:r>
           </w:p>
         </w:tc>
@@ -10541,35 +11117,133 @@
                 <w:rFonts w:hint="eastAsia"/>
                 <w:color w:val="E36C0A" w:themeColor="accent6" w:themeShade="BF"/>
               </w:rPr>
-              <w:t>在</w:t>
-            </w:r>
-            <w:r>
-              <w:rPr>
-                <w:rFonts w:hint="eastAsia"/>
-                <w:color w:val="E36C0A" w:themeColor="accent6" w:themeShade="BF"/>
-              </w:rPr>
-              <w:t>matcher</w:t>
-            </w:r>
-            <w:r>
-              <w:rPr>
-                <w:rFonts w:hint="eastAsia"/>
-                <w:color w:val="E36C0A" w:themeColor="accent6" w:themeShade="BF"/>
-              </w:rPr>
-              <w:t>添加</w:t>
-            </w:r>
-            <w:r>
-              <w:rPr>
-                <w:rFonts w:hint="eastAsia"/>
-                <w:color w:val="E36C0A" w:themeColor="accent6" w:themeShade="BF"/>
-              </w:rPr>
-              <w:t>cs id / cl id</w:t>
-            </w:r>
-            <w:r>
-              <w:rPr>
-                <w:rFonts w:hint="eastAsia"/>
+              <w:t>BSON</w:t>
+            </w:r>
+            <w:r>
+              <w:rPr>
+                <w:rFonts w:hint="eastAsia"/>
+                <w:color w:val="E36C0A" w:themeColor="accent6" w:themeShade="BF"/>
+              </w:rPr>
+              <w:t>结构去掉</w:t>
+            </w:r>
+            <w:r>
+              <w:rPr>
+                <w:color w:val="E36C0A" w:themeColor="accent6" w:themeShade="BF"/>
+              </w:rPr>
+              <w:t>Name</w:t>
+            </w:r>
+            <w:r>
+              <w:rPr>
+                <w:color w:val="E36C0A" w:themeColor="accent6" w:themeShade="BF"/>
+              </w:rPr>
+              <w:t>/</w:t>
+            </w:r>
+            <w:r>
+              <w:rPr>
+                <w:color w:val="E36C0A" w:themeColor="accent6" w:themeShade="BF"/>
+              </w:rPr>
+              <w:t>SubCLName</w:t>
+            </w:r>
+            <w:r>
+              <w:rPr>
+                <w:color w:val="E36C0A" w:themeColor="accent6" w:themeShade="BF"/>
+              </w:rPr>
+              <w:t>字段，新增</w:t>
+            </w:r>
+            <w:r>
+              <w:rPr>
+                <w:color w:val="E36C0A" w:themeColor="accent6" w:themeShade="BF"/>
+              </w:rPr>
+              <w:t>CLID/SubCLID</w:t>
+            </w:r>
+            <w:r>
+              <w:rPr>
                 <w:color w:val="E36C0A" w:themeColor="accent6" w:themeShade="BF"/>
               </w:rPr>
               <w:t>字段</w:t>
+            </w:r>
+            <w:r>
+              <w:rPr>
+                <w:color w:val="E36C0A" w:themeColor="accent6" w:themeShade="BF"/>
+              </w:rPr>
+              <w:br/>
+            </w:r>
+            <w:r>
+              <w:rPr>
+                <w:rFonts w:hint="eastAsia"/>
+                <w:color w:val="E36C0A" w:themeColor="accent6" w:themeShade="BF"/>
+              </w:rPr>
+              <w:t>{</w:t>
+            </w:r>
+            <w:r>
+              <w:rPr>
+                <w:color w:val="E36C0A" w:themeColor="accent6" w:themeShade="BF"/>
+              </w:rPr>
+              <w:t xml:space="preserve"> </w:t>
+            </w:r>
+            <w:r>
+              <w:rPr>
+                <w:color w:val="E36C0A" w:themeColor="accent6" w:themeShade="BF"/>
+              </w:rPr>
+              <w:t>Name</w:t>
+            </w:r>
+            <w:r>
+              <w:rPr>
+                <w:rFonts w:hint="eastAsia"/>
+                <w:color w:val="E36C0A" w:themeColor="accent6" w:themeShade="BF"/>
+              </w:rPr>
+              <w:t xml:space="preserve">: </w:t>
+            </w:r>
+            <w:r>
+              <w:rPr>
+                <w:color w:val="E36C0A" w:themeColor="accent6" w:themeShade="BF"/>
+              </w:rPr>
+              <w:t xml:space="preserve">“foo.bar”, </w:t>
+            </w:r>
+            <w:r>
+              <w:rPr>
+                <w:color w:val="E36C0A" w:themeColor="accent6" w:themeShade="BF"/>
+              </w:rPr>
+              <w:t>SubCLName</w:t>
+            </w:r>
+            <w:r>
+              <w:rPr>
+                <w:color w:val="E36C0A" w:themeColor="accent6" w:themeShade="BF"/>
+              </w:rPr>
+              <w:t xml:space="preserve">:”foo.bar1” </w:t>
+            </w:r>
+            <w:r>
+              <w:rPr>
+                <w:rFonts w:hint="eastAsia"/>
+                <w:color w:val="E36C0A" w:themeColor="accent6" w:themeShade="BF"/>
+              </w:rPr>
+              <w:t xml:space="preserve">} </w:t>
+            </w:r>
+            <w:r>
+              <w:rPr>
+                <w:color w:val="E36C0A" w:themeColor="accent6" w:themeShade="BF"/>
+              </w:rPr>
+              <w:t xml:space="preserve">-&gt; </w:t>
+            </w:r>
+            <w:r>
+              <w:rPr>
+                <w:rFonts w:hint="eastAsia"/>
+                <w:color w:val="E36C0A" w:themeColor="accent6" w:themeShade="BF"/>
+              </w:rPr>
+              <w:t>{</w:t>
+            </w:r>
+            <w:r>
+              <w:rPr>
+                <w:color w:val="E36C0A" w:themeColor="accent6" w:themeShade="BF"/>
+              </w:rPr>
+              <w:t xml:space="preserve"> CLID: 123456, SubCLID:123 </w:t>
+            </w:r>
+            <w:r>
+              <w:rPr>
+                <w:rFonts w:hint="eastAsia"/>
+                <w:color w:val="E36C0A" w:themeColor="accent6" w:themeShade="BF"/>
+              </w:rPr>
+              <w:t>}</w:t>
             </w:r>
           </w:p>
         </w:tc>
@@ -10634,6 +11308,7 @@
               <w:rPr>
                 <w:rFonts w:hint="eastAsia"/>
               </w:rPr>
+              <w:lastRenderedPageBreak/>
               <w:t>消息结构</w:t>
             </w:r>
           </w:p>
@@ -10668,7 +11343,6 @@
               <w:rPr>
                 <w:rFonts w:hint="eastAsia"/>
               </w:rPr>
-              <w:lastRenderedPageBreak/>
               <w:t>处理方式</w:t>
             </w:r>
           </w:p>
@@ -11013,12 +11687,12 @@
     </w:p>
     <w:p>
       <w:r>
+        <w:lastRenderedPageBreak/>
         <w:t xml:space="preserve">  "EnsureShardingIndex": true,</w:t>
       </w:r>
     </w:p>
     <w:p>
       <w:r>
-        <w:lastRenderedPageBreak/>
         <w:t xml:space="preserve">  "InternalV": 3,</w:t>
       </w:r>
     </w:p>
@@ -11144,7 +11818,7 @@
                     </pic:cNvPicPr>
                   </pic:nvPicPr>
                   <pic:blipFill>
-                    <a:blip r:embed="rId17" cstate="print"/>
+                    <a:blip r:embed="rId19" cstate="print"/>
                     <a:srcRect/>
                     <a:stretch>
                       <a:fillRect/>
@@ -11466,6 +12140,7 @@
               <w:rPr>
                 <w:rFonts w:hint="eastAsia"/>
               </w:rPr>
+              <w:lastRenderedPageBreak/>
               <w:t>消息名称</w:t>
             </w:r>
           </w:p>
@@ -11500,7 +12175,6 @@
               <w:rPr>
                 <w:rFonts w:hint="eastAsia"/>
               </w:rPr>
-              <w:lastRenderedPageBreak/>
               <w:t>消息结构</w:t>
             </w:r>
           </w:p>
@@ -11555,35 +12229,133 @@
                 <w:rFonts w:hint="eastAsia"/>
                 <w:color w:val="E36C0A" w:themeColor="accent6" w:themeShade="BF"/>
               </w:rPr>
-              <w:t>在</w:t>
-            </w:r>
-            <w:r>
-              <w:rPr>
-                <w:rFonts w:hint="eastAsia"/>
-                <w:color w:val="E36C0A" w:themeColor="accent6" w:themeShade="BF"/>
-              </w:rPr>
-              <w:t>matcher</w:t>
-            </w:r>
-            <w:r>
-              <w:rPr>
-                <w:rFonts w:hint="eastAsia"/>
-                <w:color w:val="E36C0A" w:themeColor="accent6" w:themeShade="BF"/>
-              </w:rPr>
-              <w:t>添加</w:t>
-            </w:r>
-            <w:r>
-              <w:rPr>
-                <w:rFonts w:hint="eastAsia"/>
-                <w:color w:val="E36C0A" w:themeColor="accent6" w:themeShade="BF"/>
-              </w:rPr>
-              <w:t>cs id / cl id</w:t>
-            </w:r>
-            <w:r>
-              <w:rPr>
-                <w:rFonts w:hint="eastAsia"/>
+              <w:t>BSON</w:t>
+            </w:r>
+            <w:r>
+              <w:rPr>
+                <w:rFonts w:hint="eastAsia"/>
+                <w:color w:val="E36C0A" w:themeColor="accent6" w:themeShade="BF"/>
+              </w:rPr>
+              <w:t>结构去掉</w:t>
+            </w:r>
+            <w:r>
+              <w:rPr>
+                <w:color w:val="E36C0A" w:themeColor="accent6" w:themeShade="BF"/>
+              </w:rPr>
+              <w:t>Name</w:t>
+            </w:r>
+            <w:r>
+              <w:rPr>
+                <w:color w:val="E36C0A" w:themeColor="accent6" w:themeShade="BF"/>
+              </w:rPr>
+              <w:t>/</w:t>
+            </w:r>
+            <w:r>
+              <w:rPr>
+                <w:color w:val="E36C0A" w:themeColor="accent6" w:themeShade="BF"/>
+              </w:rPr>
+              <w:t>SubCLName</w:t>
+            </w:r>
+            <w:r>
+              <w:rPr>
+                <w:color w:val="E36C0A" w:themeColor="accent6" w:themeShade="BF"/>
+              </w:rPr>
+              <w:t>字段，新增</w:t>
+            </w:r>
+            <w:r>
+              <w:rPr>
+                <w:color w:val="E36C0A" w:themeColor="accent6" w:themeShade="BF"/>
+              </w:rPr>
+              <w:t>CLID/SubCLID</w:t>
+            </w:r>
+            <w:r>
+              <w:rPr>
                 <w:color w:val="E36C0A" w:themeColor="accent6" w:themeShade="BF"/>
               </w:rPr>
               <w:t>字段</w:t>
+            </w:r>
+            <w:r>
+              <w:rPr>
+                <w:color w:val="E36C0A" w:themeColor="accent6" w:themeShade="BF"/>
+              </w:rPr>
+              <w:br/>
+            </w:r>
+            <w:r>
+              <w:rPr>
+                <w:rFonts w:hint="eastAsia"/>
+                <w:color w:val="E36C0A" w:themeColor="accent6" w:themeShade="BF"/>
+              </w:rPr>
+              <w:t>{</w:t>
+            </w:r>
+            <w:r>
+              <w:rPr>
+                <w:color w:val="E36C0A" w:themeColor="accent6" w:themeShade="BF"/>
+              </w:rPr>
+              <w:t xml:space="preserve"> </w:t>
+            </w:r>
+            <w:r>
+              <w:rPr>
+                <w:color w:val="E36C0A" w:themeColor="accent6" w:themeShade="BF"/>
+              </w:rPr>
+              <w:t>Name</w:t>
+            </w:r>
+            <w:r>
+              <w:rPr>
+                <w:rFonts w:hint="eastAsia"/>
+                <w:color w:val="E36C0A" w:themeColor="accent6" w:themeShade="BF"/>
+              </w:rPr>
+              <w:t xml:space="preserve">: </w:t>
+            </w:r>
+            <w:r>
+              <w:rPr>
+                <w:color w:val="E36C0A" w:themeColor="accent6" w:themeShade="BF"/>
+              </w:rPr>
+              <w:t xml:space="preserve">“foo.bar”, </w:t>
+            </w:r>
+            <w:r>
+              <w:rPr>
+                <w:color w:val="E36C0A" w:themeColor="accent6" w:themeShade="BF"/>
+              </w:rPr>
+              <w:t>SubCLName</w:t>
+            </w:r>
+            <w:r>
+              <w:rPr>
+                <w:color w:val="E36C0A" w:themeColor="accent6" w:themeShade="BF"/>
+              </w:rPr>
+              <w:t xml:space="preserve">:”foo.bar1” </w:t>
+            </w:r>
+            <w:r>
+              <w:rPr>
+                <w:rFonts w:hint="eastAsia"/>
+                <w:color w:val="E36C0A" w:themeColor="accent6" w:themeShade="BF"/>
+              </w:rPr>
+              <w:t xml:space="preserve">} </w:t>
+            </w:r>
+            <w:r>
+              <w:rPr>
+                <w:color w:val="E36C0A" w:themeColor="accent6" w:themeShade="BF"/>
+              </w:rPr>
+              <w:t xml:space="preserve">-&gt; </w:t>
+            </w:r>
+            <w:r>
+              <w:rPr>
+                <w:rFonts w:hint="eastAsia"/>
+                <w:color w:val="E36C0A" w:themeColor="accent6" w:themeShade="BF"/>
+              </w:rPr>
+              <w:t>{</w:t>
+            </w:r>
+            <w:r>
+              <w:rPr>
+                <w:color w:val="E36C0A" w:themeColor="accent6" w:themeShade="BF"/>
+              </w:rPr>
+              <w:t xml:space="preserve"> CLID: 123456, SubCLID:123 </w:t>
+            </w:r>
+            <w:r>
+              <w:rPr>
+                <w:rFonts w:hint="eastAsia"/>
+                <w:color w:val="E36C0A" w:themeColor="accent6" w:themeShade="BF"/>
+              </w:rPr>
+              <w:t>}</w:t>
             </w:r>
           </w:p>
         </w:tc>
@@ -11740,7 +12512,7 @@
                     </pic:cNvPicPr>
                   </pic:nvPicPr>
                   <pic:blipFill>
-                    <a:blip r:embed="rId18"/>
+                    <a:blip r:embed="rId20"/>
                     <a:srcRect/>
                     <a:stretch>
                       <a:fillRect/>
@@ -11842,6 +12614,7 @@
               <w:rPr>
                 <w:rFonts w:hint="eastAsia"/>
               </w:rPr>
+              <w:lastRenderedPageBreak/>
               <w:t>消息结构</w:t>
             </w:r>
           </w:p>
@@ -12127,25 +12900,11 @@
             <w:pPr>
               <w:ind w:left="0"/>
             </w:pPr>
-            <w:commentRangeStart w:id="1"/>
-            <w:r>
-              <w:rPr>
-                <w:rFonts w:hint="eastAsia"/>
-              </w:rPr>
-              <w:t>处理</w:t>
-            </w:r>
-            <w:commentRangeEnd w:id="1"/>
-            <w:r>
-              <w:rPr>
-                <w:rStyle w:val="af0"/>
-              </w:rPr>
-              <w:commentReference w:id="1"/>
-            </w:r>
-            <w:r>
-              <w:rPr>
-                <w:rFonts w:hint="eastAsia"/>
-              </w:rPr>
-              <w:t>方式</w:t>
+            <w:r>
+              <w:rPr>
+                <w:rFonts w:hint="eastAsia"/>
+              </w:rPr>
+              <w:t>处理方式</w:t>
             </w:r>
           </w:p>
         </w:tc>
@@ -12165,28 +12924,90 @@
                 <w:rFonts w:hint="eastAsia"/>
                 <w:color w:val="E36C0A" w:themeColor="accent6" w:themeShade="BF"/>
               </w:rPr>
-              <w:t>在</w:t>
-            </w:r>
-            <w:r>
-              <w:rPr>
-                <w:rFonts w:hint="eastAsia"/>
-                <w:color w:val="E36C0A" w:themeColor="accent6" w:themeShade="BF"/>
-              </w:rPr>
-              <w:t>name</w:t>
-            </w:r>
-            <w:r>
-              <w:rPr>
-                <w:rFonts w:hint="eastAsia"/>
-                <w:color w:val="E36C0A" w:themeColor="accent6" w:themeShade="BF"/>
-              </w:rPr>
-              <w:t>字段后半部分放</w:t>
-            </w:r>
-            <w:r>
-              <w:rPr>
-                <w:rFonts w:hint="eastAsia"/>
-                <w:color w:val="E36C0A" w:themeColor="accent6" w:themeShade="BF"/>
-              </w:rPr>
-              <w:t>cd id</w:t>
+              <w:t>BSON</w:t>
+            </w:r>
+            <w:r>
+              <w:rPr>
+                <w:rFonts w:hint="eastAsia"/>
+                <w:color w:val="E36C0A" w:themeColor="accent6" w:themeShade="BF"/>
+              </w:rPr>
+              <w:t>结构去掉</w:t>
+            </w:r>
+            <w:r>
+              <w:rPr>
+                <w:color w:val="E36C0A" w:themeColor="accent6" w:themeShade="BF"/>
+              </w:rPr>
+              <w:t>Name</w:t>
+            </w:r>
+            <w:r>
+              <w:rPr>
+                <w:color w:val="E36C0A" w:themeColor="accent6" w:themeShade="BF"/>
+              </w:rPr>
+              <w:t>字段，新增</w:t>
+            </w:r>
+            <w:r>
+              <w:rPr>
+                <w:color w:val="E36C0A" w:themeColor="accent6" w:themeShade="BF"/>
+              </w:rPr>
+              <w:t>ID</w:t>
+            </w:r>
+            <w:r>
+              <w:rPr>
+                <w:color w:val="E36C0A" w:themeColor="accent6" w:themeShade="BF"/>
+              </w:rPr>
+              <w:t>字段</w:t>
+            </w:r>
+            <w:r>
+              <w:rPr>
+                <w:color w:val="E36C0A" w:themeColor="accent6" w:themeShade="BF"/>
+              </w:rPr>
+              <w:br/>
+            </w:r>
+            <w:r>
+              <w:rPr>
+                <w:rFonts w:hint="eastAsia"/>
+                <w:color w:val="E36C0A" w:themeColor="accent6" w:themeShade="BF"/>
+              </w:rPr>
+              <w:t>{</w:t>
+            </w:r>
+            <w:r>
+              <w:rPr>
+                <w:color w:val="E36C0A" w:themeColor="accent6" w:themeShade="BF"/>
+              </w:rPr>
+              <w:t xml:space="preserve"> Name</w:t>
+            </w:r>
+            <w:r>
+              <w:rPr>
+                <w:rFonts w:hint="eastAsia"/>
+                <w:color w:val="E36C0A" w:themeColor="accent6" w:themeShade="BF"/>
+              </w:rPr>
+              <w:t xml:space="preserve">: </w:t>
+            </w:r>
+            <w:r>
+              <w:rPr>
+                <w:color w:val="E36C0A" w:themeColor="accent6" w:themeShade="BF"/>
+              </w:rPr>
+              <w:t xml:space="preserve">“foo.bar” </w:t>
+            </w:r>
+            <w:r>
+              <w:rPr>
+                <w:rFonts w:hint="eastAsia"/>
+                <w:color w:val="E36C0A" w:themeColor="accent6" w:themeShade="BF"/>
+              </w:rPr>
+              <w:t xml:space="preserve">} </w:t>
+            </w:r>
+            <w:r>
+              <w:rPr>
+                <w:color w:val="E36C0A" w:themeColor="accent6" w:themeShade="BF"/>
+              </w:rPr>
+              <w:t xml:space="preserve">-&gt; </w:t>
+            </w:r>
+            <w:r>
+              <w:rPr>
+                <w:rFonts w:hint="eastAsia"/>
+                <w:color w:val="E36C0A" w:themeColor="accent6" w:themeShade="BF"/>
+              </w:rPr>
+              <w:t>{ CSID: 12345, CLID: 789 }</w:t>
             </w:r>
           </w:p>
         </w:tc>
@@ -12809,28 +13630,90 @@
                 <w:rFonts w:hint="eastAsia"/>
                 <w:color w:val="E36C0A" w:themeColor="accent6" w:themeShade="BF"/>
               </w:rPr>
-              <w:t>在</w:t>
-            </w:r>
-            <w:r>
-              <w:rPr>
-                <w:rFonts w:hint="eastAsia"/>
-                <w:color w:val="E36C0A" w:themeColor="accent6" w:themeShade="BF"/>
-              </w:rPr>
-              <w:t>name</w:t>
-            </w:r>
-            <w:r>
-              <w:rPr>
-                <w:rFonts w:hint="eastAsia"/>
-                <w:color w:val="E36C0A" w:themeColor="accent6" w:themeShade="BF"/>
-              </w:rPr>
-              <w:t>字段后半部分放</w:t>
-            </w:r>
-            <w:r>
-              <w:rPr>
-                <w:rFonts w:hint="eastAsia"/>
-                <w:color w:val="E36C0A" w:themeColor="accent6" w:themeShade="BF"/>
-              </w:rPr>
-              <w:t>cd id</w:t>
+              <w:t>BSON</w:t>
+            </w:r>
+            <w:r>
+              <w:rPr>
+                <w:rFonts w:hint="eastAsia"/>
+                <w:color w:val="E36C0A" w:themeColor="accent6" w:themeShade="BF"/>
+              </w:rPr>
+              <w:t>结构去掉</w:t>
+            </w:r>
+            <w:r>
+              <w:rPr>
+                <w:color w:val="E36C0A" w:themeColor="accent6" w:themeShade="BF"/>
+              </w:rPr>
+              <w:t>Name</w:t>
+            </w:r>
+            <w:r>
+              <w:rPr>
+                <w:color w:val="E36C0A" w:themeColor="accent6" w:themeShade="BF"/>
+              </w:rPr>
+              <w:t>字段，新增</w:t>
+            </w:r>
+            <w:r>
+              <w:rPr>
+                <w:color w:val="E36C0A" w:themeColor="accent6" w:themeShade="BF"/>
+              </w:rPr>
+              <w:t>ID</w:t>
+            </w:r>
+            <w:r>
+              <w:rPr>
+                <w:color w:val="E36C0A" w:themeColor="accent6" w:themeShade="BF"/>
+              </w:rPr>
+              <w:t>字段</w:t>
+            </w:r>
+            <w:r>
+              <w:rPr>
+                <w:color w:val="E36C0A" w:themeColor="accent6" w:themeShade="BF"/>
+              </w:rPr>
+              <w:br/>
+            </w:r>
+            <w:r>
+              <w:rPr>
+                <w:rFonts w:hint="eastAsia"/>
+                <w:color w:val="E36C0A" w:themeColor="accent6" w:themeShade="BF"/>
+              </w:rPr>
+              <w:t>{</w:t>
+            </w:r>
+            <w:r>
+              <w:rPr>
+                <w:color w:val="E36C0A" w:themeColor="accent6" w:themeShade="BF"/>
+              </w:rPr>
+              <w:t xml:space="preserve"> Name</w:t>
+            </w:r>
+            <w:r>
+              <w:rPr>
+                <w:rFonts w:hint="eastAsia"/>
+                <w:color w:val="E36C0A" w:themeColor="accent6" w:themeShade="BF"/>
+              </w:rPr>
+              <w:t xml:space="preserve">: </w:t>
+            </w:r>
+            <w:r>
+              <w:rPr>
+                <w:color w:val="E36C0A" w:themeColor="accent6" w:themeShade="BF"/>
+              </w:rPr>
+              <w:t xml:space="preserve">“foo.bar” </w:t>
+            </w:r>
+            <w:r>
+              <w:rPr>
+                <w:rFonts w:hint="eastAsia"/>
+                <w:color w:val="E36C0A" w:themeColor="accent6" w:themeShade="BF"/>
+              </w:rPr>
+              <w:t xml:space="preserve">} </w:t>
+            </w:r>
+            <w:r>
+              <w:rPr>
+                <w:color w:val="E36C0A" w:themeColor="accent6" w:themeShade="BF"/>
+              </w:rPr>
+              <w:t xml:space="preserve">-&gt; </w:t>
+            </w:r>
+            <w:r>
+              <w:rPr>
+                <w:rFonts w:hint="eastAsia"/>
+                <w:color w:val="E36C0A" w:themeColor="accent6" w:themeShade="BF"/>
+              </w:rPr>
+              <w:t>{ CSID: 12345, CLID: 789 }</w:t>
             </w:r>
           </w:p>
         </w:tc>
@@ -13354,7 +14237,16 @@
               <w:rPr>
                 <w:rFonts w:hint="eastAsia"/>
               </w:rPr>
-              <w:t>MSG_CAT_SPLIT_PREPARE_REQ</w:t>
+              <w:t>MSG_CAT_SPLIT_</w:t>
+            </w:r>
+            <w:r>
+              <w:t>READY</w:t>
+            </w:r>
+            <w:r>
+              <w:rPr>
+                <w:rFonts w:hint="eastAsia"/>
+              </w:rPr>
+              <w:t>_REQ</w:t>
             </w:r>
           </w:p>
         </w:tc>
@@ -13426,28 +14318,90 @@
                 <w:rFonts w:hint="eastAsia"/>
                 <w:color w:val="E36C0A" w:themeColor="accent6" w:themeShade="BF"/>
               </w:rPr>
-              <w:t>在</w:t>
-            </w:r>
-            <w:r>
-              <w:rPr>
-                <w:rFonts w:hint="eastAsia"/>
-                <w:color w:val="E36C0A" w:themeColor="accent6" w:themeShade="BF"/>
-              </w:rPr>
-              <w:t>name</w:t>
-            </w:r>
-            <w:r>
-              <w:rPr>
-                <w:rFonts w:hint="eastAsia"/>
-                <w:color w:val="E36C0A" w:themeColor="accent6" w:themeShade="BF"/>
-              </w:rPr>
-              <w:t>字段后半部分放</w:t>
-            </w:r>
-            <w:r>
-              <w:rPr>
-                <w:rFonts w:hint="eastAsia"/>
-                <w:color w:val="E36C0A" w:themeColor="accent6" w:themeShade="BF"/>
-              </w:rPr>
-              <w:t>cd id</w:t>
+              <w:t>BSON</w:t>
+            </w:r>
+            <w:r>
+              <w:rPr>
+                <w:rFonts w:hint="eastAsia"/>
+                <w:color w:val="E36C0A" w:themeColor="accent6" w:themeShade="BF"/>
+              </w:rPr>
+              <w:t>结构去掉</w:t>
+            </w:r>
+            <w:r>
+              <w:rPr>
+                <w:color w:val="E36C0A" w:themeColor="accent6" w:themeShade="BF"/>
+              </w:rPr>
+              <w:t>Name</w:t>
+            </w:r>
+            <w:r>
+              <w:rPr>
+                <w:color w:val="E36C0A" w:themeColor="accent6" w:themeShade="BF"/>
+              </w:rPr>
+              <w:t>字段，新增</w:t>
+            </w:r>
+            <w:r>
+              <w:rPr>
+                <w:color w:val="E36C0A" w:themeColor="accent6" w:themeShade="BF"/>
+              </w:rPr>
+              <w:t>ID</w:t>
+            </w:r>
+            <w:r>
+              <w:rPr>
+                <w:color w:val="E36C0A" w:themeColor="accent6" w:themeShade="BF"/>
+              </w:rPr>
+              <w:t>字段</w:t>
+            </w:r>
+            <w:r>
+              <w:rPr>
+                <w:color w:val="E36C0A" w:themeColor="accent6" w:themeShade="BF"/>
+              </w:rPr>
+              <w:br/>
+            </w:r>
+            <w:r>
+              <w:rPr>
+                <w:rFonts w:hint="eastAsia"/>
+                <w:color w:val="E36C0A" w:themeColor="accent6" w:themeShade="BF"/>
+              </w:rPr>
+              <w:t>{</w:t>
+            </w:r>
+            <w:r>
+              <w:rPr>
+                <w:color w:val="E36C0A" w:themeColor="accent6" w:themeShade="BF"/>
+              </w:rPr>
+              <w:t xml:space="preserve"> Name</w:t>
+            </w:r>
+            <w:r>
+              <w:rPr>
+                <w:rFonts w:hint="eastAsia"/>
+                <w:color w:val="E36C0A" w:themeColor="accent6" w:themeShade="BF"/>
+              </w:rPr>
+              <w:t xml:space="preserve">: </w:t>
+            </w:r>
+            <w:r>
+              <w:rPr>
+                <w:color w:val="E36C0A" w:themeColor="accent6" w:themeShade="BF"/>
+              </w:rPr>
+              <w:t xml:space="preserve">“foo.bar” </w:t>
+            </w:r>
+            <w:r>
+              <w:rPr>
+                <w:rFonts w:hint="eastAsia"/>
+                <w:color w:val="E36C0A" w:themeColor="accent6" w:themeShade="BF"/>
+              </w:rPr>
+              <w:t xml:space="preserve">} </w:t>
+            </w:r>
+            <w:r>
+              <w:rPr>
+                <w:color w:val="E36C0A" w:themeColor="accent6" w:themeShade="BF"/>
+              </w:rPr>
+              <w:t xml:space="preserve">-&gt; </w:t>
+            </w:r>
+            <w:r>
+              <w:rPr>
+                <w:rFonts w:hint="eastAsia"/>
+                <w:color w:val="E36C0A" w:themeColor="accent6" w:themeShade="BF"/>
+              </w:rPr>
+              <w:t>{ CSID: 12345, CLID: 789 }</w:t>
             </w:r>
           </w:p>
         </w:tc>
@@ -13494,7 +14448,22 @@
               <w:rPr>
                 <w:rFonts w:hint="eastAsia"/>
               </w:rPr>
-              <w:t>MSG_CAT_SPLIT_PREPARE_REP</w:t>
+              <w:t>MSG_CAT_SPLIT_</w:t>
+            </w:r>
+            <w:r>
+              <w:t>READY</w:t>
+            </w:r>
+            <w:r>
+              <w:rPr>
+                <w:rFonts w:hint="eastAsia"/>
+              </w:rPr>
+              <w:t xml:space="preserve"> </w:t>
+            </w:r>
+            <w:r>
+              <w:rPr>
+                <w:rFonts w:hint="eastAsia"/>
+              </w:rPr>
+              <w:t>_REP</w:t>
             </w:r>
           </w:p>
         </w:tc>
@@ -13681,28 +14650,90 @@
                 <w:rFonts w:hint="eastAsia"/>
                 <w:color w:val="E36C0A" w:themeColor="accent6" w:themeShade="BF"/>
               </w:rPr>
-              <w:t>在</w:t>
-            </w:r>
-            <w:r>
-              <w:rPr>
-                <w:rFonts w:hint="eastAsia"/>
-                <w:color w:val="E36C0A" w:themeColor="accent6" w:themeShade="BF"/>
-              </w:rPr>
-              <w:t>name</w:t>
-            </w:r>
-            <w:r>
-              <w:rPr>
-                <w:rFonts w:hint="eastAsia"/>
-                <w:color w:val="E36C0A" w:themeColor="accent6" w:themeShade="BF"/>
-              </w:rPr>
-              <w:t>字段后半部分放</w:t>
-            </w:r>
-            <w:r>
-              <w:rPr>
-                <w:rFonts w:hint="eastAsia"/>
-                <w:color w:val="E36C0A" w:themeColor="accent6" w:themeShade="BF"/>
-              </w:rPr>
-              <w:t>cd id</w:t>
+              <w:t>BSON</w:t>
+            </w:r>
+            <w:r>
+              <w:rPr>
+                <w:rFonts w:hint="eastAsia"/>
+                <w:color w:val="E36C0A" w:themeColor="accent6" w:themeShade="BF"/>
+              </w:rPr>
+              <w:t>结构去掉</w:t>
+            </w:r>
+            <w:r>
+              <w:rPr>
+                <w:color w:val="E36C0A" w:themeColor="accent6" w:themeShade="BF"/>
+              </w:rPr>
+              <w:t>Name</w:t>
+            </w:r>
+            <w:r>
+              <w:rPr>
+                <w:color w:val="E36C0A" w:themeColor="accent6" w:themeShade="BF"/>
+              </w:rPr>
+              <w:t>字段，新增</w:t>
+            </w:r>
+            <w:r>
+              <w:rPr>
+                <w:color w:val="E36C0A" w:themeColor="accent6" w:themeShade="BF"/>
+              </w:rPr>
+              <w:t>ID</w:t>
+            </w:r>
+            <w:r>
+              <w:rPr>
+                <w:color w:val="E36C0A" w:themeColor="accent6" w:themeShade="BF"/>
+              </w:rPr>
+              <w:t>字段</w:t>
+            </w:r>
+            <w:r>
+              <w:rPr>
+                <w:color w:val="E36C0A" w:themeColor="accent6" w:themeShade="BF"/>
+              </w:rPr>
+              <w:br/>
+            </w:r>
+            <w:r>
+              <w:rPr>
+                <w:rFonts w:hint="eastAsia"/>
+                <w:color w:val="E36C0A" w:themeColor="accent6" w:themeShade="BF"/>
+              </w:rPr>
+              <w:t>{</w:t>
+            </w:r>
+            <w:r>
+              <w:rPr>
+                <w:color w:val="E36C0A" w:themeColor="accent6" w:themeShade="BF"/>
+              </w:rPr>
+              <w:t xml:space="preserve"> Name</w:t>
+            </w:r>
+            <w:r>
+              <w:rPr>
+                <w:rFonts w:hint="eastAsia"/>
+                <w:color w:val="E36C0A" w:themeColor="accent6" w:themeShade="BF"/>
+              </w:rPr>
+              <w:t xml:space="preserve">: </w:t>
+            </w:r>
+            <w:r>
+              <w:rPr>
+                <w:color w:val="E36C0A" w:themeColor="accent6" w:themeShade="BF"/>
+              </w:rPr>
+              <w:t xml:space="preserve">“foo.bar” </w:t>
+            </w:r>
+            <w:r>
+              <w:rPr>
+                <w:rFonts w:hint="eastAsia"/>
+                <w:color w:val="E36C0A" w:themeColor="accent6" w:themeShade="BF"/>
+              </w:rPr>
+              <w:t xml:space="preserve">} </w:t>
+            </w:r>
+            <w:r>
+              <w:rPr>
+                <w:color w:val="E36C0A" w:themeColor="accent6" w:themeShade="BF"/>
+              </w:rPr>
+              <w:t xml:space="preserve">-&gt; </w:t>
+            </w:r>
+            <w:r>
+              <w:rPr>
+                <w:rFonts w:hint="eastAsia"/>
+                <w:color w:val="E36C0A" w:themeColor="accent6" w:themeShade="BF"/>
+              </w:rPr>
+              <w:t>{ CSID: 12345, CLID: 789 }</w:t>
             </w:r>
           </w:p>
         </w:tc>
@@ -13967,28 +14998,116 @@
                 <w:rFonts w:hint="eastAsia"/>
                 <w:color w:val="E36C0A" w:themeColor="accent6" w:themeShade="BF"/>
               </w:rPr>
-              <w:t>name</w:t>
-            </w:r>
-            <w:r>
-              <w:rPr>
-                <w:rFonts w:hint="eastAsia"/>
-                <w:color w:val="E36C0A" w:themeColor="accent6" w:themeShade="BF"/>
-              </w:rPr>
-              <w:t>字段后半部分放</w:t>
-            </w:r>
-            <w:r>
-              <w:rPr>
-                <w:rFonts w:hint="eastAsia"/>
-                <w:color w:val="E36C0A" w:themeColor="accent6" w:themeShade="BF"/>
-              </w:rPr>
-              <w:t>cl</w:t>
-            </w:r>
-            <w:r>
-              <w:rPr>
-                <w:rFonts w:hint="eastAsia"/>
-                <w:color w:val="E36C0A" w:themeColor="accent6" w:themeShade="BF"/>
-              </w:rPr>
-              <w:t xml:space="preserve"> id</w:t>
+              <w:t>BSON</w:t>
+            </w:r>
+            <w:r>
+              <w:rPr>
+                <w:rFonts w:hint="eastAsia"/>
+                <w:color w:val="E36C0A" w:themeColor="accent6" w:themeShade="BF"/>
+              </w:rPr>
+              <w:t>结构的</w:t>
+            </w:r>
+            <w:r>
+              <w:rPr>
+                <w:color w:val="E36C0A" w:themeColor="accent6" w:themeShade="BF"/>
+              </w:rPr>
+              <w:t>matcher</w:t>
+            </w:r>
+            <w:r>
+              <w:rPr>
+                <w:rFonts w:hint="eastAsia"/>
+                <w:color w:val="E36C0A" w:themeColor="accent6" w:themeShade="BF"/>
+              </w:rPr>
+              <w:t>字段</w:t>
+            </w:r>
+            <w:r>
+              <w:rPr>
+                <w:color w:val="E36C0A" w:themeColor="accent6" w:themeShade="BF"/>
+              </w:rPr>
+              <w:t>，</w:t>
+            </w:r>
+            <w:r>
+              <w:rPr>
+                <w:rFonts w:hint="eastAsia"/>
+                <w:color w:val="E36C0A" w:themeColor="accent6" w:themeShade="BF"/>
+              </w:rPr>
+              <w:t>去掉</w:t>
+            </w:r>
+            <w:r>
+              <w:rPr>
+                <w:color w:val="E36C0A" w:themeColor="accent6" w:themeShade="BF"/>
+              </w:rPr>
+              <w:t>Name</w:t>
+            </w:r>
+            <w:r>
+              <w:rPr>
+                <w:color w:val="E36C0A" w:themeColor="accent6" w:themeShade="BF"/>
+              </w:rPr>
+              <w:t>字段，新增</w:t>
+            </w:r>
+            <w:r>
+              <w:rPr>
+                <w:color w:val="E36C0A" w:themeColor="accent6" w:themeShade="BF"/>
+              </w:rPr>
+              <w:t>ID</w:t>
+            </w:r>
+            <w:r>
+              <w:rPr>
+                <w:color w:val="E36C0A" w:themeColor="accent6" w:themeShade="BF"/>
+              </w:rPr>
+              <w:t>字段</w:t>
+            </w:r>
+            <w:r>
+              <w:rPr>
+                <w:color w:val="E36C0A" w:themeColor="accent6" w:themeShade="BF"/>
+              </w:rPr>
+              <w:br/>
+            </w:r>
+            <w:r>
+              <w:rPr>
+                <w:rFonts w:hint="eastAsia"/>
+                <w:color w:val="E36C0A" w:themeColor="accent6" w:themeShade="BF"/>
+              </w:rPr>
+              <w:t>{</w:t>
+            </w:r>
+            <w:r>
+              <w:rPr>
+                <w:color w:val="E36C0A" w:themeColor="accent6" w:themeShade="BF"/>
+              </w:rPr>
+              <w:t xml:space="preserve"> Name</w:t>
+            </w:r>
+            <w:r>
+              <w:rPr>
+                <w:rFonts w:hint="eastAsia"/>
+                <w:color w:val="E36C0A" w:themeColor="accent6" w:themeShade="BF"/>
+              </w:rPr>
+              <w:t xml:space="preserve">: </w:t>
+            </w:r>
+            <w:r>
+              <w:rPr>
+                <w:color w:val="E36C0A" w:themeColor="accent6" w:themeShade="BF"/>
+              </w:rPr>
+              <w:t xml:space="preserve">“foo.bar” </w:t>
+            </w:r>
+            <w:r>
+              <w:rPr>
+                <w:rFonts w:hint="eastAsia"/>
+                <w:color w:val="E36C0A" w:themeColor="accent6" w:themeShade="BF"/>
+              </w:rPr>
+              <w:t xml:space="preserve">} </w:t>
+            </w:r>
+            <w:r>
+              <w:rPr>
+                <w:color w:val="E36C0A" w:themeColor="accent6" w:themeShade="BF"/>
+              </w:rPr>
+              <w:t xml:space="preserve">-&gt; </w:t>
+            </w:r>
+            <w:r>
+              <w:rPr>
+                <w:rFonts w:hint="eastAsia"/>
+                <w:color w:val="E36C0A" w:themeColor="accent6" w:themeShade="BF"/>
+              </w:rPr>
+              <w:t>{ CSID: 12345, CLID: 789 }</w:t>
             </w:r>
           </w:p>
         </w:tc>
@@ -14176,6 +15295,21 @@
               </w:rPr>
               <w:t>MSG_CAT_SPLIT_START_REQ</w:t>
             </w:r>
+            <w:r>
+              <w:rPr>
+                <w:rFonts w:hint="eastAsia"/>
+              </w:rPr>
+              <w:t>（传</w:t>
+            </w:r>
+            <w:r>
+              <w:t>taskid</w:t>
+            </w:r>
+            <w:r>
+              <w:rPr>
+                <w:rFonts w:hint="eastAsia"/>
+              </w:rPr>
+              <w:t>）</w:t>
+            </w:r>
           </w:p>
         </w:tc>
       </w:tr>
@@ -14244,37 +15378,8 @@
             <w:r>
               <w:rPr>
                 <w:rFonts w:hint="eastAsia"/>
-                <w:color w:val="E36C0A" w:themeColor="accent6" w:themeShade="BF"/>
-              </w:rPr>
-              <w:t>在</w:t>
-            </w:r>
-            <w:r>
-              <w:rPr>
-                <w:rFonts w:hint="eastAsia"/>
-                <w:color w:val="E36C0A" w:themeColor="accent6" w:themeShade="BF"/>
-              </w:rPr>
-              <w:t>name</w:t>
-            </w:r>
-            <w:r>
-              <w:rPr>
-                <w:rFonts w:hint="eastAsia"/>
-                <w:color w:val="E36C0A" w:themeColor="accent6" w:themeShade="BF"/>
-              </w:rPr>
-              <w:t>字段后半部分放</w:t>
-            </w:r>
-            <w:r>
-              <w:rPr>
-                <w:rFonts w:hint="eastAsia"/>
-                <w:color w:val="E36C0A" w:themeColor="accent6" w:themeShade="BF"/>
-              </w:rPr>
-              <w:t>cl</w:t>
-            </w:r>
-            <w:r>
-              <w:rPr>
-                <w:rFonts w:hint="eastAsia"/>
-                <w:color w:val="E36C0A" w:themeColor="accent6" w:themeShade="BF"/>
-              </w:rPr>
-              <w:t xml:space="preserve"> id</w:t>
+              </w:rPr>
+              <w:t>保持不变</w:t>
             </w:r>
           </w:p>
         </w:tc>
@@ -14373,6 +15478,7 @@
               <w:rPr>
                 <w:rFonts w:hint="eastAsia"/>
               </w:rPr>
+              <w:lastRenderedPageBreak/>
               <w:t>处理方式</w:t>
             </w:r>
           </w:p>
@@ -14454,7 +15560,6 @@
               <w:rPr>
                 <w:rFonts w:hint="eastAsia"/>
               </w:rPr>
-              <w:lastRenderedPageBreak/>
               <w:t>消息结构</w:t>
             </w:r>
           </w:p>
@@ -14596,7 +15701,10 @@
               <w:rPr>
                 <w:rFonts w:hint="eastAsia"/>
               </w:rPr>
-              <w:t>_REP</w:t>
+              <w:t>_RE</w:t>
+            </w:r>
+            <w:r>
+              <w:t>Q</w:t>
             </w:r>
           </w:p>
         </w:tc>
@@ -14675,21 +15783,116 @@
                 <w:rFonts w:hint="eastAsia"/>
                 <w:color w:val="E36C0A" w:themeColor="accent6" w:themeShade="BF"/>
               </w:rPr>
-              <w:t>name</w:t>
-            </w:r>
-            <w:r>
-              <w:rPr>
-                <w:rFonts w:hint="eastAsia"/>
-                <w:color w:val="E36C0A" w:themeColor="accent6" w:themeShade="BF"/>
-              </w:rPr>
-              <w:t>字段后半部分放</w:t>
-            </w:r>
-            <w:r>
-              <w:rPr>
-                <w:rFonts w:hint="eastAsia"/>
-                <w:color w:val="E36C0A" w:themeColor="accent6" w:themeShade="BF"/>
-              </w:rPr>
-              <w:t>cl id</w:t>
+              <w:t>BSON</w:t>
+            </w:r>
+            <w:r>
+              <w:rPr>
+                <w:rFonts w:hint="eastAsia"/>
+                <w:color w:val="E36C0A" w:themeColor="accent6" w:themeShade="BF"/>
+              </w:rPr>
+              <w:t>结构的</w:t>
+            </w:r>
+            <w:r>
+              <w:rPr>
+                <w:color w:val="E36C0A" w:themeColor="accent6" w:themeShade="BF"/>
+              </w:rPr>
+              <w:t>matcher</w:t>
+            </w:r>
+            <w:r>
+              <w:rPr>
+                <w:rFonts w:hint="eastAsia"/>
+                <w:color w:val="E36C0A" w:themeColor="accent6" w:themeShade="BF"/>
+              </w:rPr>
+              <w:t>字段</w:t>
+            </w:r>
+            <w:r>
+              <w:rPr>
+                <w:color w:val="E36C0A" w:themeColor="accent6" w:themeShade="BF"/>
+              </w:rPr>
+              <w:t>，</w:t>
+            </w:r>
+            <w:r>
+              <w:rPr>
+                <w:rFonts w:hint="eastAsia"/>
+                <w:color w:val="E36C0A" w:themeColor="accent6" w:themeShade="BF"/>
+              </w:rPr>
+              <w:t>去掉</w:t>
+            </w:r>
+            <w:r>
+              <w:rPr>
+                <w:color w:val="E36C0A" w:themeColor="accent6" w:themeShade="BF"/>
+              </w:rPr>
+              <w:t>Name</w:t>
+            </w:r>
+            <w:r>
+              <w:rPr>
+                <w:color w:val="E36C0A" w:themeColor="accent6" w:themeShade="BF"/>
+              </w:rPr>
+              <w:t>字段，新增</w:t>
+            </w:r>
+            <w:r>
+              <w:rPr>
+                <w:color w:val="E36C0A" w:themeColor="accent6" w:themeShade="BF"/>
+              </w:rPr>
+              <w:t>ID</w:t>
+            </w:r>
+            <w:r>
+              <w:rPr>
+                <w:color w:val="E36C0A" w:themeColor="accent6" w:themeShade="BF"/>
+              </w:rPr>
+              <w:t>字段</w:t>
+            </w:r>
+            <w:r>
+              <w:rPr>
+                <w:color w:val="E36C0A" w:themeColor="accent6" w:themeShade="BF"/>
+              </w:rPr>
+              <w:br/>
+            </w:r>
+            <w:r>
+              <w:rPr>
+                <w:rFonts w:hint="eastAsia"/>
+                <w:color w:val="E36C0A" w:themeColor="accent6" w:themeShade="BF"/>
+              </w:rPr>
+              <w:t>{</w:t>
+            </w:r>
+            <w:r>
+              <w:rPr>
+                <w:color w:val="E36C0A" w:themeColor="accent6" w:themeShade="BF"/>
+              </w:rPr>
+              <w:t xml:space="preserve"> Name</w:t>
+            </w:r>
+            <w:r>
+              <w:rPr>
+                <w:rFonts w:hint="eastAsia"/>
+                <w:color w:val="E36C0A" w:themeColor="accent6" w:themeShade="BF"/>
+              </w:rPr>
+              <w:t xml:space="preserve">: </w:t>
+            </w:r>
+            <w:r>
+              <w:rPr>
+                <w:color w:val="E36C0A" w:themeColor="accent6" w:themeShade="BF"/>
+              </w:rPr>
+              <w:t xml:space="preserve">“foo.bar” </w:t>
+            </w:r>
+            <w:r>
+              <w:rPr>
+                <w:rFonts w:hint="eastAsia"/>
+                <w:color w:val="E36C0A" w:themeColor="accent6" w:themeShade="BF"/>
+              </w:rPr>
+              <w:t xml:space="preserve">} </w:t>
+            </w:r>
+            <w:r>
+              <w:rPr>
+                <w:color w:val="E36C0A" w:themeColor="accent6" w:themeShade="BF"/>
+              </w:rPr>
+              <w:t xml:space="preserve">-&gt; </w:t>
+            </w:r>
+            <w:r>
+              <w:rPr>
+                <w:rFonts w:hint="eastAsia"/>
+                <w:color w:val="E36C0A" w:themeColor="accent6" w:themeShade="BF"/>
+              </w:rPr>
+              <w:t>{ CSID: 12345, CLID: 789 }</w:t>
             </w:r>
           </w:p>
         </w:tc>
@@ -14736,7 +15939,7 @@
               <w:rPr>
                 <w:rFonts w:hint="eastAsia"/>
               </w:rPr>
-              <w:t>MSG_CAT_SPLIT_CHGMETA_REP</w:t>
+              <w:t>MSG_CAT_SPLIT_CHGMETA_RSP</w:t>
             </w:r>
           </w:p>
         </w:tc>
@@ -15035,7 +16238,20 @@
                 <w:rFonts w:hint="eastAsia"/>
                 <w:color w:val="E36C0A" w:themeColor="accent6" w:themeShade="BF"/>
               </w:rPr>
-              <w:t>cd id</w:t>
+              <w:t>c</w:t>
+            </w:r>
+            <w:r>
+              <w:rPr>
+                <w:color w:val="E36C0A" w:themeColor="accent6" w:themeShade="BF"/>
+              </w:rPr>
+              <w:t>l</w:t>
+            </w:r>
+            <w:r>
+              <w:rPr>
+                <w:rFonts w:hint="eastAsia"/>
+                <w:color w:val="E36C0A" w:themeColor="accent6" w:themeShade="BF"/>
+              </w:rPr>
+              <w:t xml:space="preserve"> id</w:t>
             </w:r>
           </w:p>
         </w:tc>
@@ -15287,28 +16503,90 @@
                 <w:rFonts w:hint="eastAsia"/>
                 <w:color w:val="E36C0A" w:themeColor="accent6" w:themeShade="BF"/>
               </w:rPr>
-              <w:t>在</w:t>
-            </w:r>
-            <w:r>
-              <w:rPr>
-                <w:rFonts w:hint="eastAsia"/>
-                <w:color w:val="E36C0A" w:themeColor="accent6" w:themeShade="BF"/>
-              </w:rPr>
-              <w:t>name</w:t>
-            </w:r>
-            <w:r>
-              <w:rPr>
-                <w:rFonts w:hint="eastAsia"/>
-                <w:color w:val="E36C0A" w:themeColor="accent6" w:themeShade="BF"/>
-              </w:rPr>
-              <w:t>字段后半部分放</w:t>
-            </w:r>
-            <w:r>
-              <w:rPr>
-                <w:rFonts w:hint="eastAsia"/>
-                <w:color w:val="E36C0A" w:themeColor="accent6" w:themeShade="BF"/>
-              </w:rPr>
-              <w:t>cd id</w:t>
+              <w:t>BSON</w:t>
+            </w:r>
+            <w:r>
+              <w:rPr>
+                <w:rFonts w:hint="eastAsia"/>
+                <w:color w:val="E36C0A" w:themeColor="accent6" w:themeShade="BF"/>
+              </w:rPr>
+              <w:t>结构去掉</w:t>
+            </w:r>
+            <w:r>
+              <w:rPr>
+                <w:color w:val="E36C0A" w:themeColor="accent6" w:themeShade="BF"/>
+              </w:rPr>
+              <w:t>Name</w:t>
+            </w:r>
+            <w:r>
+              <w:rPr>
+                <w:color w:val="E36C0A" w:themeColor="accent6" w:themeShade="BF"/>
+              </w:rPr>
+              <w:t>字段，新增</w:t>
+            </w:r>
+            <w:r>
+              <w:rPr>
+                <w:color w:val="E36C0A" w:themeColor="accent6" w:themeShade="BF"/>
+              </w:rPr>
+              <w:t>ID</w:t>
+            </w:r>
+            <w:r>
+              <w:rPr>
+                <w:color w:val="E36C0A" w:themeColor="accent6" w:themeShade="BF"/>
+              </w:rPr>
+              <w:t>字段</w:t>
+            </w:r>
+            <w:r>
+              <w:rPr>
+                <w:color w:val="E36C0A" w:themeColor="accent6" w:themeShade="BF"/>
+              </w:rPr>
+              <w:br/>
+            </w:r>
+            <w:r>
+              <w:rPr>
+                <w:rFonts w:hint="eastAsia"/>
+                <w:color w:val="E36C0A" w:themeColor="accent6" w:themeShade="BF"/>
+              </w:rPr>
+              <w:t>{</w:t>
+            </w:r>
+            <w:r>
+              <w:rPr>
+                <w:color w:val="E36C0A" w:themeColor="accent6" w:themeShade="BF"/>
+              </w:rPr>
+              <w:t xml:space="preserve"> Name</w:t>
+            </w:r>
+            <w:r>
+              <w:rPr>
+                <w:rFonts w:hint="eastAsia"/>
+                <w:color w:val="E36C0A" w:themeColor="accent6" w:themeShade="BF"/>
+              </w:rPr>
+              <w:t xml:space="preserve">: </w:t>
+            </w:r>
+            <w:r>
+              <w:rPr>
+                <w:color w:val="E36C0A" w:themeColor="accent6" w:themeShade="BF"/>
+              </w:rPr>
+              <w:t xml:space="preserve">“foo.bar” </w:t>
+            </w:r>
+            <w:r>
+              <w:rPr>
+                <w:rFonts w:hint="eastAsia"/>
+                <w:color w:val="E36C0A" w:themeColor="accent6" w:themeShade="BF"/>
+              </w:rPr>
+              <w:t xml:space="preserve">} </w:t>
+            </w:r>
+            <w:r>
+              <w:rPr>
+                <w:color w:val="E36C0A" w:themeColor="accent6" w:themeShade="BF"/>
+              </w:rPr>
+              <w:t xml:space="preserve">-&gt; </w:t>
+            </w:r>
+            <w:r>
+              <w:rPr>
+                <w:rFonts w:hint="eastAsia"/>
+                <w:color w:val="E36C0A" w:themeColor="accent6" w:themeShade="BF"/>
+              </w:rPr>
+              <w:t>{ CSID: 12345, CLID: 789 }</w:t>
             </w:r>
           </w:p>
         </w:tc>
@@ -15489,28 +16767,90 @@
                 <w:rFonts w:hint="eastAsia"/>
                 <w:color w:val="E36C0A" w:themeColor="accent6" w:themeShade="BF"/>
               </w:rPr>
-              <w:t>在</w:t>
-            </w:r>
-            <w:r>
-              <w:rPr>
-                <w:rFonts w:hint="eastAsia"/>
-                <w:color w:val="E36C0A" w:themeColor="accent6" w:themeShade="BF"/>
-              </w:rPr>
-              <w:t>name</w:t>
-            </w:r>
-            <w:r>
-              <w:rPr>
-                <w:rFonts w:hint="eastAsia"/>
-                <w:color w:val="E36C0A" w:themeColor="accent6" w:themeShade="BF"/>
-              </w:rPr>
-              <w:t>字段后半部分放</w:t>
-            </w:r>
-            <w:r>
-              <w:rPr>
-                <w:rFonts w:hint="eastAsia"/>
-                <w:color w:val="E36C0A" w:themeColor="accent6" w:themeShade="BF"/>
-              </w:rPr>
-              <w:t>cd id</w:t>
+              <w:t>BSON</w:t>
+            </w:r>
+            <w:r>
+              <w:rPr>
+                <w:rFonts w:hint="eastAsia"/>
+                <w:color w:val="E36C0A" w:themeColor="accent6" w:themeShade="BF"/>
+              </w:rPr>
+              <w:t>结构去掉</w:t>
+            </w:r>
+            <w:r>
+              <w:rPr>
+                <w:color w:val="E36C0A" w:themeColor="accent6" w:themeShade="BF"/>
+              </w:rPr>
+              <w:t>Name</w:t>
+            </w:r>
+            <w:r>
+              <w:rPr>
+                <w:color w:val="E36C0A" w:themeColor="accent6" w:themeShade="BF"/>
+              </w:rPr>
+              <w:t>字段，新增</w:t>
+            </w:r>
+            <w:r>
+              <w:rPr>
+                <w:color w:val="E36C0A" w:themeColor="accent6" w:themeShade="BF"/>
+              </w:rPr>
+              <w:t>ID</w:t>
+            </w:r>
+            <w:r>
+              <w:rPr>
+                <w:color w:val="E36C0A" w:themeColor="accent6" w:themeShade="BF"/>
+              </w:rPr>
+              <w:t>字段</w:t>
+            </w:r>
+            <w:r>
+              <w:rPr>
+                <w:color w:val="E36C0A" w:themeColor="accent6" w:themeShade="BF"/>
+              </w:rPr>
+              <w:br/>
+            </w:r>
+            <w:r>
+              <w:rPr>
+                <w:rFonts w:hint="eastAsia"/>
+                <w:color w:val="E36C0A" w:themeColor="accent6" w:themeShade="BF"/>
+              </w:rPr>
+              <w:t>{</w:t>
+            </w:r>
+            <w:r>
+              <w:rPr>
+                <w:color w:val="E36C0A" w:themeColor="accent6" w:themeShade="BF"/>
+              </w:rPr>
+              <w:t xml:space="preserve"> Name</w:t>
+            </w:r>
+            <w:r>
+              <w:rPr>
+                <w:rFonts w:hint="eastAsia"/>
+                <w:color w:val="E36C0A" w:themeColor="accent6" w:themeShade="BF"/>
+              </w:rPr>
+              <w:t xml:space="preserve">: </w:t>
+            </w:r>
+            <w:r>
+              <w:rPr>
+                <w:color w:val="E36C0A" w:themeColor="accent6" w:themeShade="BF"/>
+              </w:rPr>
+              <w:t xml:space="preserve">“foo.bar” </w:t>
+            </w:r>
+            <w:r>
+              <w:rPr>
+                <w:rFonts w:hint="eastAsia"/>
+                <w:color w:val="E36C0A" w:themeColor="accent6" w:themeShade="BF"/>
+              </w:rPr>
+              <w:t xml:space="preserve">} </w:t>
+            </w:r>
+            <w:r>
+              <w:rPr>
+                <w:color w:val="E36C0A" w:themeColor="accent6" w:themeShade="BF"/>
+              </w:rPr>
+              <w:t xml:space="preserve">-&gt; </w:t>
+            </w:r>
+            <w:r>
+              <w:rPr>
+                <w:rFonts w:hint="eastAsia"/>
+                <w:color w:val="E36C0A" w:themeColor="accent6" w:themeShade="BF"/>
+              </w:rPr>
+              <w:t>{ CSID: 12345, CLID: 789 }</w:t>
             </w:r>
           </w:p>
         </w:tc>
@@ -15693,28 +17033,90 @@
                 <w:rFonts w:hint="eastAsia"/>
                 <w:color w:val="E36C0A" w:themeColor="accent6" w:themeShade="BF"/>
               </w:rPr>
-              <w:t>在</w:t>
-            </w:r>
-            <w:r>
-              <w:rPr>
-                <w:rFonts w:hint="eastAsia"/>
-                <w:color w:val="E36C0A" w:themeColor="accent6" w:themeShade="BF"/>
-              </w:rPr>
-              <w:t>name</w:t>
-            </w:r>
-            <w:r>
-              <w:rPr>
-                <w:rFonts w:hint="eastAsia"/>
-                <w:color w:val="E36C0A" w:themeColor="accent6" w:themeShade="BF"/>
-              </w:rPr>
-              <w:t>字段后半部分放</w:t>
-            </w:r>
-            <w:r>
-              <w:rPr>
-                <w:rFonts w:hint="eastAsia"/>
-                <w:color w:val="E36C0A" w:themeColor="accent6" w:themeShade="BF"/>
-              </w:rPr>
-              <w:t>cd id</w:t>
+              <w:t>BSON</w:t>
+            </w:r>
+            <w:r>
+              <w:rPr>
+                <w:rFonts w:hint="eastAsia"/>
+                <w:color w:val="E36C0A" w:themeColor="accent6" w:themeShade="BF"/>
+              </w:rPr>
+              <w:t>结构去掉</w:t>
+            </w:r>
+            <w:r>
+              <w:rPr>
+                <w:color w:val="E36C0A" w:themeColor="accent6" w:themeShade="BF"/>
+              </w:rPr>
+              <w:t>Name</w:t>
+            </w:r>
+            <w:r>
+              <w:rPr>
+                <w:color w:val="E36C0A" w:themeColor="accent6" w:themeShade="BF"/>
+              </w:rPr>
+              <w:t>字段，新增</w:t>
+            </w:r>
+            <w:r>
+              <w:rPr>
+                <w:color w:val="E36C0A" w:themeColor="accent6" w:themeShade="BF"/>
+              </w:rPr>
+              <w:t>ID</w:t>
+            </w:r>
+            <w:r>
+              <w:rPr>
+                <w:color w:val="E36C0A" w:themeColor="accent6" w:themeShade="BF"/>
+              </w:rPr>
+              <w:t>字段</w:t>
+            </w:r>
+            <w:r>
+              <w:rPr>
+                <w:color w:val="E36C0A" w:themeColor="accent6" w:themeShade="BF"/>
+              </w:rPr>
+              <w:br/>
+            </w:r>
+            <w:r>
+              <w:rPr>
+                <w:rFonts w:hint="eastAsia"/>
+                <w:color w:val="E36C0A" w:themeColor="accent6" w:themeShade="BF"/>
+              </w:rPr>
+              <w:t>{</w:t>
+            </w:r>
+            <w:r>
+              <w:rPr>
+                <w:color w:val="E36C0A" w:themeColor="accent6" w:themeShade="BF"/>
+              </w:rPr>
+              <w:t xml:space="preserve"> Name</w:t>
+            </w:r>
+            <w:r>
+              <w:rPr>
+                <w:rFonts w:hint="eastAsia"/>
+                <w:color w:val="E36C0A" w:themeColor="accent6" w:themeShade="BF"/>
+              </w:rPr>
+              <w:t xml:space="preserve">: </w:t>
+            </w:r>
+            <w:r>
+              <w:rPr>
+                <w:color w:val="E36C0A" w:themeColor="accent6" w:themeShade="BF"/>
+              </w:rPr>
+              <w:t xml:space="preserve">“foo.bar” </w:t>
+            </w:r>
+            <w:r>
+              <w:rPr>
+                <w:rFonts w:hint="eastAsia"/>
+                <w:color w:val="E36C0A" w:themeColor="accent6" w:themeShade="BF"/>
+              </w:rPr>
+              <w:t xml:space="preserve">} </w:t>
+            </w:r>
+            <w:r>
+              <w:rPr>
+                <w:color w:val="E36C0A" w:themeColor="accent6" w:themeShade="BF"/>
+              </w:rPr>
+              <w:t xml:space="preserve">-&gt; </w:t>
+            </w:r>
+            <w:r>
+              <w:rPr>
+                <w:rFonts w:hint="eastAsia"/>
+                <w:color w:val="E36C0A" w:themeColor="accent6" w:themeShade="BF"/>
+              </w:rPr>
+              <w:t>{ CSID: 12345, CLID: 789 }</w:t>
             </w:r>
           </w:p>
         </w:tc>
@@ -15898,28 +17300,90 @@
                 <w:rFonts w:hint="eastAsia"/>
                 <w:color w:val="E36C0A" w:themeColor="accent6" w:themeShade="BF"/>
               </w:rPr>
-              <w:t>在</w:t>
-            </w:r>
-            <w:r>
-              <w:rPr>
-                <w:rFonts w:hint="eastAsia"/>
-                <w:color w:val="E36C0A" w:themeColor="accent6" w:themeShade="BF"/>
-              </w:rPr>
-              <w:t>name</w:t>
-            </w:r>
-            <w:r>
-              <w:rPr>
-                <w:rFonts w:hint="eastAsia"/>
-                <w:color w:val="E36C0A" w:themeColor="accent6" w:themeShade="BF"/>
-              </w:rPr>
-              <w:t>字段后半部分放</w:t>
-            </w:r>
-            <w:r>
-              <w:rPr>
-                <w:rFonts w:hint="eastAsia"/>
-                <w:color w:val="E36C0A" w:themeColor="accent6" w:themeShade="BF"/>
-              </w:rPr>
-              <w:t>cd id</w:t>
+              <w:t>BSON</w:t>
+            </w:r>
+            <w:r>
+              <w:rPr>
+                <w:rFonts w:hint="eastAsia"/>
+                <w:color w:val="E36C0A" w:themeColor="accent6" w:themeShade="BF"/>
+              </w:rPr>
+              <w:t>结构去掉</w:t>
+            </w:r>
+            <w:r>
+              <w:rPr>
+                <w:color w:val="E36C0A" w:themeColor="accent6" w:themeShade="BF"/>
+              </w:rPr>
+              <w:t>Name</w:t>
+            </w:r>
+            <w:r>
+              <w:rPr>
+                <w:color w:val="E36C0A" w:themeColor="accent6" w:themeShade="BF"/>
+              </w:rPr>
+              <w:t>字段，新增</w:t>
+            </w:r>
+            <w:r>
+              <w:rPr>
+                <w:color w:val="E36C0A" w:themeColor="accent6" w:themeShade="BF"/>
+              </w:rPr>
+              <w:t>ID</w:t>
+            </w:r>
+            <w:r>
+              <w:rPr>
+                <w:color w:val="E36C0A" w:themeColor="accent6" w:themeShade="BF"/>
+              </w:rPr>
+              <w:t>字段</w:t>
+            </w:r>
+            <w:r>
+              <w:rPr>
+                <w:color w:val="E36C0A" w:themeColor="accent6" w:themeShade="BF"/>
+              </w:rPr>
+              <w:br/>
+            </w:r>
+            <w:r>
+              <w:rPr>
+                <w:rFonts w:hint="eastAsia"/>
+                <w:color w:val="E36C0A" w:themeColor="accent6" w:themeShade="BF"/>
+              </w:rPr>
+              <w:t>{</w:t>
+            </w:r>
+            <w:r>
+              <w:rPr>
+                <w:color w:val="E36C0A" w:themeColor="accent6" w:themeShade="BF"/>
+              </w:rPr>
+              <w:t xml:space="preserve"> Name</w:t>
+            </w:r>
+            <w:r>
+              <w:rPr>
+                <w:rFonts w:hint="eastAsia"/>
+                <w:color w:val="E36C0A" w:themeColor="accent6" w:themeShade="BF"/>
+              </w:rPr>
+              <w:t xml:space="preserve">: </w:t>
+            </w:r>
+            <w:r>
+              <w:rPr>
+                <w:color w:val="E36C0A" w:themeColor="accent6" w:themeShade="BF"/>
+              </w:rPr>
+              <w:t xml:space="preserve">“foo.bar” </w:t>
+            </w:r>
+            <w:r>
+              <w:rPr>
+                <w:rFonts w:hint="eastAsia"/>
+                <w:color w:val="E36C0A" w:themeColor="accent6" w:themeShade="BF"/>
+              </w:rPr>
+              <w:t xml:space="preserve">} </w:t>
+            </w:r>
+            <w:r>
+              <w:rPr>
+                <w:color w:val="E36C0A" w:themeColor="accent6" w:themeShade="BF"/>
+              </w:rPr>
+              <w:t xml:space="preserve">-&gt; </w:t>
+            </w:r>
+            <w:r>
+              <w:rPr>
+                <w:rFonts w:hint="eastAsia"/>
+                <w:color w:val="E36C0A" w:themeColor="accent6" w:themeShade="BF"/>
+              </w:rPr>
+              <w:t>{ CSID: 12345, CLID: 789 }</w:t>
             </w:r>
           </w:p>
         </w:tc>
@@ -15928,9 +17392,6 @@
     <w:p>
       <w:pPr>
         <w:ind w:left="0"/>
-        <w:rPr>
-          <w:rFonts w:hint="eastAsia"/>
-        </w:rPr>
       </w:pPr>
     </w:p>
     <w:p>
@@ -16001,11 +17462,6 @@
       </w:r>
     </w:p>
     <w:p>
-      <w:pPr>
-        <w:rPr>
-          <w:rFonts w:hint="eastAsia"/>
-        </w:rPr>
-      </w:pPr>
       <w:r>
         <w:rPr>
           <w:rFonts w:hint="eastAsia"/>
@@ -16129,12 +17585,6 @@
               </w:rPr>
               <w:t>_REQ</w:t>
             </w:r>
-            <w:r>
-              <w:rPr>
-                <w:rFonts w:hint="eastAsia"/>
-              </w:rPr>
-              <w:t>/ MSG_BS_LOB_UPDATE_REQ</w:t>
-            </w:r>
           </w:p>
         </w:tc>
       </w:tr>
@@ -16202,28 +17652,103 @@
                 <w:rFonts w:hint="eastAsia"/>
                 <w:color w:val="E36C0A" w:themeColor="accent6" w:themeShade="BF"/>
               </w:rPr>
-              <w:t>在最后面的</w:t>
-            </w:r>
-            <w:r>
-              <w:rPr>
-                <w:rFonts w:hint="eastAsia"/>
-                <w:color w:val="E36C0A" w:themeColor="accent6" w:themeShade="BF"/>
-              </w:rPr>
-              <w:t>bson</w:t>
-            </w:r>
-            <w:r>
-              <w:rPr>
-                <w:rFonts w:hint="eastAsia"/>
-                <w:color w:val="E36C0A" w:themeColor="accent6" w:themeShade="BF"/>
-              </w:rPr>
-              <w:t>添加字段</w:t>
-            </w:r>
-            <w:r>
-              <w:rPr>
-                <w:rFonts w:hint="eastAsia"/>
-                <w:color w:val="E36C0A" w:themeColor="accent6" w:themeShade="BF"/>
-              </w:rPr>
-              <w:t>CLID</w:t>
+              <w:t>BSON</w:t>
+            </w:r>
+            <w:r>
+              <w:rPr>
+                <w:rFonts w:hint="eastAsia"/>
+                <w:color w:val="E36C0A" w:themeColor="accent6" w:themeShade="BF"/>
+              </w:rPr>
+              <w:t>结构去掉</w:t>
+            </w:r>
+            <w:r>
+              <w:rPr>
+                <w:color w:val="E36C0A" w:themeColor="accent6" w:themeShade="BF"/>
+              </w:rPr>
+              <w:t>Collection</w:t>
+            </w:r>
+            <w:r>
+              <w:rPr>
+                <w:color w:val="E36C0A" w:themeColor="accent6" w:themeShade="BF"/>
+              </w:rPr>
+              <w:t>字段，新增</w:t>
+            </w:r>
+            <w:r>
+              <w:rPr>
+                <w:color w:val="E36C0A" w:themeColor="accent6" w:themeShade="BF"/>
+              </w:rPr>
+              <w:t>CollectionID</w:t>
+            </w:r>
+            <w:r>
+              <w:rPr>
+                <w:color w:val="E36C0A" w:themeColor="accent6" w:themeShade="BF"/>
+              </w:rPr>
+              <w:t>字段</w:t>
+            </w:r>
+            <w:r>
+              <w:rPr>
+                <w:color w:val="E36C0A" w:themeColor="accent6" w:themeShade="BF"/>
+              </w:rPr>
+              <w:br/>
+            </w:r>
+            <w:r>
+              <w:rPr>
+                <w:rFonts w:hint="eastAsia"/>
+                <w:color w:val="E36C0A" w:themeColor="accent6" w:themeShade="BF"/>
+              </w:rPr>
+              <w:t>{</w:t>
+            </w:r>
+            <w:r>
+              <w:rPr>
+                <w:color w:val="E36C0A" w:themeColor="accent6" w:themeShade="BF"/>
+              </w:rPr>
+              <w:t xml:space="preserve"> Collection</w:t>
+            </w:r>
+            <w:r>
+              <w:rPr>
+                <w:rFonts w:hint="eastAsia"/>
+                <w:color w:val="E36C0A" w:themeColor="accent6" w:themeShade="BF"/>
+              </w:rPr>
+              <w:t xml:space="preserve">: </w:t>
+            </w:r>
+            <w:r>
+              <w:rPr>
+                <w:color w:val="E36C0A" w:themeColor="accent6" w:themeShade="BF"/>
+              </w:rPr>
+              <w:t xml:space="preserve">“foo.bar” </w:t>
+            </w:r>
+            <w:r>
+              <w:rPr>
+                <w:rFonts w:hint="eastAsia"/>
+                <w:color w:val="E36C0A" w:themeColor="accent6" w:themeShade="BF"/>
+              </w:rPr>
+              <w:t xml:space="preserve">} </w:t>
+            </w:r>
+            <w:r>
+              <w:rPr>
+                <w:color w:val="E36C0A" w:themeColor="accent6" w:themeShade="BF"/>
+              </w:rPr>
+              <w:t xml:space="preserve">-&gt; </w:t>
+            </w:r>
+            <w:r>
+              <w:rPr>
+                <w:rFonts w:hint="eastAsia"/>
+                <w:color w:val="E36C0A" w:themeColor="accent6" w:themeShade="BF"/>
+              </w:rPr>
+              <w:t>{</w:t>
+            </w:r>
+            <w:r>
+              <w:rPr>
+                <w:color w:val="E36C0A" w:themeColor="accent6" w:themeShade="BF"/>
+              </w:rPr>
+              <w:t xml:space="preserve"> CollectionID: 123456 </w:t>
+            </w:r>
+            <w:r>
+              <w:rPr>
+                <w:rFonts w:hint="eastAsia"/>
+                <w:color w:val="E36C0A" w:themeColor="accent6" w:themeShade="BF"/>
+              </w:rPr>
+              <w:t>}</w:t>
             </w:r>
           </w:p>
         </w:tc>
@@ -16341,113 +17866,170 @@
               </w:rPr>
               <w:t>MSG_BS_LOB_OPEN_REQ</w:t>
             </w:r>
-            <w:r>
+          </w:p>
+        </w:tc>
+      </w:tr>
+      <w:tr>
+        <w:tc>
+          <w:tcPr>
+            <w:tcW w:w="1452" w:type="dxa"/>
+          </w:tcPr>
+          <w:p>
+            <w:pPr>
+              <w:ind w:left="0"/>
+            </w:pPr>
+            <w:r>
+              <w:rPr>
+                <w:rFonts w:hint="eastAsia"/>
+              </w:rPr>
+              <w:t>消息结构</w:t>
+            </w:r>
+          </w:p>
+        </w:tc>
+        <w:tc>
+          <w:tcPr>
+            <w:tcW w:w="6713" w:type="dxa"/>
+          </w:tcPr>
+          <w:p>
+            <w:pPr>
+              <w:ind w:left="0"/>
+            </w:pPr>
+            <w:r>
+              <w:t>MsgOpLob</w:t>
+            </w:r>
+          </w:p>
+        </w:tc>
+      </w:tr>
+      <w:tr>
+        <w:tc>
+          <w:tcPr>
+            <w:tcW w:w="1452" w:type="dxa"/>
+          </w:tcPr>
+          <w:p>
+            <w:pPr>
+              <w:ind w:left="0"/>
+            </w:pPr>
+            <w:r>
+              <w:rPr>
+                <w:rFonts w:hint="eastAsia"/>
+              </w:rPr>
+              <w:t>处理方式</w:t>
+            </w:r>
+          </w:p>
+        </w:tc>
+        <w:tc>
+          <w:tcPr>
+            <w:tcW w:w="6713" w:type="dxa"/>
+          </w:tcPr>
+          <w:p>
+            <w:pPr>
+              <w:ind w:left="0"/>
+              <w:rPr>
+                <w:color w:val="E36C0A" w:themeColor="accent6" w:themeShade="BF"/>
+              </w:rPr>
+            </w:pPr>
+            <w:r>
+              <w:rPr>
+                <w:rFonts w:hint="eastAsia"/>
+                <w:color w:val="E36C0A" w:themeColor="accent6" w:themeShade="BF"/>
+              </w:rPr>
+              <w:t>BSON</w:t>
+            </w:r>
+            <w:r>
+              <w:rPr>
+                <w:rFonts w:hint="eastAsia"/>
+                <w:color w:val="E36C0A" w:themeColor="accent6" w:themeShade="BF"/>
+              </w:rPr>
+              <w:t>结构去掉</w:t>
+            </w:r>
+            <w:r>
+              <w:rPr>
+                <w:color w:val="E36C0A" w:themeColor="accent6" w:themeShade="BF"/>
+              </w:rPr>
+              <w:t>Collection</w:t>
+            </w:r>
+            <w:r>
+              <w:rPr>
+                <w:color w:val="E36C0A" w:themeColor="accent6" w:themeShade="BF"/>
+              </w:rPr>
+              <w:t>字段，新增</w:t>
+            </w:r>
+            <w:r>
+              <w:rPr>
+                <w:color w:val="E36C0A" w:themeColor="accent6" w:themeShade="BF"/>
+              </w:rPr>
+              <w:t>CollectionID</w:t>
+            </w:r>
+            <w:r>
+              <w:rPr>
+                <w:color w:val="E36C0A" w:themeColor="accent6" w:themeShade="BF"/>
+              </w:rPr>
+              <w:t>字段</w:t>
+            </w:r>
+            <w:r>
+              <w:rPr>
+                <w:color w:val="E36C0A" w:themeColor="accent6" w:themeShade="BF"/>
+              </w:rPr>
               <w:br/>
             </w:r>
             <w:r>
               <w:rPr>
                 <w:rFonts w:hint="eastAsia"/>
-              </w:rPr>
-              <w:t>MSG_BS_LOB_REMOVE_REQ</w:t>
-            </w:r>
-            <w:r>
-              <w:br/>
-            </w:r>
-            <w:r>
-              <w:rPr>
-                <w:rFonts w:hint="eastAsia"/>
-              </w:rPr>
-              <w:t>MSG_BS_LOB_CLOSE_REQ</w:t>
-            </w:r>
-          </w:p>
-        </w:tc>
-      </w:tr>
-      <w:tr>
-        <w:tc>
-          <w:tcPr>
-            <w:tcW w:w="1452" w:type="dxa"/>
-          </w:tcPr>
-          <w:p>
-            <w:pPr>
-              <w:ind w:left="0"/>
-            </w:pPr>
-            <w:r>
-              <w:rPr>
-                <w:rFonts w:hint="eastAsia"/>
-              </w:rPr>
-              <w:t>消息结构</w:t>
-            </w:r>
-          </w:p>
-        </w:tc>
-        <w:tc>
-          <w:tcPr>
-            <w:tcW w:w="6713" w:type="dxa"/>
-          </w:tcPr>
-          <w:p>
-            <w:pPr>
-              <w:ind w:left="0"/>
-            </w:pPr>
-            <w:r>
-              <w:t>MsgOpLob</w:t>
-            </w:r>
-          </w:p>
-        </w:tc>
-      </w:tr>
-      <w:tr>
-        <w:tc>
-          <w:tcPr>
-            <w:tcW w:w="1452" w:type="dxa"/>
-          </w:tcPr>
-          <w:p>
-            <w:pPr>
-              <w:ind w:left="0"/>
-            </w:pPr>
-            <w:r>
-              <w:rPr>
-                <w:rFonts w:hint="eastAsia"/>
-              </w:rPr>
-              <w:t>处理方式</w:t>
-            </w:r>
-          </w:p>
-        </w:tc>
-        <w:tc>
-          <w:tcPr>
-            <w:tcW w:w="6713" w:type="dxa"/>
-          </w:tcPr>
-          <w:p>
-            <w:pPr>
-              <w:ind w:left="0"/>
-              <w:rPr>
-                <w:color w:val="E36C0A" w:themeColor="accent6" w:themeShade="BF"/>
-              </w:rPr>
-            </w:pPr>
-            <w:r>
-              <w:rPr>
-                <w:rFonts w:hint="eastAsia"/>
-                <w:color w:val="E36C0A" w:themeColor="accent6" w:themeShade="BF"/>
-              </w:rPr>
-              <w:t>在最后面的</w:t>
-            </w:r>
-            <w:r>
-              <w:rPr>
-                <w:rFonts w:hint="eastAsia"/>
-                <w:color w:val="E36C0A" w:themeColor="accent6" w:themeShade="BF"/>
-              </w:rPr>
-              <w:t>bson</w:t>
-            </w:r>
-            <w:r>
-              <w:rPr>
-                <w:rFonts w:hint="eastAsia"/>
-                <w:color w:val="E36C0A" w:themeColor="accent6" w:themeShade="BF"/>
-              </w:rPr>
-              <w:t>添加字段</w:t>
-            </w:r>
-            <w:r>
-              <w:rPr>
-                <w:rFonts w:hint="eastAsia"/>
-                <w:color w:val="E36C0A" w:themeColor="accent6" w:themeShade="BF"/>
-              </w:rPr>
-              <w:t>CLID</w:t>
+                <w:color w:val="E36C0A" w:themeColor="accent6" w:themeShade="BF"/>
+              </w:rPr>
+              <w:t>{</w:t>
+            </w:r>
+            <w:r>
+              <w:rPr>
+                <w:color w:val="E36C0A" w:themeColor="accent6" w:themeShade="BF"/>
+              </w:rPr>
+              <w:t xml:space="preserve"> Collection</w:t>
+            </w:r>
+            <w:r>
+              <w:rPr>
+                <w:rFonts w:hint="eastAsia"/>
+                <w:color w:val="E36C0A" w:themeColor="accent6" w:themeShade="BF"/>
+              </w:rPr>
+              <w:t xml:space="preserve">: </w:t>
+            </w:r>
+            <w:r>
+              <w:rPr>
+                <w:color w:val="E36C0A" w:themeColor="accent6" w:themeShade="BF"/>
+              </w:rPr>
+              <w:t xml:space="preserve">“foo.bar” </w:t>
+            </w:r>
+            <w:r>
+              <w:rPr>
+                <w:rFonts w:hint="eastAsia"/>
+                <w:color w:val="E36C0A" w:themeColor="accent6" w:themeShade="BF"/>
+              </w:rPr>
+              <w:t xml:space="preserve">} </w:t>
+            </w:r>
+            <w:r>
+              <w:rPr>
+                <w:color w:val="E36C0A" w:themeColor="accent6" w:themeShade="BF"/>
+              </w:rPr>
+              <w:t xml:space="preserve">-&gt; </w:t>
+            </w:r>
+            <w:r>
+              <w:rPr>
+                <w:rFonts w:hint="eastAsia"/>
+                <w:color w:val="E36C0A" w:themeColor="accent6" w:themeShade="BF"/>
+              </w:rPr>
+              <w:t>{</w:t>
+            </w:r>
+            <w:r>
+              <w:rPr>
+                <w:color w:val="E36C0A" w:themeColor="accent6" w:themeShade="BF"/>
+              </w:rPr>
+              <w:t xml:space="preserve"> CollectionID: 123456 </w:t>
+            </w:r>
+            <w:r>
+              <w:rPr>
+                <w:rFonts w:hint="eastAsia"/>
+                <w:color w:val="E36C0A" w:themeColor="accent6" w:themeShade="BF"/>
+              </w:rPr>
+              <w:t>}</w:t>
             </w:r>
           </w:p>
         </w:tc>
@@ -16560,113 +18142,170 @@
               </w:rPr>
               <w:t>MSG_BS_LOB_OPEN_REQ</w:t>
             </w:r>
-            <w:r>
+          </w:p>
+        </w:tc>
+      </w:tr>
+      <w:tr>
+        <w:tc>
+          <w:tcPr>
+            <w:tcW w:w="1452" w:type="dxa"/>
+          </w:tcPr>
+          <w:p>
+            <w:pPr>
+              <w:ind w:left="0"/>
+            </w:pPr>
+            <w:r>
+              <w:rPr>
+                <w:rFonts w:hint="eastAsia"/>
+              </w:rPr>
+              <w:t>消息结构</w:t>
+            </w:r>
+          </w:p>
+        </w:tc>
+        <w:tc>
+          <w:tcPr>
+            <w:tcW w:w="6713" w:type="dxa"/>
+          </w:tcPr>
+          <w:p>
+            <w:pPr>
+              <w:ind w:left="0"/>
+            </w:pPr>
+            <w:r>
+              <w:t>MsgOpLob</w:t>
+            </w:r>
+          </w:p>
+        </w:tc>
+      </w:tr>
+      <w:tr>
+        <w:tc>
+          <w:tcPr>
+            <w:tcW w:w="1452" w:type="dxa"/>
+          </w:tcPr>
+          <w:p>
+            <w:pPr>
+              <w:ind w:left="0"/>
+            </w:pPr>
+            <w:r>
+              <w:rPr>
+                <w:rFonts w:hint="eastAsia"/>
+              </w:rPr>
+              <w:t>处理方式</w:t>
+            </w:r>
+          </w:p>
+        </w:tc>
+        <w:tc>
+          <w:tcPr>
+            <w:tcW w:w="6713" w:type="dxa"/>
+          </w:tcPr>
+          <w:p>
+            <w:pPr>
+              <w:ind w:left="0"/>
+              <w:rPr>
+                <w:color w:val="E36C0A" w:themeColor="accent6" w:themeShade="BF"/>
+              </w:rPr>
+            </w:pPr>
+            <w:r>
+              <w:rPr>
+                <w:rFonts w:hint="eastAsia"/>
+                <w:color w:val="E36C0A" w:themeColor="accent6" w:themeShade="BF"/>
+              </w:rPr>
+              <w:t>BSON</w:t>
+            </w:r>
+            <w:r>
+              <w:rPr>
+                <w:rFonts w:hint="eastAsia"/>
+                <w:color w:val="E36C0A" w:themeColor="accent6" w:themeShade="BF"/>
+              </w:rPr>
+              <w:t>结构去掉</w:t>
+            </w:r>
+            <w:r>
+              <w:rPr>
+                <w:color w:val="E36C0A" w:themeColor="accent6" w:themeShade="BF"/>
+              </w:rPr>
+              <w:t>Collection</w:t>
+            </w:r>
+            <w:r>
+              <w:rPr>
+                <w:color w:val="E36C0A" w:themeColor="accent6" w:themeShade="BF"/>
+              </w:rPr>
+              <w:t>字段，新增</w:t>
+            </w:r>
+            <w:r>
+              <w:rPr>
+                <w:color w:val="E36C0A" w:themeColor="accent6" w:themeShade="BF"/>
+              </w:rPr>
+              <w:t>CollectionID</w:t>
+            </w:r>
+            <w:r>
+              <w:rPr>
+                <w:color w:val="E36C0A" w:themeColor="accent6" w:themeShade="BF"/>
+              </w:rPr>
+              <w:t>字段</w:t>
+            </w:r>
+            <w:r>
+              <w:rPr>
+                <w:color w:val="E36C0A" w:themeColor="accent6" w:themeShade="BF"/>
+              </w:rPr>
               <w:br/>
             </w:r>
             <w:r>
               <w:rPr>
                 <w:rFonts w:hint="eastAsia"/>
-              </w:rPr>
-              <w:t>MSG_BS_LOB_READ_REQ</w:t>
-            </w:r>
-            <w:r>
-              <w:br/>
-            </w:r>
-            <w:r>
-              <w:rPr>
-                <w:rFonts w:hint="eastAsia"/>
-              </w:rPr>
-              <w:t>MSG_BS_LOB_CLOSE_REQ</w:t>
-            </w:r>
-          </w:p>
-        </w:tc>
-      </w:tr>
-      <w:tr>
-        <w:tc>
-          <w:tcPr>
-            <w:tcW w:w="1452" w:type="dxa"/>
-          </w:tcPr>
-          <w:p>
-            <w:pPr>
-              <w:ind w:left="0"/>
-            </w:pPr>
-            <w:r>
-              <w:rPr>
-                <w:rFonts w:hint="eastAsia"/>
-              </w:rPr>
-              <w:t>消息结构</w:t>
-            </w:r>
-          </w:p>
-        </w:tc>
-        <w:tc>
-          <w:tcPr>
-            <w:tcW w:w="6713" w:type="dxa"/>
-          </w:tcPr>
-          <w:p>
-            <w:pPr>
-              <w:ind w:left="0"/>
-            </w:pPr>
-            <w:r>
-              <w:t>MsgOpLob</w:t>
-            </w:r>
-          </w:p>
-        </w:tc>
-      </w:tr>
-      <w:tr>
-        <w:tc>
-          <w:tcPr>
-            <w:tcW w:w="1452" w:type="dxa"/>
-          </w:tcPr>
-          <w:p>
-            <w:pPr>
-              <w:ind w:left="0"/>
-            </w:pPr>
-            <w:r>
-              <w:rPr>
-                <w:rFonts w:hint="eastAsia"/>
-              </w:rPr>
-              <w:t>处理方式</w:t>
-            </w:r>
-          </w:p>
-        </w:tc>
-        <w:tc>
-          <w:tcPr>
-            <w:tcW w:w="6713" w:type="dxa"/>
-          </w:tcPr>
-          <w:p>
-            <w:pPr>
-              <w:ind w:left="0"/>
-              <w:rPr>
-                <w:color w:val="E36C0A" w:themeColor="accent6" w:themeShade="BF"/>
-              </w:rPr>
-            </w:pPr>
-            <w:r>
-              <w:rPr>
-                <w:rFonts w:hint="eastAsia"/>
-                <w:color w:val="E36C0A" w:themeColor="accent6" w:themeShade="BF"/>
-              </w:rPr>
-              <w:t>在最后面的</w:t>
-            </w:r>
-            <w:r>
-              <w:rPr>
-                <w:rFonts w:hint="eastAsia"/>
-                <w:color w:val="E36C0A" w:themeColor="accent6" w:themeShade="BF"/>
-              </w:rPr>
-              <w:t>bson</w:t>
-            </w:r>
-            <w:r>
-              <w:rPr>
-                <w:rFonts w:hint="eastAsia"/>
-                <w:color w:val="E36C0A" w:themeColor="accent6" w:themeShade="BF"/>
-              </w:rPr>
-              <w:t>添加字段</w:t>
-            </w:r>
-            <w:r>
-              <w:rPr>
-                <w:rFonts w:hint="eastAsia"/>
-                <w:color w:val="E36C0A" w:themeColor="accent6" w:themeShade="BF"/>
-              </w:rPr>
-              <w:t>CLID</w:t>
+                <w:color w:val="E36C0A" w:themeColor="accent6" w:themeShade="BF"/>
+              </w:rPr>
+              <w:t>{</w:t>
+            </w:r>
+            <w:r>
+              <w:rPr>
+                <w:color w:val="E36C0A" w:themeColor="accent6" w:themeShade="BF"/>
+              </w:rPr>
+              <w:t xml:space="preserve"> Collection</w:t>
+            </w:r>
+            <w:r>
+              <w:rPr>
+                <w:rFonts w:hint="eastAsia"/>
+                <w:color w:val="E36C0A" w:themeColor="accent6" w:themeShade="BF"/>
+              </w:rPr>
+              <w:t xml:space="preserve">: </w:t>
+            </w:r>
+            <w:r>
+              <w:rPr>
+                <w:color w:val="E36C0A" w:themeColor="accent6" w:themeShade="BF"/>
+              </w:rPr>
+              <w:t xml:space="preserve">“foo.bar” </w:t>
+            </w:r>
+            <w:r>
+              <w:rPr>
+                <w:rFonts w:hint="eastAsia"/>
+                <w:color w:val="E36C0A" w:themeColor="accent6" w:themeShade="BF"/>
+              </w:rPr>
+              <w:t xml:space="preserve">} </w:t>
+            </w:r>
+            <w:r>
+              <w:rPr>
+                <w:color w:val="E36C0A" w:themeColor="accent6" w:themeShade="BF"/>
+              </w:rPr>
+              <w:t xml:space="preserve">-&gt; </w:t>
+            </w:r>
+            <w:r>
+              <w:rPr>
+                <w:rFonts w:hint="eastAsia"/>
+                <w:color w:val="E36C0A" w:themeColor="accent6" w:themeShade="BF"/>
+              </w:rPr>
+              <w:t>{</w:t>
+            </w:r>
+            <w:r>
+              <w:rPr>
+                <w:color w:val="E36C0A" w:themeColor="accent6" w:themeShade="BF"/>
+              </w:rPr>
+              <w:t xml:space="preserve"> CollectionID: 123456 </w:t>
+            </w:r>
+            <w:r>
+              <w:rPr>
+                <w:rFonts w:hint="eastAsia"/>
+                <w:color w:val="E36C0A" w:themeColor="accent6" w:themeShade="BF"/>
+              </w:rPr>
+              <w:t>}</w:t>
             </w:r>
           </w:p>
         </w:tc>
@@ -16849,28 +18488,103 @@
                 <w:rFonts w:hint="eastAsia"/>
                 <w:color w:val="E36C0A" w:themeColor="accent6" w:themeShade="BF"/>
               </w:rPr>
-              <w:t>在</w:t>
-            </w:r>
-            <w:r>
-              <w:rPr>
-                <w:rFonts w:hint="eastAsia"/>
-                <w:color w:val="E36C0A" w:themeColor="accent6" w:themeShade="BF"/>
-              </w:rPr>
-              <w:t>name</w:t>
-            </w:r>
-            <w:r>
-              <w:rPr>
-                <w:rFonts w:hint="eastAsia"/>
-                <w:color w:val="E36C0A" w:themeColor="accent6" w:themeShade="BF"/>
-              </w:rPr>
-              <w:t>字段后半部分放</w:t>
-            </w:r>
-            <w:r>
-              <w:rPr>
-                <w:rFonts w:hint="eastAsia"/>
-                <w:color w:val="E36C0A" w:themeColor="accent6" w:themeShade="BF"/>
-              </w:rPr>
-              <w:t>cd id</w:t>
+              <w:t>BSON</w:t>
+            </w:r>
+            <w:r>
+              <w:rPr>
+                <w:rFonts w:hint="eastAsia"/>
+                <w:color w:val="E36C0A" w:themeColor="accent6" w:themeShade="BF"/>
+              </w:rPr>
+              <w:t>结构去掉</w:t>
+            </w:r>
+            <w:r>
+              <w:rPr>
+                <w:color w:val="E36C0A" w:themeColor="accent6" w:themeShade="BF"/>
+              </w:rPr>
+              <w:t>Collection</w:t>
+            </w:r>
+            <w:r>
+              <w:rPr>
+                <w:color w:val="E36C0A" w:themeColor="accent6" w:themeShade="BF"/>
+              </w:rPr>
+              <w:t>字段，新增</w:t>
+            </w:r>
+            <w:r>
+              <w:rPr>
+                <w:color w:val="E36C0A" w:themeColor="accent6" w:themeShade="BF"/>
+              </w:rPr>
+              <w:t>CollectionID</w:t>
+            </w:r>
+            <w:r>
+              <w:rPr>
+                <w:color w:val="E36C0A" w:themeColor="accent6" w:themeShade="BF"/>
+              </w:rPr>
+              <w:t>字段</w:t>
+            </w:r>
+            <w:r>
+              <w:rPr>
+                <w:color w:val="E36C0A" w:themeColor="accent6" w:themeShade="BF"/>
+              </w:rPr>
+              <w:br/>
+            </w:r>
+            <w:r>
+              <w:rPr>
+                <w:rFonts w:hint="eastAsia"/>
+                <w:color w:val="E36C0A" w:themeColor="accent6" w:themeShade="BF"/>
+              </w:rPr>
+              <w:t>{</w:t>
+            </w:r>
+            <w:r>
+              <w:rPr>
+                <w:color w:val="E36C0A" w:themeColor="accent6" w:themeShade="BF"/>
+              </w:rPr>
+              <w:t xml:space="preserve"> Collection</w:t>
+            </w:r>
+            <w:r>
+              <w:rPr>
+                <w:rFonts w:hint="eastAsia"/>
+                <w:color w:val="E36C0A" w:themeColor="accent6" w:themeShade="BF"/>
+              </w:rPr>
+              <w:t xml:space="preserve">: </w:t>
+            </w:r>
+            <w:r>
+              <w:rPr>
+                <w:color w:val="E36C0A" w:themeColor="accent6" w:themeShade="BF"/>
+              </w:rPr>
+              <w:t xml:space="preserve">“foo.bar” </w:t>
+            </w:r>
+            <w:r>
+              <w:rPr>
+                <w:rFonts w:hint="eastAsia"/>
+                <w:color w:val="E36C0A" w:themeColor="accent6" w:themeShade="BF"/>
+              </w:rPr>
+              <w:t xml:space="preserve">} </w:t>
+            </w:r>
+            <w:r>
+              <w:rPr>
+                <w:color w:val="E36C0A" w:themeColor="accent6" w:themeShade="BF"/>
+              </w:rPr>
+              <w:t xml:space="preserve">-&gt; </w:t>
+            </w:r>
+            <w:r>
+              <w:rPr>
+                <w:rFonts w:hint="eastAsia"/>
+                <w:color w:val="E36C0A" w:themeColor="accent6" w:themeShade="BF"/>
+              </w:rPr>
+              <w:t>{</w:t>
+            </w:r>
+            <w:r>
+              <w:rPr>
+                <w:color w:val="E36C0A" w:themeColor="accent6" w:themeShade="BF"/>
+              </w:rPr>
+              <w:t xml:space="preserve"> CollectionID: 123456 </w:t>
+            </w:r>
+            <w:r>
+              <w:rPr>
+                <w:rFonts w:hint="eastAsia"/>
+                <w:color w:val="E36C0A" w:themeColor="accent6" w:themeShade="BF"/>
+              </w:rPr>
+              <w:t>}</w:t>
             </w:r>
           </w:p>
         </w:tc>
@@ -16980,115 +18694,172 @@
               <w:rPr>
                 <w:rFonts w:hint="eastAsia"/>
               </w:rPr>
-              <w:t>MSG_BS_LOB_OPEN_REQ/</w:t>
-            </w:r>
-            <w:r>
+              <w:t>MSG_BS_LOB_OPEN_REQ</w:t>
+            </w:r>
+          </w:p>
+        </w:tc>
+      </w:tr>
+      <w:tr>
+        <w:tc>
+          <w:tcPr>
+            <w:tcW w:w="1452" w:type="dxa"/>
+          </w:tcPr>
+          <w:p>
+            <w:pPr>
+              <w:ind w:left="0"/>
+            </w:pPr>
+            <w:r>
+              <w:rPr>
+                <w:rFonts w:hint="eastAsia"/>
+              </w:rPr>
+              <w:t>消息结构</w:t>
+            </w:r>
+          </w:p>
+        </w:tc>
+        <w:tc>
+          <w:tcPr>
+            <w:tcW w:w="6713" w:type="dxa"/>
+          </w:tcPr>
+          <w:p>
+            <w:pPr>
+              <w:ind w:left="0"/>
+            </w:pPr>
+            <w:r>
+              <w:t>MsgOpLob</w:t>
+            </w:r>
+          </w:p>
+        </w:tc>
+      </w:tr>
+      <w:tr>
+        <w:tc>
+          <w:tcPr>
+            <w:tcW w:w="1452" w:type="dxa"/>
+          </w:tcPr>
+          <w:p>
+            <w:pPr>
+              <w:ind w:left="0"/>
+            </w:pPr>
+            <w:r>
+              <w:rPr>
+                <w:rFonts w:hint="eastAsia"/>
+              </w:rPr>
+              <w:t>处理方式</w:t>
+            </w:r>
+          </w:p>
+        </w:tc>
+        <w:tc>
+          <w:tcPr>
+            <w:tcW w:w="6713" w:type="dxa"/>
+          </w:tcPr>
+          <w:p>
+            <w:pPr>
+              <w:ind w:left="0"/>
+              <w:rPr>
+                <w:color w:val="E36C0A" w:themeColor="accent6" w:themeShade="BF"/>
+              </w:rPr>
+            </w:pPr>
+            <w:r>
+              <w:rPr>
+                <w:rFonts w:hint="eastAsia"/>
+                <w:color w:val="E36C0A" w:themeColor="accent6" w:themeShade="BF"/>
+              </w:rPr>
+              <w:t>BSON</w:t>
+            </w:r>
+            <w:r>
+              <w:rPr>
+                <w:rFonts w:hint="eastAsia"/>
+                <w:color w:val="E36C0A" w:themeColor="accent6" w:themeShade="BF"/>
+              </w:rPr>
+              <w:t>结构去掉</w:t>
+            </w:r>
+            <w:r>
+              <w:rPr>
+                <w:color w:val="E36C0A" w:themeColor="accent6" w:themeShade="BF"/>
+              </w:rPr>
+              <w:t>Collection</w:t>
+            </w:r>
+            <w:r>
+              <w:rPr>
+                <w:color w:val="E36C0A" w:themeColor="accent6" w:themeShade="BF"/>
+              </w:rPr>
+              <w:t>字段，新增</w:t>
+            </w:r>
+            <w:r>
+              <w:rPr>
+                <w:color w:val="E36C0A" w:themeColor="accent6" w:themeShade="BF"/>
+              </w:rPr>
+              <w:t>CollectionID</w:t>
+            </w:r>
+            <w:r>
+              <w:rPr>
+                <w:color w:val="E36C0A" w:themeColor="accent6" w:themeShade="BF"/>
+              </w:rPr>
+              <w:t>字段</w:t>
+            </w:r>
+            <w:r>
+              <w:rPr>
+                <w:color w:val="E36C0A" w:themeColor="accent6" w:themeShade="BF"/>
+              </w:rPr>
               <w:br/>
             </w:r>
             <w:r>
               <w:rPr>
                 <w:rFonts w:hint="eastAsia"/>
-              </w:rPr>
-              <w:t>MSG_BS_LOB_WRITE_REQ/</w:t>
-            </w:r>
-            <w:r>
-              <w:br/>
-            </w:r>
-            <w:r>
-              <w:rPr>
-                <w:rFonts w:hint="eastAsia"/>
-              </w:rPr>
-              <w:t>MSG_BS_LOB_CLOSE_REQ</w:t>
-            </w:r>
-          </w:p>
-        </w:tc>
-      </w:tr>
-      <w:tr>
-        <w:tc>
-          <w:tcPr>
-            <w:tcW w:w="1452" w:type="dxa"/>
-          </w:tcPr>
-          <w:p>
-            <w:pPr>
-              <w:ind w:left="0"/>
-            </w:pPr>
-            <w:r>
-              <w:rPr>
-                <w:rFonts w:hint="eastAsia"/>
-              </w:rPr>
-              <w:t>消息结构</w:t>
-            </w:r>
-          </w:p>
-        </w:tc>
-        <w:tc>
-          <w:tcPr>
-            <w:tcW w:w="6713" w:type="dxa"/>
-          </w:tcPr>
-          <w:p>
-            <w:pPr>
-              <w:ind w:left="0"/>
-            </w:pPr>
-            <w:r>
-              <w:t>MsgOpLob</w:t>
-            </w:r>
-          </w:p>
-        </w:tc>
-      </w:tr>
-      <w:tr>
-        <w:tc>
-          <w:tcPr>
-            <w:tcW w:w="1452" w:type="dxa"/>
-          </w:tcPr>
-          <w:p>
-            <w:pPr>
-              <w:ind w:left="0"/>
-            </w:pPr>
-            <w:r>
-              <w:rPr>
-                <w:rFonts w:hint="eastAsia"/>
-              </w:rPr>
-              <w:t>处理方式</w:t>
-            </w:r>
-          </w:p>
-        </w:tc>
-        <w:tc>
-          <w:tcPr>
-            <w:tcW w:w="6713" w:type="dxa"/>
-          </w:tcPr>
-          <w:p>
-            <w:pPr>
-              <w:ind w:left="0"/>
-              <w:rPr>
-                <w:color w:val="E36C0A" w:themeColor="accent6" w:themeShade="BF"/>
-              </w:rPr>
-            </w:pPr>
-            <w:r>
-              <w:rPr>
-                <w:rFonts w:hint="eastAsia"/>
-                <w:color w:val="E36C0A" w:themeColor="accent6" w:themeShade="BF"/>
-              </w:rPr>
-              <w:t>在最后面的</w:t>
-            </w:r>
-            <w:r>
-              <w:rPr>
-                <w:rFonts w:hint="eastAsia"/>
-                <w:color w:val="E36C0A" w:themeColor="accent6" w:themeShade="BF"/>
-              </w:rPr>
-              <w:t>bson</w:t>
-            </w:r>
-            <w:r>
-              <w:rPr>
-                <w:rFonts w:hint="eastAsia"/>
-                <w:color w:val="E36C0A" w:themeColor="accent6" w:themeShade="BF"/>
-              </w:rPr>
-              <w:t>添加字段</w:t>
-            </w:r>
-            <w:r>
-              <w:rPr>
-                <w:rFonts w:hint="eastAsia"/>
-                <w:color w:val="E36C0A" w:themeColor="accent6" w:themeShade="BF"/>
-              </w:rPr>
-              <w:t>CLID</w:t>
+                <w:color w:val="E36C0A" w:themeColor="accent6" w:themeShade="BF"/>
+              </w:rPr>
+              <w:t>{</w:t>
+            </w:r>
+            <w:r>
+              <w:rPr>
+                <w:color w:val="E36C0A" w:themeColor="accent6" w:themeShade="BF"/>
+              </w:rPr>
+              <w:t xml:space="preserve"> Collection</w:t>
+            </w:r>
+            <w:r>
+              <w:rPr>
+                <w:rFonts w:hint="eastAsia"/>
+                <w:color w:val="E36C0A" w:themeColor="accent6" w:themeShade="BF"/>
+              </w:rPr>
+              <w:t xml:space="preserve">: </w:t>
+            </w:r>
+            <w:r>
+              <w:rPr>
+                <w:color w:val="E36C0A" w:themeColor="accent6" w:themeShade="BF"/>
+              </w:rPr>
+              <w:t xml:space="preserve">“foo.bar” </w:t>
+            </w:r>
+            <w:r>
+              <w:rPr>
+                <w:rFonts w:hint="eastAsia"/>
+                <w:color w:val="E36C0A" w:themeColor="accent6" w:themeShade="BF"/>
+              </w:rPr>
+              <w:t xml:space="preserve">} </w:t>
+            </w:r>
+            <w:r>
+              <w:rPr>
+                <w:color w:val="E36C0A" w:themeColor="accent6" w:themeShade="BF"/>
+              </w:rPr>
+              <w:t xml:space="preserve">-&gt; </w:t>
+            </w:r>
+            <w:r>
+              <w:rPr>
+                <w:rFonts w:hint="eastAsia"/>
+                <w:color w:val="E36C0A" w:themeColor="accent6" w:themeShade="BF"/>
+              </w:rPr>
+              <w:t>{</w:t>
+            </w:r>
+            <w:r>
+              <w:rPr>
+                <w:color w:val="E36C0A" w:themeColor="accent6" w:themeShade="BF"/>
+              </w:rPr>
+              <w:t xml:space="preserve"> CollectionID: 123456 </w:t>
+            </w:r>
+            <w:r>
+              <w:rPr>
+                <w:rFonts w:hint="eastAsia"/>
+                <w:color w:val="E36C0A" w:themeColor="accent6" w:themeShade="BF"/>
+              </w:rPr>
+              <w:t>}</w:t>
             </w:r>
           </w:p>
         </w:tc>
@@ -17114,17 +18885,208 @@
       </w:r>
     </w:p>
     <w:p>
-      <w:r>
-        <w:rPr>
-          <w:rFonts w:hint="eastAsia"/>
-        </w:rPr>
-        <w:t>snapshot cs / cl</w:t>
-      </w:r>
-      <w:r>
-        <w:rPr>
-          <w:rFonts w:hint="eastAsia"/>
-        </w:rPr>
-        <w:t xml:space="preserve"> </w:t>
+      <w:pPr>
+        <w:pStyle w:val="3"/>
+        <w:numPr>
+          <w:ilvl w:val="0"/>
+          <w:numId w:val="44"/>
+        </w:numPr>
+      </w:pPr>
+      <w:r>
+        <w:t>snapshot</w:t>
+      </w:r>
+    </w:p>
+    <w:tbl>
+      <w:tblPr>
+        <w:tblStyle w:val="a9"/>
+        <w:tblW w:w="0" w:type="auto"/>
+        <w:tblInd w:w="357" w:type="dxa"/>
+        <w:tblLook w:val="04A0" w:firstRow="1" w:lastRow="0" w:firstColumn="1" w:lastColumn="0" w:noHBand="0" w:noVBand="1"/>
+      </w:tblPr>
+      <w:tblGrid>
+        <w:gridCol w:w="8165"/>
+      </w:tblGrid>
+      <w:tr>
+        <w:tc>
+          <w:tcPr>
+            <w:tcW w:w="8522" w:type="dxa"/>
+          </w:tcPr>
+          <w:p>
+            <w:pPr>
+              <w:ind w:left="0"/>
+            </w:pPr>
+            <w:r>
+              <w:t>db.snapshot(SDB_SNAP_CATALOG)</w:t>
+            </w:r>
+          </w:p>
+        </w:tc>
+      </w:tr>
+      <w:tr>
+        <w:tc>
+          <w:tcPr>
+            <w:tcW w:w="8522" w:type="dxa"/>
+          </w:tcPr>
+          <w:p>
+            <w:pPr>
+              <w:ind w:left="0"/>
+            </w:pPr>
+            <w:r>
+              <w:t>{</w:t>
+            </w:r>
+          </w:p>
+          <w:p>
+            <w:pPr>
+              <w:ind w:left="0"/>
+            </w:pPr>
+            <w:r>
+              <w:t xml:space="preserve">  "_id": {</w:t>
+            </w:r>
+          </w:p>
+          <w:p>
+            <w:pPr>
+              <w:ind w:left="0"/>
+            </w:pPr>
+            <w:r>
+              <w:t xml:space="preserve">    "$oid": "5ae16851ba7e480050d29970"</w:t>
+            </w:r>
+          </w:p>
+          <w:p>
+            <w:pPr>
+              <w:ind w:left="0"/>
+            </w:pPr>
+            <w:r>
+              <w:t xml:space="preserve">  },</w:t>
+            </w:r>
+          </w:p>
+          <w:p>
+            <w:pPr>
+              <w:ind w:left="0"/>
+            </w:pPr>
+            <w:r>
+              <w:t xml:space="preserve">  "Name": "yt.yt",</w:t>
+            </w:r>
+          </w:p>
+          <w:p>
+            <w:pPr>
+              <w:ind w:left="0"/>
+              <w:rPr>
+                <w:color w:val="E36C0A" w:themeColor="accent6" w:themeShade="BF"/>
+              </w:rPr>
+            </w:pPr>
+            <w:r>
+              <w:t xml:space="preserve">  </w:t>
+            </w:r>
+            <w:r>
+              <w:rPr>
+                <w:color w:val="E36C0A" w:themeColor="accent6" w:themeShade="BF"/>
+              </w:rPr>
+              <w:t>"ID": 12345,             //</w:t>
+            </w:r>
+            <w:r>
+              <w:rPr>
+                <w:rFonts w:hint="eastAsia"/>
+                <w:color w:val="E36C0A" w:themeColor="accent6" w:themeShade="BF"/>
+              </w:rPr>
+              <w:t>新增</w:t>
+            </w:r>
+            <w:r>
+              <w:rPr>
+                <w:color w:val="E36C0A" w:themeColor="accent6" w:themeShade="BF"/>
+              </w:rPr>
+              <w:t>字段</w:t>
+            </w:r>
+          </w:p>
+          <w:p>
+            <w:pPr>
+              <w:ind w:left="0"/>
+            </w:pPr>
+            <w:r>
+              <w:t xml:space="preserve">  "Version": 1,</w:t>
+            </w:r>
+          </w:p>
+          <w:p>
+            <w:pPr>
+              <w:ind w:left="0"/>
+            </w:pPr>
+            <w:r>
+              <w:lastRenderedPageBreak/>
+              <w:t xml:space="preserve">  "Attribute": 0,</w:t>
+            </w:r>
+          </w:p>
+          <w:p>
+            <w:pPr>
+              <w:ind w:left="0"/>
+            </w:pPr>
+            <w:r>
+              <w:t xml:space="preserve">  "AttributeDesc": "",</w:t>
+            </w:r>
+          </w:p>
+          <w:p>
+            <w:pPr>
+              <w:ind w:left="0"/>
+            </w:pPr>
+            <w:r>
+              <w:t xml:space="preserve">  "CataInfo": [</w:t>
+            </w:r>
+          </w:p>
+          <w:p>
+            <w:pPr>
+              <w:ind w:left="0"/>
+            </w:pPr>
+            <w:r>
+              <w:t xml:space="preserve">    {</w:t>
+            </w:r>
+          </w:p>
+          <w:p>
+            <w:pPr>
+              <w:ind w:left="0"/>
+            </w:pPr>
+            <w:r>
+              <w:t xml:space="preserve">      "GroupID": 1000,</w:t>
+            </w:r>
+          </w:p>
+          <w:p>
+            <w:pPr>
+              <w:ind w:left="0"/>
+            </w:pPr>
+            <w:r>
+              <w:t xml:space="preserve">      "GroupName": "db1"</w:t>
+            </w:r>
+          </w:p>
+          <w:p>
+            <w:pPr>
+              <w:ind w:left="0"/>
+            </w:pPr>
+            <w:r>
+              <w:t xml:space="preserve">    }</w:t>
+            </w:r>
+          </w:p>
+          <w:p>
+            <w:pPr>
+              <w:ind w:left="0"/>
+            </w:pPr>
+            <w:r>
+              <w:t xml:space="preserve">  ]</w:t>
+            </w:r>
+          </w:p>
+          <w:p>
+            <w:pPr>
+              <w:ind w:left="0"/>
+            </w:pPr>
+            <w:r>
+              <w:t>}</w:t>
+            </w:r>
+          </w:p>
+        </w:tc>
+      </w:tr>
+    </w:tbl>
+    <w:p/>
+    <w:p>
+      <w:r>
+        <w:rPr>
+          <w:rFonts w:hint="eastAsia"/>
+        </w:rPr>
+        <w:t xml:space="preserve">snapshot cs / cl </w:t>
       </w:r>
       <w:r>
         <w:rPr>
@@ -17137,6 +19099,165 @@
           <w:rFonts w:hint="eastAsia"/>
         </w:rPr>
         <w:t>DMS load cs id / cl id</w:t>
+      </w:r>
+    </w:p>
+    <w:p>
+      <w:pPr>
+        <w:pStyle w:val="3"/>
+        <w:numPr>
+          <w:ilvl w:val="0"/>
+          <w:numId w:val="28"/>
+        </w:numPr>
+      </w:pPr>
+      <w:r>
+        <w:rPr>
+          <w:rFonts w:hint="eastAsia"/>
+        </w:rPr>
+        <w:t>analyze</w:t>
+      </w:r>
+    </w:p>
+    <w:p>
+      <w:r>
+        <w:rPr>
+          <w:rFonts w:hint="eastAsia"/>
+        </w:rPr>
+        <w:t>不作改动</w:t>
+      </w:r>
+      <w:r>
+        <w:t>。</w:t>
+      </w:r>
+    </w:p>
+    <w:p/>
+    <w:p>
+      <w:r>
+        <w:rPr>
+          <w:rFonts w:hint="eastAsia"/>
+        </w:rPr>
+        <w:t>数据</w:t>
+      </w:r>
+      <w:r>
+        <w:t>节点上的</w:t>
+      </w:r>
+      <w:r>
+        <w:rPr>
+          <w:rFonts w:hint="eastAsia"/>
+        </w:rPr>
+        <w:t>统计</w:t>
+      </w:r>
+      <w:r>
+        <w:t>信息如下：</w:t>
+      </w:r>
+    </w:p>
+    <w:p>
+      <w:r>
+        <w:t>{</w:t>
+      </w:r>
+    </w:p>
+    <w:p>
+      <w:r>
+        <w:t xml:space="preserve">  "AvgNumFields": 10,</w:t>
+      </w:r>
+    </w:p>
+    <w:p>
+      <w:r>
+        <w:t xml:space="preserve">  "Collection": "yt1",</w:t>
+      </w:r>
+    </w:p>
+    <w:p>
+      <w:r>
+        <w:t xml:space="preserve">  "CollectionSpace": "yt",</w:t>
+      </w:r>
+    </w:p>
+    <w:p>
+      <w:r>
+        <w:t xml:space="preserve">  "CreateTime": 1524905891082,</w:t>
+      </w:r>
+    </w:p>
+    <w:p>
+      <w:r>
+        <w:t xml:space="preserve">  "SampleRecords": 4,</w:t>
+      </w:r>
+    </w:p>
+    <w:p>
+      <w:r>
+        <w:t xml:space="preserve">  "TotalDataPages": 1,</w:t>
+      </w:r>
+    </w:p>
+    <w:p>
+      <w:r>
+        <w:t xml:space="preserve">  "TotalDataSize": 116,</w:t>
+      </w:r>
+    </w:p>
+    <w:p>
+      <w:r>
+        <w:t xml:space="preserve">  "TotalRecords": 4,</w:t>
+      </w:r>
+    </w:p>
+    <w:p>
+      <w:r>
+        <w:t xml:space="preserve">  "_id": {</w:t>
+      </w:r>
+    </w:p>
+    <w:p>
+      <w:r>
+        <w:t xml:space="preserve">    "$oid": "5ae437a33a3bd7503c4d7f5c"</w:t>
+      </w:r>
+    </w:p>
+    <w:p>
+      <w:r>
+        <w:t xml:space="preserve">  }</w:t>
+      </w:r>
+    </w:p>
+    <w:p>
+      <w:r>
+        <w:t>}</w:t>
+      </w:r>
+    </w:p>
+    <w:p>
+      <w:r>
+        <w:rPr>
+          <w:rFonts w:hint="eastAsia"/>
+        </w:rPr>
+        <w:t>当</w:t>
+      </w:r>
+      <w:r>
+        <w:t>cs.renameCL()</w:t>
+      </w:r>
+      <w:r>
+        <w:rPr>
+          <w:rFonts w:hint="eastAsia"/>
+        </w:rPr>
+        <w:t>时</w:t>
+      </w:r>
+      <w:r>
+        <w:t>，是通过拿到</w:t>
+      </w:r>
+      <w:r>
+        <w:t>mbID</w:t>
+      </w:r>
+      <w:r>
+        <w:rPr>
+          <w:rFonts w:hint="eastAsia"/>
+        </w:rPr>
+        <w:t>去修改</w:t>
+      </w:r>
+      <w:r>
+        <w:t>"Collection"</w:t>
+      </w:r>
+      <w:r>
+        <w:rPr>
+          <w:rFonts w:hint="eastAsia"/>
+        </w:rPr>
+        <w:t>字段，</w:t>
+      </w:r>
+      <w:r>
+        <w:t>因此不需要新增</w:t>
+      </w:r>
+      <w:r>
+        <w:t>id</w:t>
+      </w:r>
+      <w:r>
+        <w:t>字段。</w:t>
       </w:r>
     </w:p>
     <w:p/>
@@ -17144,13 +19265,7 @@
     <w:p/>
     <w:p/>
     <w:p/>
-    <w:p>
-      <w:pPr>
-        <w:rPr>
-          <w:rFonts w:hint="eastAsia"/>
-        </w:rPr>
-      </w:pPr>
-    </w:p>
+    <w:p/>
     <w:p>
       <w:r>
         <w:rPr>
@@ -17162,13 +19277,7 @@
         <w:t>记录：</w:t>
       </w:r>
     </w:p>
-    <w:p>
-      <w:pPr>
-        <w:rPr>
-          <w:rFonts w:hint="eastAsia"/>
-        </w:rPr>
-      </w:pPr>
-    </w:p>
+    <w:p/>
     <w:p>
       <w:r>
         <w:rPr>
@@ -17211,7 +19320,6 @@
         <w:rPr>
           <w:rFonts w:hint="eastAsia"/>
         </w:rPr>
-        <w:lastRenderedPageBreak/>
         <w:t>当前考虑的由</w:t>
       </w:r>
       <w:r>
@@ -17309,7 +19417,14 @@
         <w:rPr>
           <w:rFonts w:hint="eastAsia"/>
         </w:rPr>
-        <w:t>文件改名要</w:t>
+        <w:t>文件</w:t>
+      </w:r>
+      <w:r>
+        <w:rPr>
+          <w:rFonts w:hint="eastAsia"/>
+        </w:rPr>
+        <w:lastRenderedPageBreak/>
+        <w:t>改名要</w:t>
       </w:r>
       <w:r>
         <w:rPr>
@@ -17382,7 +19497,7 @@
 
 <file path=word/comments.xml><?xml version="1.0" encoding="utf-8"?>
 <w:comments xmlns:wpc="http://schemas.microsoft.com/office/word/2010/wordprocessingCanvas" xmlns:cx="http://schemas.microsoft.com/office/drawing/2014/chartex" xmlns:mc="http://schemas.openxmlformats.org/markup-compatibility/2006" xmlns:o="urn:schemas-microsoft-com:office:office" xmlns:r="http://schemas.openxmlformats.org/officeDocument/2006/relationships" xmlns:m="http://schemas.openxmlformats.org/officeDocument/2006/math" xmlns:v="urn:schemas-microsoft-com:vml" xmlns:wp14="http://schemas.microsoft.com/office/word/2010/wordprocessingDrawing" xmlns:wp="http://schemas.openxmlformats.org/drawingml/2006/wordprocessingDrawing" xmlns:w10="urn:schemas-microsoft-com:office:word" xmlns:w="http://schemas.openxmlformats.org/wordprocessingml/2006/main" xmlns:w14="http://schemas.microsoft.com/office/word/2010/wordml" xmlns:w15="http://schemas.microsoft.com/office/word/2012/wordml" xmlns:w16se="http://schemas.microsoft.com/office/word/2015/wordml/symex" xmlns:wpg="http://schemas.microsoft.com/office/word/2010/wordprocessingGroup" xmlns:wpi="http://schemas.microsoft.com/office/word/2010/wordprocessingInk" xmlns:wne="http://schemas.microsoft.com/office/word/2006/wordml" xmlns:wps="http://schemas.microsoft.com/office/word/2010/wordprocessingShape" mc:Ignorable="w14 w15 w16se wp14">
-  <w:comment w:id="1" w:author="yuting" w:date="2018-04-19T16:18:00Z" w:initials="y">
+  <w:comment w:id="0" w:author="yuting" w:date="2018-05-02T11:38:00Z" w:initials="yt">
     <w:p>
       <w:pPr>
         <w:pStyle w:val="af1"/>
@@ -17397,25 +19512,25 @@
         <w:rPr>
           <w:rFonts w:hint="eastAsia"/>
         </w:rPr>
-        <w:t>matcher</w:t>
-      </w:r>
-      <w:r>
-        <w:rPr>
-          <w:rFonts w:hint="eastAsia"/>
-        </w:rPr>
-        <w:t>字段也带着</w:t>
-      </w:r>
-      <w:r>
-        <w:rPr>
-          <w:rFonts w:hint="eastAsia"/>
-        </w:rPr>
-        <w:t>name</w:t>
-      </w:r>
-      <w:r>
-        <w:rPr>
-          <w:rFonts w:hint="eastAsia"/>
-        </w:rPr>
-        <w:t>字段</w:t>
+        <w:t>是否</w:t>
+      </w:r>
+      <w:r>
+        <w:t>需要保留，</w:t>
+      </w:r>
+      <w:r>
+        <w:rPr>
+          <w:rFonts w:hint="eastAsia"/>
+        </w:rPr>
+        <w:t>给</w:t>
+      </w:r>
+      <w:r>
+        <w:t>回滚</w:t>
+      </w:r>
+      <w:r>
+        <w:t>rename</w:t>
+      </w:r>
+      <w:r>
+        <w:t>用</w:t>
       </w:r>
     </w:p>
   </w:comment>
@@ -17424,7 +19539,7 @@
 
 <file path=word/commentsExtended.xml><?xml version="1.0" encoding="utf-8"?>
 <w15:commentsEx xmlns:wpc="http://schemas.microsoft.com/office/word/2010/wordprocessingCanvas" xmlns:cx="http://schemas.microsoft.com/office/drawing/2014/chartex" xmlns:mc="http://schemas.openxmlformats.org/markup-compatibility/2006" xmlns:o="urn:schemas-microsoft-com:office:office" xmlns:r="http://schemas.openxmlformats.org/officeDocument/2006/relationships" xmlns:m="http://schemas.openxmlformats.org/officeDocument/2006/math" xmlns:v="urn:schemas-microsoft-com:vml" xmlns:wp14="http://schemas.microsoft.com/office/word/2010/wordprocessingDrawing" xmlns:wp="http://schemas.openxmlformats.org/drawingml/2006/wordprocessingDrawing" xmlns:w10="urn:schemas-microsoft-com:office:word" xmlns:w="http://schemas.openxmlformats.org/wordprocessingml/2006/main" xmlns:w14="http://schemas.microsoft.com/office/word/2010/wordml" xmlns:w15="http://schemas.microsoft.com/office/word/2012/wordml" xmlns:w16se="http://schemas.microsoft.com/office/word/2015/wordml/symex" xmlns:wpg="http://schemas.microsoft.com/office/word/2010/wordprocessingGroup" xmlns:wpi="http://schemas.microsoft.com/office/word/2010/wordprocessingInk" xmlns:wne="http://schemas.microsoft.com/office/word/2006/wordml" xmlns:wps="http://schemas.microsoft.com/office/word/2010/wordprocessingShape" mc:Ignorable="w14 w15 w16se wp14">
-  <w15:commentEx w15:paraId="7CBAC0E6" w15:done="0"/>
+  <w15:commentEx w15:paraId="42FEE029" w15:done="0"/>
 </w15:commentsEx>
 </file>
 
@@ -20417,8 +22532,22 @@
       <w:startOverride w:val="1"/>
     </w:lvlOverride>
   </w:num>
+  <w:num w:numId="44">
+    <w:abstractNumId w:val="14"/>
+    <w:lvlOverride w:ilvl="0">
+      <w:startOverride w:val="1"/>
+    </w:lvlOverride>
+  </w:num>
   <w:numIdMacAtCleanup w:val="10"/>
 </w:numbering>
+</file>
+
+<file path=word/people.xml><?xml version="1.0" encoding="utf-8"?>
+<w15:people xmlns:wpc="http://schemas.microsoft.com/office/word/2010/wordprocessingCanvas" xmlns:cx="http://schemas.microsoft.com/office/drawing/2014/chartex" xmlns:mc="http://schemas.openxmlformats.org/markup-compatibility/2006" xmlns:o="urn:schemas-microsoft-com:office:office" xmlns:r="http://schemas.openxmlformats.org/officeDocument/2006/relationships" xmlns:m="http://schemas.openxmlformats.org/officeDocument/2006/math" xmlns:v="urn:schemas-microsoft-com:vml" xmlns:wp14="http://schemas.microsoft.com/office/word/2010/wordprocessingDrawing" xmlns:wp="http://schemas.openxmlformats.org/drawingml/2006/wordprocessingDrawing" xmlns:w10="urn:schemas-microsoft-com:office:word" xmlns:w="http://schemas.openxmlformats.org/wordprocessingml/2006/main" xmlns:w14="http://schemas.microsoft.com/office/word/2010/wordml" xmlns:w15="http://schemas.microsoft.com/office/word/2012/wordml" xmlns:w16se="http://schemas.microsoft.com/office/word/2015/wordml/symex" xmlns:wpg="http://schemas.microsoft.com/office/word/2010/wordprocessingGroup" xmlns:wpi="http://schemas.microsoft.com/office/word/2010/wordprocessingInk" xmlns:wne="http://schemas.microsoft.com/office/word/2006/wordml" xmlns:wps="http://schemas.microsoft.com/office/word/2010/wordprocessingShape" mc:Ignorable="w14 w15 w16se wp14">
+  <w15:person w15:author="yuting">
+    <w15:presenceInfo w15:providerId="None" w15:userId="yuting"/>
+  </w15:person>
+</w15:people>
 </file>
 
 <file path=word/styles.xml><?xml version="1.0" encoding="utf-8"?>
@@ -21652,7 +23781,7 @@
 </file>
 
 <file path=customXml/itemProps1.xml><?xml version="1.0" encoding="utf-8"?>
-<ds:datastoreItem xmlns:ds="http://schemas.openxmlformats.org/officeDocument/2006/customXml" ds:itemID="{A876B74C-4DA8-4FF2-A18D-5F8A3F1CEC8C}">
+<ds:datastoreItem xmlns:ds="http://schemas.openxmlformats.org/officeDocument/2006/customXml" ds:itemID="{2581235A-7ECB-43F8-B321-CD85F073DD5A}">
   <ds:schemaRefs>
     <ds:schemaRef ds:uri="http://schemas.openxmlformats.org/officeDocument/2006/bibliography"/>
   </ds:schemaRefs>

--- a/internal_doc/03.开发设计/rename/集合空间、集合添加唯一ID.docx
+++ b/internal_doc/03.开发设计/rename/集合空间、集合添加唯一ID.docx
@@ -5367,9 +5367,6 @@
     <w:p>
       <w:pPr>
         <w:ind w:left="420" w:firstLine="420"/>
-        <w:rPr>
-          <w:rFonts w:hint="eastAsia"/>
-        </w:rPr>
       </w:pPr>
       <w:r>
         <w:rPr>
@@ -5816,9 +5813,6 @@
     <w:p>
       <w:pPr>
         <w:ind w:left="420" w:firstLine="420"/>
-        <w:rPr>
-          <w:rFonts w:hint="eastAsia"/>
-        </w:rPr>
       </w:pPr>
       <w:r>
         <w:lastRenderedPageBreak/>
@@ -6638,9 +6632,6 @@
     <w:p>
       <w:pPr>
         <w:ind w:left="0"/>
-        <w:rPr>
-          <w:rFonts w:hint="eastAsia"/>
-        </w:rPr>
       </w:pPr>
       <w:r>
         <w:rPr>
@@ -7485,7 +7476,6 @@
       </w:r>
     </w:p>
     <w:p>
-      <w:bookmarkStart w:id="0" w:name="_GoBack"/>
       <w:r>
         <w:rPr>
           <w:noProof/>
@@ -7539,7 +7529,6 @@
           </wp:inline>
         </w:drawing>
       </w:r>
-      <w:bookmarkEnd w:id="0"/>
     </w:p>
     <w:p/>
     <w:tbl>
@@ -9349,13 +9338,7 @@
               <w:rPr>
                 <w:color w:val="E36C0A" w:themeColor="accent6" w:themeShade="BF"/>
               </w:rPr>
-              <w:t>“foo”</w:t>
-            </w:r>
-            <w:r>
-              <w:rPr>
-                <w:color w:val="E36C0A" w:themeColor="accent6" w:themeShade="BF"/>
-              </w:rPr>
-              <w:t xml:space="preserve">, </w:t>
+              <w:t xml:space="preserve">“foo”, </w:t>
             </w:r>
             <w:r>
               <w:rPr>
@@ -12161,7 +12144,6 @@
             <w:pPr>
               <w:ind w:left="0"/>
               <w:rPr>
-                <w:rFonts w:hint="eastAsia"/>
                 <w:color w:val="E36C0A" w:themeColor="accent6" w:themeShade="BF"/>
               </w:rPr>
             </w:pPr>
@@ -12239,19 +12221,7 @@
               <w:rPr>
                 <w:color w:val="E36C0A" w:themeColor="accent6" w:themeShade="BF"/>
               </w:rPr>
-              <w:t>:</w:t>
-            </w:r>
-            <w:r>
-              <w:rPr>
-                <w:color w:val="E36C0A" w:themeColor="accent6" w:themeShade="BF"/>
-              </w:rPr>
-              <w:t xml:space="preserve"> </w:t>
-            </w:r>
-            <w:r>
-              <w:rPr>
-                <w:color w:val="E36C0A" w:themeColor="accent6" w:themeShade="BF"/>
-              </w:rPr>
-              <w:t xml:space="preserve">”foo.bar1” </w:t>
+              <w:t xml:space="preserve">: ”foo.bar1” </w:t>
             </w:r>
             <w:r>
               <w:rPr>
@@ -12296,19 +12266,7 @@
               <w:rPr>
                 <w:color w:val="E36C0A" w:themeColor="accent6" w:themeShade="BF"/>
               </w:rPr>
-              <w:t>“foo.bar”</w:t>
-            </w:r>
-            <w:r>
-              <w:rPr>
-                <w:color w:val="E36C0A" w:themeColor="accent6" w:themeShade="BF"/>
-              </w:rPr>
-              <w:t xml:space="preserve"> </w:t>
-            </w:r>
-            <w:r>
-              <w:rPr>
-                <w:color w:val="E36C0A" w:themeColor="accent6" w:themeShade="BF"/>
-              </w:rPr>
-              <w:t xml:space="preserve">, </w:t>
+              <w:t xml:space="preserve">“foo.bar” , </w:t>
             </w:r>
             <w:r>
               <w:rPr>
@@ -12320,19 +12278,7 @@
               <w:rPr>
                 <w:color w:val="E36C0A" w:themeColor="accent6" w:themeShade="BF"/>
               </w:rPr>
-              <w:t>:</w:t>
-            </w:r>
-            <w:r>
-              <w:rPr>
-                <w:color w:val="E36C0A" w:themeColor="accent6" w:themeShade="BF"/>
-              </w:rPr>
-              <w:t xml:space="preserve"> </w:t>
-            </w:r>
-            <w:r>
-              <w:rPr>
-                <w:color w:val="E36C0A" w:themeColor="accent6" w:themeShade="BF"/>
-              </w:rPr>
-              <w:t>”foo.bar1”</w:t>
+              <w:t>: ”foo.bar1”</w:t>
             </w:r>
             <w:r>
               <w:rPr>
@@ -22132,180 +22078,137 @@
               </w:rPr>
             </w:pPr>
             <w:r>
-              <w:rPr>
-                <w:strike/>
-              </w:rPr>
-              <w:t>CollectionID : 0</w:t>
-            </w:r>
-            <w:r>
+              <w:t xml:space="preserve">CollectionID : 0 </w:t>
+            </w:r>
+            <w:r>
+              <w:rPr>
+                <w:color w:val="E36C0A" w:themeColor="accent6" w:themeShade="BF"/>
+              </w:rPr>
+              <w:t xml:space="preserve">     </w:t>
+            </w:r>
+            <w:r>
+              <w:rPr>
+                <w:color w:val="E36C0A" w:themeColor="accent6" w:themeShade="BF"/>
+              </w:rPr>
+              <w:t xml:space="preserve">   </w:t>
+            </w:r>
+            <w:r>
+              <w:rPr>
+                <w:color w:val="E36C0A" w:themeColor="accent6" w:themeShade="BF"/>
+              </w:rPr>
+              <w:t xml:space="preserve">        </w:t>
+            </w:r>
+            <w:bookmarkStart w:id="0" w:name="_GoBack"/>
+            <w:bookmarkEnd w:id="0"/>
+            <w:r>
+              <w:rPr>
+                <w:rFonts w:hint="eastAsia"/>
+                <w:color w:val="E36C0A" w:themeColor="accent6" w:themeShade="BF"/>
+              </w:rPr>
+              <w:t>//</w:t>
+            </w:r>
+            <w:r>
+              <w:rPr>
+                <w:color w:val="E36C0A" w:themeColor="accent6" w:themeShade="BF"/>
+              </w:rPr>
+              <w:t>表示</w:t>
+            </w:r>
+            <w:r>
+              <w:rPr>
+                <w:color w:val="E36C0A" w:themeColor="accent6" w:themeShade="BF"/>
+              </w:rPr>
+              <w:t>mbID</w:t>
+            </w:r>
+          </w:p>
+          <w:p>
+            <w:pPr>
+              <w:ind w:left="0" w:firstLine="420"/>
+              <w:rPr>
+                <w:color w:val="E36C0A" w:themeColor="accent6" w:themeShade="BF"/>
+              </w:rPr>
+            </w:pPr>
+            <w:r>
+              <w:rPr>
+                <w:color w:val="E36C0A" w:themeColor="accent6" w:themeShade="BF"/>
+              </w:rPr>
+              <w:t>Global</w:t>
+            </w:r>
+            <w:r>
+              <w:rPr>
+                <w:color w:val="E36C0A" w:themeColor="accent6" w:themeShade="BF"/>
+              </w:rPr>
+              <w:t>C</w:t>
+            </w:r>
+            <w:r>
+              <w:rPr>
+                <w:color w:val="E36C0A" w:themeColor="accent6" w:themeShade="BF"/>
+              </w:rPr>
+              <w:t>L</w:t>
+            </w:r>
+            <w:r>
+              <w:rPr>
+                <w:color w:val="E36C0A" w:themeColor="accent6" w:themeShade="BF"/>
+              </w:rPr>
+              <w:t>ID : 123</w:t>
+            </w:r>
+            <w:r>
+              <w:rPr>
+                <w:color w:val="E36C0A" w:themeColor="accent6" w:themeShade="BF"/>
+              </w:rPr>
+              <w:t xml:space="preserve">                </w:t>
+            </w:r>
+            <w:r>
+              <w:rPr>
+                <w:rFonts w:hint="eastAsia"/>
+                <w:color w:val="E36C0A" w:themeColor="accent6" w:themeShade="BF"/>
+              </w:rPr>
+              <w:t>//</w:t>
+            </w:r>
+            <w:r>
+              <w:rPr>
+                <w:rFonts w:hint="eastAsia"/>
+                <w:color w:val="E36C0A" w:themeColor="accent6" w:themeShade="BF"/>
+              </w:rPr>
+              <w:t>新增</w:t>
+            </w:r>
+            <w:r>
+              <w:rPr>
+                <w:color w:val="E36C0A" w:themeColor="accent6" w:themeShade="BF"/>
+              </w:rPr>
+              <w:t>字段</w:t>
+            </w:r>
+            <w:r>
+              <w:rPr>
+                <w:rFonts w:hint="eastAsia"/>
+                <w:color w:val="E36C0A" w:themeColor="accent6" w:themeShade="BF"/>
+              </w:rPr>
+              <w:t>来</w:t>
+            </w:r>
+            <w:r>
+              <w:rPr>
+                <w:color w:val="E36C0A" w:themeColor="accent6" w:themeShade="BF"/>
+              </w:rPr>
+              <w:t>表示</w:t>
+            </w:r>
+            <w:r>
+              <w:rPr>
+                <w:rFonts w:hint="eastAsia"/>
+                <w:color w:val="E36C0A" w:themeColor="accent6" w:themeShade="BF"/>
+              </w:rPr>
+              <w:t>CL</w:t>
+            </w:r>
+            <w:r>
+              <w:rPr>
+                <w:color w:val="E36C0A" w:themeColor="accent6" w:themeShade="BF"/>
+              </w:rPr>
               <w:t xml:space="preserve"> </w:t>
             </w:r>
             <w:r>
               <w:rPr>
-                <w:color w:val="E36C0A" w:themeColor="accent6" w:themeShade="BF"/>
-              </w:rPr>
-              <w:t>=&gt;</w:t>
-            </w:r>
-            <w:r>
-              <w:rPr>
-                <w:color w:val="E36C0A" w:themeColor="accent6" w:themeShade="BF"/>
-              </w:rPr>
-              <w:t xml:space="preserve"> </w:t>
-            </w:r>
-            <w:r>
-              <w:rPr>
-                <w:color w:val="E36C0A" w:themeColor="accent6" w:themeShade="BF"/>
-              </w:rPr>
-              <w:t>MB ID: 0</w:t>
-            </w:r>
-            <w:r>
-              <w:rPr>
-                <w:color w:val="E36C0A" w:themeColor="accent6" w:themeShade="BF"/>
-              </w:rPr>
-              <w:t xml:space="preserve">     </w:t>
-            </w:r>
-            <w:r>
-              <w:rPr>
-                <w:color w:val="E36C0A" w:themeColor="accent6" w:themeShade="BF"/>
-              </w:rPr>
-              <w:t xml:space="preserve">   </w:t>
-            </w:r>
-            <w:r>
-              <w:rPr>
-                <w:rFonts w:hint="eastAsia"/>
-                <w:color w:val="E36C0A" w:themeColor="accent6" w:themeShade="BF"/>
-              </w:rPr>
-              <w:t>//</w:t>
-            </w:r>
-            <w:r>
-              <w:rPr>
-                <w:color w:val="E36C0A" w:themeColor="accent6" w:themeShade="BF"/>
-              </w:rPr>
-              <w:t>原来</w:t>
-            </w:r>
-            <w:r>
-              <w:rPr>
-                <w:color w:val="E36C0A" w:themeColor="accent6" w:themeShade="BF"/>
-              </w:rPr>
-              <w:t>“CollectionID”</w:t>
-            </w:r>
-            <w:r>
-              <w:rPr>
-                <w:rFonts w:hint="eastAsia"/>
-                <w:color w:val="E36C0A" w:themeColor="accent6" w:themeShade="BF"/>
-              </w:rPr>
-              <w:t>是</w:t>
-            </w:r>
-            <w:r>
-              <w:rPr>
-                <w:color w:val="E36C0A" w:themeColor="accent6" w:themeShade="BF"/>
-              </w:rPr>
-              <w:t>表示</w:t>
-            </w:r>
-            <w:r>
-              <w:rPr>
-                <w:color w:val="E36C0A" w:themeColor="accent6" w:themeShade="BF"/>
-              </w:rPr>
-              <w:t xml:space="preserve">mbID, </w:t>
-            </w:r>
-            <w:r>
-              <w:rPr>
-                <w:rFonts w:hint="eastAsia"/>
-                <w:color w:val="E36C0A" w:themeColor="accent6" w:themeShade="BF"/>
-              </w:rPr>
-              <w:t>现用</w:t>
-            </w:r>
-            <w:r>
-              <w:rPr>
-                <w:color w:val="E36C0A" w:themeColor="accent6" w:themeShade="BF"/>
-              </w:rPr>
-              <w:t>“MB ID”</w:t>
-            </w:r>
-            <w:r>
-              <w:rPr>
-                <w:rFonts w:hint="eastAsia"/>
-                <w:color w:val="E36C0A" w:themeColor="accent6" w:themeShade="BF"/>
-              </w:rPr>
-              <w:t>表示</w:t>
-            </w:r>
-          </w:p>
-          <w:p>
-            <w:pPr>
-              <w:ind w:left="0" w:firstLine="420"/>
-              <w:rPr>
-                <w:color w:val="E36C0A" w:themeColor="accent6" w:themeShade="BF"/>
-              </w:rPr>
-            </w:pPr>
-            <w:r>
-              <w:rPr>
-                <w:color w:val="E36C0A" w:themeColor="accent6" w:themeShade="BF"/>
-              </w:rPr>
-              <w:t>CollectionID : 123</w:t>
-            </w:r>
-            <w:r>
-              <w:rPr>
-                <w:color w:val="E36C0A" w:themeColor="accent6" w:themeShade="BF"/>
-              </w:rPr>
-              <w:t xml:space="preserve">                </w:t>
-            </w:r>
-            <w:r>
-              <w:rPr>
-                <w:rFonts w:hint="eastAsia"/>
-                <w:color w:val="E36C0A" w:themeColor="accent6" w:themeShade="BF"/>
-              </w:rPr>
-              <w:t>//</w:t>
-            </w:r>
-            <w:r>
-              <w:rPr>
-                <w:rFonts w:hint="eastAsia"/>
-                <w:color w:val="E36C0A" w:themeColor="accent6" w:themeShade="BF"/>
-              </w:rPr>
-              <w:t>新增</w:t>
-            </w:r>
-            <w:r>
-              <w:rPr>
-                <w:color w:val="E36C0A" w:themeColor="accent6" w:themeShade="BF"/>
-              </w:rPr>
-              <w:t>字段：</w:t>
-            </w:r>
-            <w:r>
-              <w:rPr>
-                <w:color w:val="E36C0A" w:themeColor="accent6" w:themeShade="BF"/>
-              </w:rPr>
-              <w:t>“</w:t>
-            </w:r>
-            <w:r>
-              <w:rPr>
-                <w:rFonts w:hint="eastAsia"/>
-                <w:color w:val="E36C0A" w:themeColor="accent6" w:themeShade="BF"/>
-              </w:rPr>
-              <w:t>Collecion</w:t>
-            </w:r>
-            <w:r>
-              <w:rPr>
-                <w:color w:val="E36C0A" w:themeColor="accent6" w:themeShade="BF"/>
-              </w:rPr>
-              <w:t>ID”</w:t>
-            </w:r>
-            <w:r>
-              <w:rPr>
-                <w:rFonts w:hint="eastAsia"/>
-                <w:color w:val="E36C0A" w:themeColor="accent6" w:themeShade="BF"/>
-              </w:rPr>
-              <w:t>来</w:t>
-            </w:r>
-            <w:r>
-              <w:rPr>
-                <w:color w:val="E36C0A" w:themeColor="accent6" w:themeShade="BF"/>
-              </w:rPr>
-              <w:t>表示</w:t>
-            </w:r>
-            <w:r>
-              <w:rPr>
-                <w:rFonts w:hint="eastAsia"/>
-                <w:color w:val="E36C0A" w:themeColor="accent6" w:themeShade="BF"/>
-              </w:rPr>
-              <w:t>CLID</w:t>
+                <w:rFonts w:hint="eastAsia"/>
+                <w:color w:val="E36C0A" w:themeColor="accent6" w:themeShade="BF"/>
+              </w:rPr>
+              <w:t>ID</w:t>
             </w:r>
           </w:p>
           <w:p>
@@ -24484,7 +24387,7 @@
 </file>
 
 <file path=customXml/itemProps1.xml><?xml version="1.0" encoding="utf-8"?>
-<ds:datastoreItem xmlns:ds="http://schemas.openxmlformats.org/officeDocument/2006/customXml" ds:itemID="{582B0821-41FC-44F5-98A7-8C0EF85361ED}">
+<ds:datastoreItem xmlns:ds="http://schemas.openxmlformats.org/officeDocument/2006/customXml" ds:itemID="{417A1612-38F8-40E8-B34F-75976F841F54}">
   <ds:schemaRefs>
     <ds:schemaRef ds:uri="http://schemas.openxmlformats.org/officeDocument/2006/bibliography"/>
   </ds:schemaRefs>

--- a/internal_doc/03.开发设计/rename/集合空间、集合添加唯一ID.docx
+++ b/internal_doc/03.开发设计/rename/集合空间、集合添加唯一ID.docx
@@ -21,8 +21,6 @@
       <w:r>
         <w:t>Unique</w:t>
       </w:r>
-      <w:bookmarkStart w:id="0" w:name="_GoBack"/>
-      <w:bookmarkEnd w:id="0"/>
       <w:r>
         <w:t>ID</w:t>
       </w:r>
@@ -337,10 +335,7 @@
         <w:t>U</w:t>
       </w:r>
       <w:r>
-        <w:t>INT</w:t>
-      </w:r>
-      <w:r>
-        <w:t>64</w:t>
+        <w:t>INT64</w:t>
       </w:r>
       <w:r>
         <w:rPr>
@@ -784,250 +779,194 @@
     <w:p>
       <w:pPr>
         <w:pStyle w:val="3"/>
-      </w:pPr>
-      <w:r>
-        <w:rPr>
-          <w:rFonts w:hint="eastAsia"/>
-        </w:rPr>
-        <w:t>单机</w:t>
-      </w:r>
-    </w:p>
-    <w:p>
-      <w:r>
-        <w:rPr>
-          <w:rFonts w:hint="eastAsia"/>
-        </w:rPr>
-        <w:t>这里</w:t>
-      </w:r>
-      <w:r>
+        <w:rPr>
+          <w:rFonts w:hint="eastAsia"/>
+        </w:rPr>
+      </w:pPr>
+      <w:r>
+        <w:rPr>
+          <w:rFonts w:hint="eastAsia"/>
+        </w:rPr>
+        <w:t>生成</w:t>
+      </w:r>
+      <w:r>
+        <w:t>ID</w:t>
+      </w:r>
+      <w:r>
+        <w:rPr>
+          <w:rFonts w:hint="eastAsia"/>
+        </w:rPr>
         <w:t>的</w:t>
       </w:r>
       <w:r>
-        <w:rPr>
-          <w:rFonts w:hint="eastAsia"/>
-        </w:rPr>
-        <w:t>单机是</w:t>
-      </w:r>
-      <w:r>
-        <w:t>指</w:t>
-      </w:r>
-      <w:r>
-        <w:rPr>
-          <w:rFonts w:hint="eastAsia"/>
-        </w:rPr>
+        <w:t>规则</w:t>
+      </w:r>
+      <w:bookmarkStart w:id="0" w:name="_GoBack"/>
+      <w:bookmarkEnd w:id="0"/>
+    </w:p>
+    <w:p>
+      <w:pPr>
+        <w:pStyle w:val="aa"/>
+        <w:ind w:left="0" w:firstLineChars="0"/>
+      </w:pPr>
+      <w:r>
+        <w:t>在</w:t>
+      </w:r>
+      <w:r>
+        <w:t>standalone</w:t>
+      </w:r>
+      <w:r>
+        <w:rPr>
+          <w:rFonts w:hint="eastAsia"/>
+        </w:rPr>
+        <w:t>节点</w:t>
+      </w:r>
+      <w:r>
+        <w:t>上操作，或者直连数据节点操作</w:t>
+      </w:r>
+      <w:r>
+        <w:rPr>
+          <w:rFonts w:hint="eastAsia"/>
+        </w:rPr>
+        <w:t>不生成</w:t>
+      </w:r>
+      <w:r>
+        <w:t>ID</w:t>
+      </w:r>
+      <w:r>
+        <w:t>，</w:t>
+      </w:r>
+      <w:r>
+        <w:rPr>
+          <w:rFonts w:hint="eastAsia"/>
+        </w:rPr>
+        <w:t>为无效</w:t>
+      </w:r>
+      <w:r>
+        <w:t>值</w:t>
+      </w:r>
+      <w:r>
+        <w:t>0xFFFFFFFF</w:t>
+      </w:r>
+      <w:r>
+        <w:rPr>
+          <w:rFonts w:hint="eastAsia"/>
+        </w:rPr>
+        <w:t>。</w:t>
+      </w:r>
+      <w:r>
+        <w:rPr>
+          <w:rFonts w:hint="eastAsia"/>
+        </w:rPr>
+        <w:t xml:space="preserve"> </w:t>
+      </w:r>
+      <w:r>
+        <w:rPr>
+          <w:rFonts w:hint="eastAsia"/>
+        </w:rPr>
+        <w:t>编目</w:t>
+      </w:r>
+      <w:r>
+        <w:t>上</w:t>
+      </w:r>
+      <w:r>
+        <w:rPr>
+          <w:rFonts w:hint="eastAsia"/>
+        </w:rPr>
+        <w:t>生成</w:t>
+      </w:r>
+      <w:r>
+        <w:rPr>
+          <w:rFonts w:hint="eastAsia"/>
+        </w:rPr>
+        <w:t>CL</w:t>
+      </w:r>
+      <w:r>
+        <w:t xml:space="preserve"> Unique </w:t>
+      </w:r>
+      <w:r>
+        <w:t>ID</w:t>
+      </w:r>
+      <w:r>
         <w:t>：</w:t>
       </w:r>
       <w:r>
-        <w:t>在</w:t>
-      </w:r>
-      <w:r>
-        <w:t>standalone</w:t>
-      </w:r>
-      <w:r>
-        <w:rPr>
-          <w:rFonts w:hint="eastAsia"/>
-        </w:rPr>
-        <w:t>节点</w:t>
-      </w:r>
-      <w:r>
-        <w:t>上操作，或者直连数据节点操作。</w:t>
-      </w:r>
-    </w:p>
-    <w:p/>
-    <w:p>
-      <w:pPr>
-        <w:pStyle w:val="aa"/>
-        <w:numPr>
-          <w:ilvl w:val="0"/>
-          <w:numId w:val="5"/>
-        </w:numPr>
-        <w:ind w:firstLineChars="0"/>
-      </w:pPr>
-      <w:r>
-        <w:rPr>
-          <w:rFonts w:hint="eastAsia"/>
-        </w:rPr>
-        <w:t>创建</w:t>
-      </w:r>
-      <w:r>
-        <w:rPr>
-          <w:rFonts w:hint="eastAsia"/>
-        </w:rPr>
-        <w:t>CS</w:t>
-      </w:r>
-      <w:r>
-        <w:rPr>
-          <w:rFonts w:hint="eastAsia"/>
-        </w:rPr>
-        <w:t>、</w:t>
+        <w:rPr>
+          <w:rFonts w:hint="eastAsia"/>
+        </w:rPr>
+        <w:t>前面</w:t>
+      </w:r>
+      <w:r>
+        <w:rPr>
+          <w:rFonts w:hint="eastAsia"/>
+        </w:rPr>
+        <w:t>32</w:t>
+      </w:r>
+      <w:r>
+        <w:rPr>
+          <w:rFonts w:hint="eastAsia"/>
+        </w:rPr>
+        <w:t>个</w:t>
+      </w:r>
+      <w:r>
+        <w:t>bit</w:t>
+      </w:r>
+      <w:r>
+        <w:t>为</w:t>
+      </w:r>
+      <w:r>
+        <w:t>CS Unique ID</w:t>
+      </w:r>
+      <w:r>
+        <w:rPr>
+          <w:rFonts w:hint="eastAsia"/>
+        </w:rPr>
+        <w:t>，后面</w:t>
+      </w:r>
+      <w:r>
+        <w:rPr>
+          <w:rFonts w:hint="eastAsia"/>
+        </w:rPr>
+        <w:t>32</w:t>
+      </w:r>
+      <w:r>
+        <w:rPr>
+          <w:rFonts w:hint="eastAsia"/>
+        </w:rPr>
+        <w:t>个</w:t>
+      </w:r>
+      <w:r>
+        <w:t>bit</w:t>
+      </w:r>
+      <w:r>
+        <w:t>为</w:t>
       </w:r>
       <w:r>
         <w:t>CL</w:t>
       </w:r>
       <w:r>
-        <w:t>，生成</w:t>
+        <w:t xml:space="preserve"> Inner </w:t>
       </w:r>
       <w:r>
         <w:t>ID</w:t>
-      </w:r>
-      <w:r>
-        <w:t>的规则与集群不同</w:t>
-      </w:r>
-      <w:r>
-        <w:rPr>
-          <w:rFonts w:hint="eastAsia"/>
-        </w:rPr>
-        <w:t>。</w:t>
-      </w:r>
-      <w:r>
-        <w:rPr>
-          <w:rFonts w:hint="eastAsia"/>
-        </w:rPr>
-        <w:t>单机</w:t>
-      </w:r>
-      <w:r>
-        <w:t>上</w:t>
-      </w:r>
-      <w:r>
-        <w:rPr>
-          <w:rFonts w:hint="eastAsia"/>
-        </w:rPr>
-        <w:t>不生成</w:t>
-      </w:r>
-      <w:r>
-        <w:t>ID</w:t>
-      </w:r>
-      <w:r>
-        <w:t>，</w:t>
-      </w:r>
-      <w:r>
-        <w:rPr>
-          <w:rFonts w:hint="eastAsia"/>
-        </w:rPr>
-        <w:t>为无效</w:t>
-      </w:r>
-      <w:r>
-        <w:t>值</w:t>
-      </w:r>
-      <w:r>
-        <w:rPr>
-          <w:rFonts w:hint="eastAsia"/>
-        </w:rPr>
-        <w:t>0</w:t>
-      </w:r>
-      <w:r>
-        <w:rPr>
-          <w:rFonts w:hint="eastAsia"/>
-        </w:rPr>
-        <w:t>。</w:t>
-      </w:r>
-      <w:r>
-        <w:rPr>
-          <w:rFonts w:hint="eastAsia"/>
-        </w:rPr>
-        <w:t xml:space="preserve"> </w:t>
-      </w:r>
-      <w:r>
-        <w:rPr>
-          <w:rFonts w:hint="eastAsia"/>
-        </w:rPr>
-        <w:t>编目</w:t>
-      </w:r>
-      <w:r>
-        <w:t>上</w:t>
-      </w:r>
-      <w:r>
-        <w:rPr>
-          <w:rFonts w:hint="eastAsia"/>
-        </w:rPr>
-        <w:t>生成</w:t>
-      </w:r>
-      <w:r>
-        <w:rPr>
-          <w:rFonts w:hint="eastAsia"/>
-        </w:rPr>
-        <w:t>CL</w:t>
-      </w:r>
-      <w:r>
-        <w:t xml:space="preserve"> Unique </w:t>
-      </w:r>
-      <w:r>
-        <w:t>ID</w:t>
-      </w:r>
-      <w:r>
-        <w:t>：</w:t>
-      </w:r>
-      <w:r>
-        <w:rPr>
-          <w:rFonts w:hint="eastAsia"/>
-        </w:rPr>
-        <w:t>前面</w:t>
-      </w:r>
-      <w:r>
-        <w:rPr>
-          <w:rFonts w:hint="eastAsia"/>
-        </w:rPr>
-        <w:t>32</w:t>
-      </w:r>
-      <w:r>
-        <w:rPr>
-          <w:rFonts w:hint="eastAsia"/>
-        </w:rPr>
-        <w:t>个</w:t>
-      </w:r>
-      <w:r>
-        <w:t>bit</w:t>
-      </w:r>
-      <w:r>
-        <w:t>为</w:t>
-      </w:r>
-      <w:r>
-        <w:t>CSID</w:t>
-      </w:r>
-      <w:r>
-        <w:rPr>
-          <w:rFonts w:hint="eastAsia"/>
-        </w:rPr>
-        <w:t>，后面</w:t>
-      </w:r>
-      <w:r>
-        <w:rPr>
-          <w:rFonts w:hint="eastAsia"/>
-        </w:rPr>
-        <w:t>32</w:t>
-      </w:r>
-      <w:r>
-        <w:rPr>
-          <w:rFonts w:hint="eastAsia"/>
-        </w:rPr>
-        <w:t>个</w:t>
-      </w:r>
-      <w:r>
-        <w:t>bit</w:t>
-      </w:r>
-      <w:r>
-        <w:t>为</w:t>
-      </w:r>
-      <w:r>
-        <w:t>CLID</w:t>
       </w:r>
     </w:p>
     <w:tbl>
       <w:tblPr>
         <w:tblStyle w:val="a9"/>
-        <w:tblW w:w="6929" w:type="dxa"/>
-        <w:tblInd w:w="420" w:type="dxa"/>
+        <w:tblW w:w="8364" w:type="dxa"/>
+        <w:tblInd w:w="108" w:type="dxa"/>
         <w:tblLook w:val="04A0" w:firstRow="1" w:lastRow="0" w:firstColumn="1" w:lastColumn="0" w:noHBand="0" w:noVBand="1"/>
       </w:tblPr>
       <w:tblGrid>
-        <w:gridCol w:w="1493"/>
-        <w:gridCol w:w="1881"/>
-        <w:gridCol w:w="3555"/>
+        <w:gridCol w:w="2268"/>
+        <w:gridCol w:w="2552"/>
+        <w:gridCol w:w="3544"/>
       </w:tblGrid>
       <w:tr>
         <w:tc>
           <w:tcPr>
-            <w:tcW w:w="1493" w:type="dxa"/>
+            <w:tcW w:w="2268" w:type="dxa"/>
             <w:shd w:val="clear" w:color="auto" w:fill="FBD4B4" w:themeFill="accent6" w:themeFillTint="66"/>
           </w:tcPr>
           <w:p>
@@ -1037,6 +976,9 @@
             </w:pPr>
             <w:r>
               <w:t xml:space="preserve">CL </w:t>
+            </w:r>
+            <w:r>
+              <w:t xml:space="preserve">Unique </w:t>
             </w:r>
             <w:r>
               <w:t>ID</w:t>
@@ -1060,7 +1002,7 @@
         </w:tc>
         <w:tc>
           <w:tcPr>
-            <w:tcW w:w="1881" w:type="dxa"/>
+            <w:tcW w:w="2552" w:type="dxa"/>
             <w:shd w:val="clear" w:color="auto" w:fill="FBD4B4" w:themeFill="accent6" w:themeFillTint="66"/>
           </w:tcPr>
           <w:p>
@@ -1088,12 +1030,30 @@
             </w:r>
             <w:r>
               <w:t>bit</w:t>
+            </w:r>
+            <w:r>
+              <w:t xml:space="preserve"> </w:t>
+            </w:r>
+            <w:r>
+              <w:rPr>
+                <w:rFonts w:hint="eastAsia"/>
+              </w:rPr>
+              <w:t>(</w:t>
+            </w:r>
+            <w:r>
+              <w:t>CS Unique ID</w:t>
+            </w:r>
+            <w:r>
+              <w:rPr>
+                <w:rFonts w:hint="eastAsia"/>
+              </w:rPr>
+              <w:t>)</w:t>
             </w:r>
           </w:p>
         </w:tc>
         <w:tc>
           <w:tcPr>
-            <w:tcW w:w="3555" w:type="dxa"/>
+            <w:tcW w:w="3544" w:type="dxa"/>
             <w:shd w:val="clear" w:color="auto" w:fill="FBD4B4" w:themeFill="accent6" w:themeFillTint="66"/>
           </w:tcPr>
           <w:p>
@@ -1124,6 +1084,24 @@
                 <w:rFonts w:hint="eastAsia"/>
               </w:rPr>
               <w:t>bit</w:t>
+            </w:r>
+            <w:r>
+              <w:t xml:space="preserve"> </w:t>
+            </w:r>
+            <w:r>
+              <w:rPr>
+                <w:rFonts w:hint="eastAsia"/>
+              </w:rPr>
+              <w:t>(</w:t>
+            </w:r>
+            <w:r>
+              <w:t>CL Inner ID</w:t>
+            </w:r>
+            <w:r>
+              <w:rPr>
+                <w:rFonts w:hint="eastAsia"/>
+              </w:rPr>
+              <w:t>)</w:t>
             </w:r>
           </w:p>
         </w:tc>
@@ -1131,7 +1109,7 @@
       <w:tr>
         <w:tc>
           <w:tcPr>
-            <w:tcW w:w="1493" w:type="dxa"/>
+            <w:tcW w:w="2268" w:type="dxa"/>
             <w:shd w:val="clear" w:color="auto" w:fill="FBD4B4" w:themeFill="accent6" w:themeFillTint="66"/>
           </w:tcPr>
           <w:p>
@@ -1158,7 +1136,7 @@
         </w:tc>
         <w:tc>
           <w:tcPr>
-            <w:tcW w:w="1881" w:type="dxa"/>
+            <w:tcW w:w="2552" w:type="dxa"/>
           </w:tcPr>
           <w:p>
             <w:pPr>
@@ -1169,37 +1147,28 @@
               <w:rPr>
                 <w:rFonts w:hint="eastAsia"/>
               </w:rPr>
-              <w:t>从</w:t>
-            </w:r>
-            <w:r>
-              <w:t>1</w:t>
+              <w:t>[</w:t>
+            </w:r>
+            <w:r>
+              <w:t xml:space="preserve"> 1, </w:t>
+            </w:r>
+            <w:r>
+              <w:t>0xFFFFFF00</w:t>
+            </w:r>
+            <w:r>
+              <w:t xml:space="preserve"> </w:t>
             </w:r>
             <w:r>
               <w:rPr>
                 <w:rFonts w:hint="eastAsia"/>
               </w:rPr>
-              <w:t>递增</w:t>
-            </w:r>
-            <w:r>
-              <w:rPr>
-                <w:rFonts w:hint="eastAsia"/>
-              </w:rPr>
-              <w:t>(</w:t>
-            </w:r>
-            <w:r>
-              <w:t>CSID</w:t>
-            </w:r>
-            <w:r>
-              <w:rPr>
-                <w:rFonts w:hint="eastAsia"/>
-              </w:rPr>
-              <w:t>)</w:t>
+              <w:t>]</w:t>
             </w:r>
           </w:p>
         </w:tc>
         <w:tc>
           <w:tcPr>
-            <w:tcW w:w="3555" w:type="dxa"/>
+            <w:tcW w:w="3544" w:type="dxa"/>
           </w:tcPr>
           <w:p>
             <w:pPr>
@@ -1210,31 +1179,22 @@
               <w:rPr>
                 <w:rFonts w:hint="eastAsia"/>
               </w:rPr>
-              <w:t>从</w:t>
-            </w:r>
-            <w:r>
-              <w:t>1</w:t>
+              <w:t>[</w:t>
+            </w:r>
+            <w:r>
+              <w:t xml:space="preserve"> 1, </w:t>
+            </w:r>
+            <w:r>
+              <w:t>0xFFFFFF00</w:t>
+            </w:r>
+            <w:r>
+              <w:t xml:space="preserve"> </w:t>
             </w:r>
             <w:r>
               <w:rPr>
                 <w:rFonts w:hint="eastAsia"/>
               </w:rPr>
-              <w:t>递增</w:t>
-            </w:r>
-            <w:r>
-              <w:rPr>
-                <w:rFonts w:hint="eastAsia"/>
-              </w:rPr>
-              <w:t>(</w:t>
-            </w:r>
-            <w:r>
-              <w:t>CLID</w:t>
-            </w:r>
-            <w:r>
-              <w:rPr>
-                <w:rFonts w:hint="eastAsia"/>
-              </w:rPr>
-              <w:t>)</w:t>
+              <w:t>]</w:t>
             </w:r>
           </w:p>
         </w:tc>
@@ -1245,34 +1205,31 @@
         </w:trPr>
         <w:tc>
           <w:tcPr>
-            <w:tcW w:w="1493" w:type="dxa"/>
+            <w:tcW w:w="2268" w:type="dxa"/>
             <w:shd w:val="clear" w:color="auto" w:fill="FBD4B4" w:themeFill="accent6" w:themeFillTint="66"/>
           </w:tcPr>
           <w:p>
             <w:pPr>
               <w:pStyle w:val="aa"/>
               <w:ind w:left="0" w:firstLineChars="0" w:firstLine="0"/>
-            </w:pPr>
-            <w:r>
               <w:rPr>
                 <w:rFonts w:hint="eastAsia"/>
               </w:rPr>
-              <w:t>Data</w:t>
-            </w:r>
-            <w:r>
-              <w:t>上</w:t>
-            </w:r>
+            </w:pPr>
             <w:r>
               <w:rPr>
                 <w:rFonts w:hint="eastAsia"/>
               </w:rPr>
-              <w:t>生成</w:t>
+              <w:t>直连数据</w:t>
+            </w:r>
+            <w:r>
+              <w:t>节点</w:t>
             </w:r>
           </w:p>
         </w:tc>
         <w:tc>
           <w:tcPr>
-            <w:tcW w:w="1881" w:type="dxa"/>
+            <w:tcW w:w="2552" w:type="dxa"/>
           </w:tcPr>
           <w:p>
             <w:pPr>
@@ -1280,13 +1237,190 @@
               <w:ind w:left="0" w:firstLineChars="0" w:firstLine="0"/>
             </w:pPr>
             <w:r>
-              <w:t>0</w:t>
+              <w:t>0xFFFFFFFF</w:t>
             </w:r>
           </w:p>
         </w:tc>
         <w:tc>
           <w:tcPr>
-            <w:tcW w:w="3555" w:type="dxa"/>
+            <w:tcW w:w="3544" w:type="dxa"/>
+          </w:tcPr>
+          <w:p>
+            <w:pPr>
+              <w:pStyle w:val="aa"/>
+              <w:ind w:left="0" w:firstLineChars="0" w:firstLine="0"/>
+            </w:pPr>
+            <w:r>
+              <w:t>0xFFFFFFFF</w:t>
+            </w:r>
+          </w:p>
+        </w:tc>
+      </w:tr>
+      <w:tr>
+        <w:trPr>
+          <w:trHeight w:val="88"/>
+        </w:trPr>
+        <w:tc>
+          <w:tcPr>
+            <w:tcW w:w="2268" w:type="dxa"/>
+            <w:shd w:val="clear" w:color="auto" w:fill="FBD4B4" w:themeFill="accent6" w:themeFillTint="66"/>
+          </w:tcPr>
+          <w:p>
+            <w:pPr>
+              <w:pStyle w:val="aa"/>
+              <w:ind w:left="0" w:firstLineChars="0" w:firstLine="0"/>
+              <w:rPr>
+                <w:rFonts w:hint="eastAsia"/>
+              </w:rPr>
+            </w:pPr>
+            <w:r>
+              <w:rPr>
+                <w:rFonts w:hint="eastAsia"/>
+              </w:rPr>
+              <w:t>连接</w:t>
+            </w:r>
+            <w:r>
+              <w:t>standalone</w:t>
+            </w:r>
+            <w:r>
+              <w:t>节点</w:t>
+            </w:r>
+          </w:p>
+        </w:tc>
+        <w:tc>
+          <w:tcPr>
+            <w:tcW w:w="2552" w:type="dxa"/>
+          </w:tcPr>
+          <w:p>
+            <w:pPr>
+              <w:pStyle w:val="aa"/>
+              <w:ind w:left="0" w:firstLineChars="0" w:firstLine="0"/>
+            </w:pPr>
+            <w:r>
+              <w:t>0xFFFFFFFF</w:t>
+            </w:r>
+          </w:p>
+        </w:tc>
+        <w:tc>
+          <w:tcPr>
+            <w:tcW w:w="3544" w:type="dxa"/>
+          </w:tcPr>
+          <w:p>
+            <w:pPr>
+              <w:pStyle w:val="aa"/>
+              <w:ind w:left="0" w:firstLineChars="0" w:firstLine="0"/>
+            </w:pPr>
+            <w:r>
+              <w:t>0xFFFFFFFF</w:t>
+            </w:r>
+          </w:p>
+        </w:tc>
+      </w:tr>
+      <w:tr>
+        <w:trPr>
+          <w:trHeight w:val="88"/>
+        </w:trPr>
+        <w:tc>
+          <w:tcPr>
+            <w:tcW w:w="2268" w:type="dxa"/>
+            <w:shd w:val="clear" w:color="auto" w:fill="FBD4B4" w:themeFill="accent6" w:themeFillTint="66"/>
+          </w:tcPr>
+          <w:p>
+            <w:pPr>
+              <w:pStyle w:val="aa"/>
+              <w:ind w:left="0" w:firstLineChars="0" w:firstLine="0"/>
+              <w:rPr>
+                <w:rFonts w:hint="eastAsia"/>
+              </w:rPr>
+            </w:pPr>
+            <w:r>
+              <w:rPr>
+                <w:rFonts w:hint="eastAsia"/>
+              </w:rPr>
+              <w:t>Load</w:t>
+            </w:r>
+            <w:r>
+              <w:t>CS</w:t>
+            </w:r>
+          </w:p>
+        </w:tc>
+        <w:tc>
+          <w:tcPr>
+            <w:tcW w:w="2552" w:type="dxa"/>
+          </w:tcPr>
+          <w:p>
+            <w:pPr>
+              <w:pStyle w:val="aa"/>
+              <w:ind w:left="0" w:firstLineChars="0" w:firstLine="0"/>
+            </w:pPr>
+            <w:r>
+              <w:t>0xFFFFFFFE</w:t>
+            </w:r>
+          </w:p>
+        </w:tc>
+        <w:tc>
+          <w:tcPr>
+            <w:tcW w:w="3544" w:type="dxa"/>
+          </w:tcPr>
+          <w:p>
+            <w:pPr>
+              <w:pStyle w:val="aa"/>
+              <w:ind w:left="0" w:firstLineChars="0" w:firstLine="0"/>
+            </w:pPr>
+            <w:r>
+              <w:t>0xFFFFFFFE</w:t>
+            </w:r>
+          </w:p>
+        </w:tc>
+      </w:tr>
+      <w:tr>
+        <w:trPr>
+          <w:trHeight w:val="88"/>
+        </w:trPr>
+        <w:tc>
+          <w:tcPr>
+            <w:tcW w:w="2268" w:type="dxa"/>
+            <w:shd w:val="clear" w:color="auto" w:fill="FBD4B4" w:themeFill="accent6" w:themeFillTint="66"/>
+          </w:tcPr>
+          <w:p>
+            <w:pPr>
+              <w:pStyle w:val="aa"/>
+              <w:ind w:left="0" w:firstLineChars="0" w:firstLine="0"/>
+              <w:rPr>
+                <w:rFonts w:hint="eastAsia"/>
+              </w:rPr>
+            </w:pPr>
+            <w:r>
+              <w:rPr>
+                <w:rFonts w:hint="eastAsia"/>
+              </w:rPr>
+              <w:t>系统</w:t>
+            </w:r>
+            <w:r>
+              <w:t>表</w:t>
+            </w:r>
+          </w:p>
+        </w:tc>
+        <w:tc>
+          <w:tcPr>
+            <w:tcW w:w="2552" w:type="dxa"/>
+          </w:tcPr>
+          <w:p>
+            <w:pPr>
+              <w:pStyle w:val="aa"/>
+              <w:ind w:left="0" w:firstLineChars="0" w:firstLine="0"/>
+            </w:pPr>
+            <w:r>
+              <w:rPr>
+                <w:rFonts w:hint="eastAsia"/>
+              </w:rPr>
+              <w:t>0</w:t>
+            </w:r>
+          </w:p>
+        </w:tc>
+        <w:tc>
+          <w:tcPr>
+            <w:tcW w:w="3544" w:type="dxa"/>
           </w:tcPr>
           <w:p>
             <w:pPr>
@@ -1305,98 +1439,194 @@
     </w:tbl>
     <w:p>
       <w:pPr>
-        <w:ind w:left="420"/>
-      </w:pPr>
-      <w:r>
-        <w:t>32</w:t>
-      </w:r>
-      <w:r>
-        <w:rPr>
-          <w:rFonts w:hint="eastAsia"/>
-        </w:rPr>
-        <w:t>位</w:t>
-      </w:r>
-      <w:r>
-        <w:t>的范围是</w:t>
-      </w:r>
-      <w:r>
-        <w:rPr>
-          <w:rFonts w:hint="eastAsia"/>
-        </w:rPr>
-        <w:t>2</w:t>
-      </w:r>
-      <w:r>
-        <w:rPr>
-          <w:rFonts w:hint="eastAsia"/>
-        </w:rPr>
-        <w:t>^32</w:t>
-      </w:r>
-      <w:r>
-        <w:rPr>
-          <w:rFonts w:hint="eastAsia"/>
-        </w:rPr>
+        <w:ind w:left="0"/>
+      </w:pPr>
+    </w:p>
+    <w:p>
+      <w:pPr>
+        <w:ind w:left="0"/>
+        <w:rPr>
+          <w:rFonts w:hint="eastAsia"/>
+        </w:rPr>
+      </w:pPr>
+      <w:r>
+        <w:rPr>
+          <w:rFonts w:hint="eastAsia"/>
+        </w:rPr>
+        <w:t>旧</w:t>
+      </w:r>
+      <w:r>
+        <w:t>版本上无</w:t>
+      </w:r>
+      <w:r>
+        <w:t>ID</w:t>
+      </w:r>
+      <w:r>
         <w:t>，</w:t>
       </w:r>
       <w:r>
-        <w:t>如果用户</w:t>
-      </w:r>
-      <w:r>
-        <w:t>1</w:t>
-      </w:r>
-      <w:r>
-        <w:t>秒钟创建</w:t>
-      </w:r>
-      <w:r>
-        <w:rPr>
-          <w:rFonts w:hint="eastAsia"/>
-        </w:rPr>
-        <w:t>1</w:t>
-      </w:r>
-      <w:r>
-        <w:rPr>
-          <w:rFonts w:hint="eastAsia"/>
-        </w:rPr>
-        <w:t>个</w:t>
-      </w:r>
-      <w:r>
-        <w:t>cs</w:t>
-      </w:r>
-      <w:r>
-        <w:t>，需要</w:t>
-      </w:r>
-      <w:r>
-        <w:t>136</w:t>
-      </w:r>
-      <w:r>
-        <w:rPr>
-          <w:rFonts w:hint="eastAsia"/>
-        </w:rPr>
-        <w:t>年</w:t>
-      </w:r>
-      <w:r>
-        <w:t>才能创建</w:t>
-      </w:r>
-      <w:r>
-        <w:rPr>
-          <w:rFonts w:hint="eastAsia"/>
-        </w:rPr>
-        <w:t>完</w:t>
-      </w:r>
-      <w:r>
-        <w:rPr>
-          <w:rFonts w:hint="eastAsia"/>
-        </w:rPr>
-        <w:t>2^32</w:t>
-      </w:r>
-      <w:r>
-        <w:rPr>
-          <w:rFonts w:hint="eastAsia"/>
-        </w:rPr>
-        <w:t>个</w:t>
-      </w:r>
-      <w:r>
+        <w:t>padding</w:t>
+      </w:r>
+      <w:r>
+        <w:rPr>
+          <w:rFonts w:hint="eastAsia"/>
+        </w:rPr>
+        <w:t>为</w:t>
+      </w:r>
+      <w:r>
+        <w:rPr>
+          <w:rFonts w:hint="eastAsia"/>
+        </w:rPr>
+        <w:t>0</w:t>
+      </w:r>
+      <w:r>
+        <w:rPr>
+          <w:rFonts w:hint="eastAsia"/>
+        </w:rPr>
+        <w:t>，</w:t>
+      </w:r>
+      <w:r>
+        <w:t>所以升级后</w:t>
+      </w:r>
+      <w:r>
+        <w:t>ID</w:t>
+      </w:r>
+      <w:r>
+        <w:t>为</w:t>
+      </w:r>
+      <w:r>
+        <w:rPr>
+          <w:rFonts w:hint="eastAsia"/>
+        </w:rPr>
+        <w:t>0</w:t>
+      </w:r>
+      <w:r>
+        <w:rPr>
+          <w:rFonts w:hint="eastAsia"/>
+        </w:rPr>
         <w:t>。</w:t>
       </w:r>
+      <w:r>
+        <w:t>只有</w:t>
+      </w:r>
+      <w:r>
+        <w:rPr>
+          <w:rFonts w:hint="eastAsia"/>
+        </w:rPr>
+        <w:t>存在</w:t>
+      </w:r>
+      <w:r>
+        <w:t>于编目的</w:t>
+      </w:r>
+      <w:r>
+        <w:t>CS/CL</w:t>
+      </w:r>
+      <w:r>
+        <w:rPr>
+          <w:rFonts w:hint="eastAsia"/>
+        </w:rPr>
+        <w:t>，</w:t>
+      </w:r>
+      <w:r>
+        <w:t>才会被设置</w:t>
+      </w:r>
+      <w:r>
+        <w:t>ID</w:t>
+      </w:r>
+      <w:r>
+        <w:t>。</w:t>
+      </w:r>
+      <w:r>
+        <w:rPr>
+          <w:rFonts w:hint="eastAsia"/>
+        </w:rPr>
+        <w:t>升级</w:t>
+      </w:r>
+      <w:r>
+        <w:t>后，不存在与编目的</w:t>
+      </w:r>
+      <w:r>
+        <w:rPr>
+          <w:rFonts w:hint="eastAsia"/>
+        </w:rPr>
+        <w:t>CS/CL</w:t>
+      </w:r>
+      <w:r>
+        <w:rPr>
+          <w:rFonts w:hint="eastAsia"/>
+        </w:rPr>
+        <w:t>，</w:t>
+      </w:r>
+      <w:r>
+        <w:t>ID</w:t>
+      </w:r>
+      <w:r>
+        <w:t>也为</w:t>
+      </w:r>
+      <w:r>
+        <w:rPr>
+          <w:rFonts w:hint="eastAsia"/>
+        </w:rPr>
+        <w:t>0</w:t>
+      </w:r>
+      <w:r>
+        <w:rPr>
+          <w:rFonts w:hint="eastAsia"/>
+        </w:rPr>
+        <w:t>。</w:t>
+      </w:r>
+    </w:p>
+    <w:p>
+      <w:pPr>
+        <w:ind w:left="0"/>
+      </w:pPr>
+    </w:p>
+    <w:p>
+      <w:pPr>
+        <w:ind w:left="0"/>
+        <w:rPr>
+          <w:rFonts w:hint="eastAsia"/>
+        </w:rPr>
+      </w:pPr>
+      <w:r>
+        <w:rPr>
+          <w:rFonts w:hint="eastAsia"/>
+        </w:rPr>
+        <w:t>(</w:t>
+      </w:r>
+      <w:r>
+        <w:t xml:space="preserve"> </w:t>
+      </w:r>
+      <w:r>
+        <w:t>0xFFFFFF00</w:t>
+      </w:r>
+      <w:r>
+        <w:t xml:space="preserve">, 0xFFFFFFFF </w:t>
+      </w:r>
+      <w:r>
+        <w:rPr>
+          <w:rFonts w:hint="eastAsia"/>
+        </w:rPr>
+        <w:t>]</w:t>
+      </w:r>
+      <w:r>
+        <w:rPr>
+          <w:rFonts w:hint="eastAsia"/>
+        </w:rPr>
+        <w:t>为无效值</w:t>
+      </w:r>
+      <w:r>
+        <w:t>，作为</w:t>
+      </w:r>
+      <w:r>
+        <w:rPr>
+          <w:rFonts w:hint="eastAsia"/>
+        </w:rPr>
+        <w:t>将来</w:t>
+      </w:r>
+      <w:r>
+        <w:t>扩展。</w:t>
+      </w:r>
     </w:p>
     <w:p>
       <w:pPr>
@@ -1406,6 +1636,7 @@
         <w:rPr>
           <w:rFonts w:hint="eastAsia"/>
         </w:rPr>
+        <w:lastRenderedPageBreak/>
         <w:t>编目信息</w:t>
       </w:r>
     </w:p>
@@ -1497,7 +1728,6 @@
               <w:ind w:left="0" w:firstLine="420"/>
             </w:pPr>
             <w:r>
-              <w:lastRenderedPageBreak/>
               <w:t>{</w:t>
             </w:r>
           </w:p>
@@ -1822,7 +2052,6 @@
         <w:rPr>
           <w:rFonts w:hint="eastAsia"/>
         </w:rPr>
-        <w:lastRenderedPageBreak/>
         <w:t>为</w:t>
       </w:r>
       <w:r>
@@ -2222,6 +2451,7 @@
               <w:ind w:left="0"/>
             </w:pPr>
             <w:r>
+              <w:lastRenderedPageBreak/>
               <w:t xml:space="preserve">    "ClusterName": "xxx"</w:t>
             </w:r>
           </w:p>
@@ -2357,7 +2587,6 @@
               <w:ind w:left="0"/>
             </w:pPr>
             <w:r>
-              <w:lastRenderedPageBreak/>
               <w:t xml:space="preserve">  }</w:t>
             </w:r>
           </w:p>
@@ -2375,9 +2604,6 @@
     <w:p>
       <w:pPr>
         <w:ind w:left="0"/>
-        <w:rPr>
-          <w:rFonts w:hint="eastAsia"/>
-        </w:rPr>
       </w:pPr>
     </w:p>
     <w:p>
@@ -3524,6 +3750,7 @@
               <w:ind w:left="0"/>
             </w:pPr>
             <w:r>
+              <w:lastRenderedPageBreak/>
               <w:t>bar</w:t>
             </w:r>
             <w:r>
@@ -3744,7 +3971,6 @@
               <w:ind w:left="0"/>
             </w:pPr>
             <w:r>
-              <w:lastRenderedPageBreak/>
               <w:t>4</w:t>
             </w:r>
           </w:p>
@@ -5112,14 +5338,12 @@
           <w:numId w:val="15"/>
         </w:numPr>
         <w:ind w:firstLineChars="0"/>
-        <w:rPr>
-          <w:rFonts w:hint="eastAsia"/>
-        </w:rPr>
-      </w:pPr>
-      <w:r>
-        <w:rPr>
-          <w:rFonts w:hint="eastAsia"/>
-        </w:rPr>
+      </w:pPr>
+      <w:r>
+        <w:rPr>
+          <w:rFonts w:hint="eastAsia"/>
+        </w:rPr>
+        <w:lastRenderedPageBreak/>
         <w:t>删除</w:t>
       </w:r>
       <w:r>
@@ -5247,7 +5471,6 @@
         <w:rPr>
           <w:rFonts w:hint="eastAsia"/>
         </w:rPr>
-        <w:lastRenderedPageBreak/>
         <w:t>节点同步</w:t>
       </w:r>
     </w:p>
@@ -6141,6 +6364,7 @@
         <w:rPr>
           <w:rFonts w:hint="eastAsia"/>
         </w:rPr>
+        <w:lastRenderedPageBreak/>
         <w:t>数据节点</w:t>
       </w:r>
     </w:p>
@@ -6415,7 +6639,6 @@
         <w:rPr>
           <w:color w:val="31849B" w:themeColor="accent5" w:themeShade="BF"/>
         </w:rPr>
-        <w:lastRenderedPageBreak/>
         <w:tab/>
       </w:r>
       <w:r>
@@ -6559,9 +6782,6 @@
     <w:p>
       <w:pPr>
         <w:ind w:left="0" w:firstLine="420"/>
-        <w:rPr>
-          <w:rFonts w:hint="eastAsia"/>
-        </w:rPr>
       </w:pPr>
       <w:r>
         <w:rPr>
@@ -6666,9 +6886,6 @@
     <w:p>
       <w:pPr>
         <w:ind w:left="0" w:firstLine="420"/>
-        <w:rPr>
-          <w:rFonts w:hint="eastAsia"/>
-        </w:rPr>
       </w:pPr>
       <w:r>
         <w:t>R</w:t>
@@ -6971,11 +7188,6 @@
       </w:r>
     </w:p>
     <w:p>
-      <w:pPr>
-        <w:rPr>
-          <w:rFonts w:hint="eastAsia"/>
-        </w:rPr>
-      </w:pPr>
       <w:r>
         <w:rPr>
           <w:rFonts w:hint="eastAsia"/>
@@ -7011,15 +7223,10 @@
           <w:ilvl w:val="0"/>
           <w:numId w:val="26"/>
         </w:numPr>
-        <w:rPr>
-          <w:rFonts w:hint="eastAsia"/>
-        </w:rPr>
-      </w:pPr>
-      <w:r>
-        <w:t xml:space="preserve">create </w:t>
-      </w:r>
-      <w:r>
-        <w:t>index</w:t>
+      </w:pPr>
+      <w:r>
+        <w:lastRenderedPageBreak/>
+        <w:t>create index</w:t>
       </w:r>
     </w:p>
     <w:p>
@@ -7177,9 +7384,6 @@
     <w:p>
       <w:pPr>
         <w:ind w:left="420" w:firstLine="420"/>
-        <w:rPr>
-          <w:rFonts w:hint="eastAsia"/>
-        </w:rPr>
       </w:pPr>
       <w:r>
         <w:rPr>
@@ -7266,22 +7470,10 @@
         </w:numPr>
       </w:pPr>
       <w:r>
-        <w:lastRenderedPageBreak/>
-        <w:t>drop</w:t>
-      </w:r>
-      <w:r>
-        <w:t xml:space="preserve"> </w:t>
-      </w:r>
-      <w:r>
-        <w:t>index</w:t>
-      </w:r>
-    </w:p>
-    <w:p>
-      <w:pPr>
-        <w:rPr>
-          <w:rFonts w:hint="eastAsia"/>
-        </w:rPr>
-      </w:pPr>
+        <w:t>drop index</w:t>
+      </w:r>
+    </w:p>
+    <w:p>
       <w:r>
         <w:rPr>
           <w:rFonts w:hint="eastAsia"/>
@@ -7302,9 +7494,6 @@
           <w:ilvl w:val="0"/>
           <w:numId w:val="26"/>
         </w:numPr>
-        <w:rPr>
-          <w:rFonts w:hint="eastAsia"/>
-        </w:rPr>
       </w:pPr>
       <w:r>
         <w:t>split</w:t>
@@ -7313,9 +7502,6 @@
     <w:p>
       <w:pPr>
         <w:ind w:left="420" w:firstLine="357"/>
-        <w:rPr>
-          <w:rFonts w:hint="eastAsia"/>
-        </w:rPr>
       </w:pPr>
       <w:r>
         <w:rPr>
@@ -7663,6 +7849,7 @@
               <w:ind w:left="0"/>
             </w:pPr>
             <w:r>
+              <w:lastRenderedPageBreak/>
               <w:t>{</w:t>
             </w:r>
           </w:p>
@@ -7767,7 +7954,6 @@
               <w:ind w:left="0"/>
             </w:pPr>
             <w:r>
-              <w:lastRenderedPageBreak/>
               <w:t xml:space="preserve">          "LogicalID": 2,</w:t>
             </w:r>
           </w:p>
@@ -8104,6 +8290,7 @@
               <w:ind w:left="0"/>
             </w:pPr>
             <w:r>
+              <w:lastRenderedPageBreak/>
               <w:t xml:space="preserve">  ],</w:t>
             </w:r>
           </w:p>
@@ -8150,13 +8337,154 @@
         </w:tc>
       </w:tr>
     </w:tbl>
-    <w:p/>
+    <w:p>
+      <w:pPr>
+        <w:rPr>
+          <w:rFonts w:hint="eastAsia"/>
+        </w:rPr>
+      </w:pPr>
+      <w:r>
+        <w:rPr>
+          <w:rFonts w:hint="eastAsia"/>
+        </w:rPr>
+        <w:lastRenderedPageBreak/>
+        <w:t>Unique</w:t>
+      </w:r>
+      <w:r>
+        <w:t>ID</w:t>
+      </w:r>
+      <w:r>
+        <w:t>的显示可能会有问题。因为</w:t>
+      </w:r>
+      <w:r>
+        <w:t>CS ID</w:t>
+      </w:r>
+      <w:r>
+        <w:t>是无符号</w:t>
+      </w:r>
+      <w:r>
+        <w:rPr>
+          <w:rFonts w:hint="eastAsia"/>
+        </w:rPr>
+        <w:t>32</w:t>
+      </w:r>
+      <w:r>
+        <w:rPr>
+          <w:rFonts w:hint="eastAsia"/>
+        </w:rPr>
+        <w:t>位</w:t>
+      </w:r>
+      <w:r>
+        <w:t>，</w:t>
+      </w:r>
+      <w:r>
+        <w:t>CL ID</w:t>
+      </w:r>
+      <w:r>
+        <w:rPr>
+          <w:rFonts w:hint="eastAsia"/>
+        </w:rPr>
+        <w:t>是</w:t>
+      </w:r>
+      <w:r>
+        <w:t>无符号</w:t>
+      </w:r>
+      <w:r>
+        <w:rPr>
+          <w:rFonts w:hint="eastAsia"/>
+        </w:rPr>
+        <w:t>64</w:t>
+      </w:r>
+      <w:r>
+        <w:rPr>
+          <w:rFonts w:hint="eastAsia"/>
+        </w:rPr>
+        <w:t>位</w:t>
+      </w:r>
+      <w:r>
+        <w:t>，但是存入</w:t>
+      </w:r>
+      <w:r>
+        <w:t>BSON</w:t>
+      </w:r>
+      <w:r>
+        <w:rPr>
+          <w:rFonts w:hint="eastAsia"/>
+        </w:rPr>
+        <w:t>时</w:t>
+      </w:r>
+      <w:r>
+        <w:t>，</w:t>
+      </w:r>
+      <w:r>
+        <w:t>BSON</w:t>
+      </w:r>
+      <w:r>
+        <w:t>只能</w:t>
+      </w:r>
+      <w:r>
+        <w:rPr>
+          <w:rFonts w:hint="eastAsia"/>
+        </w:rPr>
+        <w:t>显示有</w:t>
+      </w:r>
+      <w:r>
+        <w:t>符号</w:t>
+      </w:r>
+      <w:r>
+        <w:rPr>
+          <w:rFonts w:hint="eastAsia"/>
+        </w:rPr>
+        <w:t>32</w:t>
+      </w:r>
+      <w:r>
+        <w:rPr>
+          <w:rFonts w:hint="eastAsia"/>
+        </w:rPr>
+        <w:t>位和</w:t>
+      </w:r>
+      <w:r>
+        <w:t>有符号</w:t>
+      </w:r>
+      <w:r>
+        <w:rPr>
+          <w:rFonts w:hint="eastAsia"/>
+        </w:rPr>
+        <w:t>64</w:t>
+      </w:r>
+      <w:r>
+        <w:rPr>
+          <w:rFonts w:hint="eastAsia"/>
+        </w:rPr>
+        <w:t>位</w:t>
+      </w:r>
+      <w:r>
+        <w:t>，因此可能</w:t>
+      </w:r>
+      <w:r>
+        <w:rPr>
+          <w:rFonts w:hint="eastAsia"/>
+        </w:rPr>
+        <w:t>一个</w:t>
+      </w:r>
+      <w:r>
+        <w:t>很大的</w:t>
+      </w:r>
+      <w:r>
+        <w:rPr>
+          <w:rFonts w:hint="eastAsia"/>
+        </w:rPr>
+        <w:t>数被</w:t>
+      </w:r>
+      <w:r>
+        <w:t>显示成负数。</w:t>
+      </w:r>
+    </w:p>
     <w:p>
       <w:pPr>
         <w:pStyle w:val="3"/>
       </w:pPr>
       <w:r>
-        <w:lastRenderedPageBreak/>
         <w:t>list</w:t>
       </w:r>
     </w:p>
@@ -8355,9 +8683,6 @@
     <w:p>
       <w:pPr>
         <w:ind w:left="0"/>
-        <w:rPr>
-          <w:rFonts w:hint="eastAsia"/>
-        </w:rPr>
       </w:pPr>
     </w:p>
     <w:p>
@@ -8397,19 +8722,147 @@
         <w:rPr>
           <w:rFonts w:hint="eastAsia"/>
         </w:rPr>
-        <w:t>不对</w:t>
+        <w:t>禁止这样</w:t>
+      </w:r>
+      <w:r>
+        <w:t>使用</w:t>
+      </w:r>
+      <w:r>
+        <w:t>。</w:t>
+      </w:r>
+    </w:p>
+    <w:p>
+      <w:pPr>
+        <w:ind w:left="420" w:firstLine="357"/>
+        <w:rPr>
+          <w:rFonts w:hint="eastAsia"/>
+        </w:rPr>
+      </w:pPr>
+      <w:r>
+        <w:rPr>
+          <w:rFonts w:hint="eastAsia"/>
+        </w:rPr>
+        <w:t>直连</w:t>
+      </w:r>
+      <w:r>
+        <w:t>协调节点</w:t>
+      </w:r>
+      <w:r>
+        <w:t>loadCS</w:t>
+      </w:r>
+      <w:r>
+        <w:t>，</w:t>
+      </w:r>
+      <w:r>
+        <w:rPr>
+          <w:rFonts w:hint="eastAsia"/>
+        </w:rPr>
+        <w:t>数据</w:t>
+      </w:r>
+      <w:r>
+        <w:t>节点会</w:t>
+      </w:r>
+      <w:r>
+        <w:rPr>
+          <w:rFonts w:hint="eastAsia"/>
+        </w:rPr>
+        <w:t>更新</w:t>
+      </w:r>
+      <w:r>
+        <w:rPr>
+          <w:rFonts w:hint="eastAsia"/>
+        </w:rPr>
+        <w:t>CS</w:t>
+      </w:r>
+      <w:r>
+        <w:t>的编目信息</w:t>
+      </w:r>
+      <w:r>
+        <w:rPr>
+          <w:rFonts w:hint="eastAsia"/>
+        </w:rPr>
+        <w:t>，</w:t>
+      </w:r>
+      <w:r>
+        <w:t>获取</w:t>
+      </w:r>
+      <w:r>
+        <w:t>CS ID</w:t>
+      </w:r>
+      <w:r>
+        <w:t>，</w:t>
+      </w:r>
+      <w:r>
+        <w:rPr>
+          <w:rFonts w:hint="eastAsia"/>
+        </w:rPr>
+        <w:t>和属于</w:t>
+      </w:r>
+      <w:r>
+        <w:t>该</w:t>
+      </w:r>
+      <w:r>
+        <w:t>CS</w:t>
+      </w:r>
+      <w:r>
+        <w:t>的所有</w:t>
+      </w:r>
+      <w:r>
+        <w:t>CL</w:t>
+      </w:r>
+      <w:r>
+        <w:t>的</w:t>
       </w:r>
       <w:r>
         <w:t>ID</w:t>
       </w:r>
       <w:r>
-        <w:rPr>
-          <w:rFonts w:hint="eastAsia"/>
-        </w:rPr>
-        <w:t>作</w:t>
-      </w:r>
-      <w:r>
-        <w:t>处理。</w:t>
+        <w:t>，</w:t>
+      </w:r>
+      <w:r>
+        <w:rPr>
+          <w:rFonts w:hint="eastAsia"/>
+        </w:rPr>
+        <w:t>最后</w:t>
+      </w:r>
+      <w:r>
+        <w:t>设置到</w:t>
+      </w:r>
+      <w:r>
+        <w:t>DMS</w:t>
+      </w:r>
+      <w:r>
+        <w:t>中。</w:t>
+      </w:r>
+      <w:r>
+        <w:rPr>
+          <w:rFonts w:hint="eastAsia"/>
+        </w:rPr>
+        <w:t>如果</w:t>
+      </w:r>
+      <w:r>
+        <w:t>有</w:t>
+      </w:r>
+      <w:r>
+        <w:t>load</w:t>
+      </w:r>
+      <w:r>
+        <w:t>上来的有</w:t>
+      </w:r>
+      <w:r>
+        <w:t>CL</w:t>
+      </w:r>
+      <w:r>
+        <w:t>不存在与编目节点上，则设为</w:t>
+      </w:r>
+      <w:r>
+        <w:t>0xFFFFFFFEFFFFFFFE</w:t>
+      </w:r>
+      <w:r>
+        <w:rPr>
+          <w:rFonts w:hint="eastAsia"/>
+        </w:rPr>
+        <w:t>。</w:t>
       </w:r>
     </w:p>
     <w:p>
@@ -8426,94 +8879,31 @@
         <w:t>直连</w:t>
       </w:r>
       <w:r>
-        <w:t>协调节点</w:t>
+        <w:t>stanalone</w:t>
+      </w:r>
+      <w:r>
+        <w:rPr>
+          <w:rFonts w:hint="eastAsia"/>
+        </w:rPr>
+        <w:t>节点</w:t>
       </w:r>
       <w:r>
         <w:t>loadCS</w:t>
       </w:r>
       <w:r>
-        <w:t>，</w:t>
-      </w:r>
-      <w:r>
-        <w:rPr>
-          <w:rFonts w:hint="eastAsia"/>
-        </w:rPr>
-        <w:t>数据</w:t>
-      </w:r>
-      <w:r>
-        <w:t>节点会</w:t>
-      </w:r>
-      <w:r>
-        <w:rPr>
-          <w:rFonts w:hint="eastAsia"/>
-        </w:rPr>
-        <w:t>更新</w:t>
-      </w:r>
-      <w:r>
-        <w:rPr>
-          <w:rFonts w:hint="eastAsia"/>
-        </w:rPr>
-        <w:t>CS</w:t>
-      </w:r>
-      <w:r>
-        <w:t>的编目信息</w:t>
-      </w:r>
-      <w:r>
-        <w:rPr>
-          <w:rFonts w:hint="eastAsia"/>
-        </w:rPr>
-        <w:t>，</w:t>
-      </w:r>
-      <w:r>
-        <w:t>获取</w:t>
-      </w:r>
-      <w:r>
-        <w:t>CS ID</w:t>
-      </w:r>
-      <w:r>
-        <w:t>，</w:t>
-      </w:r>
-      <w:r>
-        <w:rPr>
-          <w:rFonts w:hint="eastAsia"/>
-        </w:rPr>
-        <w:t>和属于</w:t>
-      </w:r>
-      <w:r>
-        <w:t>该</w:t>
-      </w:r>
-      <w:r>
-        <w:t>CS</w:t>
-      </w:r>
-      <w:r>
-        <w:t>的所有</w:t>
-      </w:r>
-      <w:r>
-        <w:t>CL</w:t>
-      </w:r>
-      <w:r>
-        <w:t>的</w:t>
+        <w:t>，不</w:t>
+      </w:r>
+      <w:r>
+        <w:rPr>
+          <w:rFonts w:hint="eastAsia"/>
+        </w:rPr>
+        <w:t>修改</w:t>
       </w:r>
       <w:r>
         <w:t>ID</w:t>
       </w:r>
       <w:r>
-        <w:t>，</w:t>
-      </w:r>
-      <w:r>
-        <w:rPr>
-          <w:rFonts w:hint="eastAsia"/>
-        </w:rPr>
-        <w:t>最后</w:t>
-      </w:r>
-      <w:r>
-        <w:t>设置到</w:t>
-      </w:r>
-      <w:r>
-        <w:t>DMS</w:t>
-      </w:r>
-      <w:r>
-        <w:t>中。</w:t>
+        <w:t>。</w:t>
       </w:r>
     </w:p>
     <w:p>
@@ -8619,6 +9009,7 @@
         <w:t>上无该</w:t>
       </w:r>
       <w:r>
+        <w:lastRenderedPageBreak/>
         <w:t>CS</w:t>
       </w:r>
       <w:r>
@@ -8634,6 +9025,9 @@
     <w:p>
       <w:pPr>
         <w:ind w:left="0" w:firstLine="357"/>
+        <w:rPr>
+          <w:rFonts w:hint="eastAsia"/>
+        </w:rPr>
       </w:pPr>
       <w:r>
         <w:rPr>
@@ -8648,6 +9042,33 @@
         <w:rPr>
           <w:rFonts w:hint="eastAsia"/>
         </w:rPr>
+        <w:t>只</w:t>
+      </w:r>
+      <w:r>
+        <w:t>检查</w:t>
+      </w:r>
+      <w:r>
+        <w:t>ID</w:t>
+      </w:r>
+      <w:r>
+        <w:t>为有效</w:t>
+      </w:r>
+      <w:r>
+        <w:rPr>
+          <w:rFonts w:hint="eastAsia"/>
+        </w:rPr>
+        <w:t>值的</w:t>
+      </w:r>
+      <w:r>
+        <w:t>CS</w:t>
+      </w:r>
+      <w:r>
+        <w:t>，</w:t>
+      </w:r>
+      <w:r>
+        <w:rPr>
+          <w:rFonts w:hint="eastAsia"/>
+        </w:rPr>
         <w:t>用</w:t>
       </w:r>
       <w:r>
@@ -8665,6 +9086,36 @@
       <w:r>
         <w:t>。</w:t>
       </w:r>
+      <w:r>
+        <w:rPr>
+          <w:rFonts w:hint="eastAsia"/>
+        </w:rPr>
+        <w:t>直连</w:t>
+      </w:r>
+      <w:r>
+        <w:t>数据节点创建的</w:t>
+      </w:r>
+      <w:r>
+        <w:t>CS</w:t>
+      </w:r>
+      <w:r>
+        <w:t>将会被跳过。也就是</w:t>
+      </w:r>
+      <w:r>
+        <w:rPr>
+          <w:rFonts w:hint="eastAsia"/>
+        </w:rPr>
+        <w:t>只有</w:t>
+      </w:r>
+      <w:r>
+        <w:t>因为节点异常导致的数据残留，才会被</w:t>
+      </w:r>
+      <w:r>
+        <w:t>CS</w:t>
+      </w:r>
+      <w:r>
+        <w:t>文件一致性检查任务删除。</w:t>
+      </w:r>
     </w:p>
     <w:p>
       <w:pPr>
@@ -8833,7 +9284,6 @@
         <w:rPr>
           <w:rFonts w:hint="eastAsia"/>
         </w:rPr>
-        <w:lastRenderedPageBreak/>
         <w:t>备份</w:t>
       </w:r>
       <w:r>
@@ -8932,11 +9382,6 @@
       </w:r>
     </w:p>
     <w:p>
-      <w:pPr>
-        <w:rPr>
-          <w:rFonts w:hint="eastAsia"/>
-        </w:rPr>
-      </w:pPr>
       <w:r>
         <w:rPr>
           <w:rFonts w:hint="eastAsia"/>
@@ -8982,9 +9427,6 @@
     <w:p>
       <w:pPr>
         <w:ind w:left="0" w:firstLine="357"/>
-        <w:rPr>
-          <w:rFonts w:hint="eastAsia"/>
-        </w:rPr>
       </w:pPr>
       <w:r>
         <w:rPr>
@@ -9057,9 +9499,6 @@
     <w:p>
       <w:pPr>
         <w:pStyle w:val="3"/>
-        <w:rPr>
-          <w:rFonts w:hint="eastAsia"/>
-        </w:rPr>
       </w:pPr>
       <w:r>
         <w:t>dms dump</w:t>
@@ -9091,13 +9530,7 @@
         <w:t>信息</w:t>
       </w:r>
     </w:p>
-    <w:p>
-      <w:pPr>
-        <w:rPr>
-          <w:rFonts w:hint="eastAsia"/>
-        </w:rPr>
-      </w:pPr>
-    </w:p>
+    <w:p/>
     <w:sectPr>
       <w:pgSz w:w="11906" w:h="16838"/>
       <w:pgMar w:top="1440" w:right="1800" w:bottom="1440" w:left="1800" w:header="851" w:footer="992" w:gutter="0"/>
@@ -11796,7 +12229,7 @@
 </file>
 
 <file path=customXml/itemProps1.xml><?xml version="1.0" encoding="utf-8"?>
-<ds:datastoreItem xmlns:ds="http://schemas.openxmlformats.org/officeDocument/2006/customXml" ds:itemID="{7EA31029-092B-4C89-B421-80B2541AC67F}">
+<ds:datastoreItem xmlns:ds="http://schemas.openxmlformats.org/officeDocument/2006/customXml" ds:itemID="{3E8B6044-9876-44DB-8250-B2AA688849C0}">
   <ds:schemaRefs>
     <ds:schemaRef ds:uri="http://schemas.openxmlformats.org/officeDocument/2006/bibliography"/>
   </ds:schemaRefs>

--- a/internal_doc/03.开发设计/rename/集合空间、集合添加唯一ID.docx
+++ b/internal_doc/03.开发设计/rename/集合空间、集合添加唯一ID.docx
@@ -779,9 +779,6 @@
     <w:p>
       <w:pPr>
         <w:pStyle w:val="3"/>
-        <w:rPr>
-          <w:rFonts w:hint="eastAsia"/>
-        </w:rPr>
       </w:pPr>
       <w:r>
         <w:rPr>
@@ -801,8 +798,6 @@
       <w:r>
         <w:t>规则</w:t>
       </w:r>
-      <w:bookmarkStart w:id="0" w:name="_GoBack"/>
-      <w:bookmarkEnd w:id="0"/>
     </w:p>
     <w:p>
       <w:pPr>
@@ -1212,9 +1207,6 @@
             <w:pPr>
               <w:pStyle w:val="aa"/>
               <w:ind w:left="0" w:firstLineChars="0" w:firstLine="0"/>
-              <w:rPr>
-                <w:rFonts w:hint="eastAsia"/>
-              </w:rPr>
             </w:pPr>
             <w:r>
               <w:rPr>
@@ -1269,9 +1261,6 @@
             <w:pPr>
               <w:pStyle w:val="aa"/>
               <w:ind w:left="0" w:firstLineChars="0" w:firstLine="0"/>
-              <w:rPr>
-                <w:rFonts w:hint="eastAsia"/>
-              </w:rPr>
             </w:pPr>
             <w:r>
               <w:rPr>
@@ -1329,9 +1318,6 @@
             <w:pPr>
               <w:pStyle w:val="aa"/>
               <w:ind w:left="0" w:firstLineChars="0" w:firstLine="0"/>
-              <w:rPr>
-                <w:rFonts w:hint="eastAsia"/>
-              </w:rPr>
             </w:pPr>
             <w:r>
               <w:rPr>
@@ -1386,9 +1372,6 @@
             <w:pPr>
               <w:pStyle w:val="aa"/>
               <w:ind w:left="0" w:firstLineChars="0" w:firstLine="0"/>
-              <w:rPr>
-                <w:rFonts w:hint="eastAsia"/>
-              </w:rPr>
             </w:pPr>
             <w:r>
               <w:rPr>
@@ -1445,9 +1428,6 @@
     <w:p>
       <w:pPr>
         <w:ind w:left="0"/>
-        <w:rPr>
-          <w:rFonts w:hint="eastAsia"/>
-        </w:rPr>
       </w:pPr>
       <w:r>
         <w:rPr>
@@ -1584,9 +1564,6 @@
     <w:p>
       <w:pPr>
         <w:ind w:left="0"/>
-        <w:rPr>
-          <w:rFonts w:hint="eastAsia"/>
-        </w:rPr>
       </w:pPr>
       <w:r>
         <w:rPr>
@@ -7120,11 +7097,6 @@
       </w:r>
     </w:p>
     <w:p>
-      <w:pPr>
-        <w:rPr>
-          <w:rFonts w:hint="eastAsia"/>
-        </w:rPr>
-      </w:pPr>
       <w:r>
         <w:rPr>
           <w:rFonts w:hint="eastAsia"/>
@@ -7354,112 +7326,51 @@
         <w:t>rename</w:t>
       </w:r>
       <w:r>
-        <w:rPr>
-          <w:rFonts w:hint="eastAsia"/>
-        </w:rPr>
-        <w:t>，</w:t>
-      </w:r>
-      <w:r>
-        <w:t>所以</w:t>
-      </w:r>
-      <w:r>
-        <w:rPr>
-          <w:rFonts w:hint="eastAsia"/>
-        </w:rPr>
-        <w:t>重放</w:t>
+        <w:t>。</w:t>
+      </w:r>
+    </w:p>
+    <w:p>
+      <w:pPr>
+        <w:ind w:left="420" w:firstLine="420"/>
+        <w:rPr>
+          <w:rFonts w:hint="eastAsia"/>
+        </w:rPr>
+      </w:pPr>
+      <w:r>
+        <w:rPr>
+          <w:rFonts w:hint="eastAsia"/>
+        </w:rPr>
+        <w:t>将来</w:t>
+      </w:r>
+      <w:r>
+        <w:rPr>
+          <w:rFonts w:hint="eastAsia"/>
+        </w:rPr>
+        <w:t>rename</w:t>
+      </w:r>
+      <w:r>
+        <w:rPr>
+          <w:rFonts w:hint="eastAsia"/>
+        </w:rPr>
+        <w:t>操作</w:t>
+      </w:r>
+      <w:r>
+        <w:t>要与</w:t>
       </w:r>
       <w:r>
         <w:t>create index</w:t>
       </w:r>
       <w:r>
-        <w:t>需要带着</w:t>
-      </w:r>
-      <w:r>
-        <w:t>ID</w:t>
-      </w:r>
-      <w:r>
-        <w:t>。</w:t>
-      </w:r>
-    </w:p>
-    <w:p>
-      <w:pPr>
-        <w:ind w:left="420" w:firstLine="420"/>
-      </w:pPr>
-      <w:r>
-        <w:rPr>
-          <w:rFonts w:hint="eastAsia"/>
-        </w:rPr>
-        <w:t>数据主节点</w:t>
-      </w:r>
-      <w:r>
-        <w:t>创建索引，不是后台任务。</w:t>
-      </w:r>
-      <w:r>
-        <w:rPr>
-          <w:rFonts w:hint="eastAsia"/>
-        </w:rPr>
-        <w:t>主节点只需要</w:t>
-      </w:r>
-      <w:r>
-        <w:t>用</w:t>
-      </w:r>
-      <w:r>
-        <w:t>name</w:t>
-      </w:r>
-      <w:r>
-        <w:t>，</w:t>
-      </w:r>
-      <w:r>
-        <w:rPr>
-          <w:rFonts w:hint="eastAsia"/>
-        </w:rPr>
-        <w:t>把</w:t>
-      </w:r>
-      <w:r>
-        <w:t>主节点</w:t>
-      </w:r>
-      <w:r>
-        <w:rPr>
-          <w:rFonts w:hint="eastAsia"/>
-        </w:rPr>
-        <w:t>DMS</w:t>
-      </w:r>
-      <w:r>
-        <w:t>上的</w:t>
-      </w:r>
-      <w:r>
-        <w:t>ID</w:t>
-      </w:r>
-      <w:r>
-        <w:t>写</w:t>
-      </w:r>
-      <w:r>
-        <w:rPr>
-          <w:rFonts w:hint="eastAsia"/>
-        </w:rPr>
-        <w:t>入</w:t>
-      </w:r>
-      <w:r>
-        <w:t>dps</w:t>
-      </w:r>
-      <w:r>
-        <w:t>日志</w:t>
-      </w:r>
-      <w:r>
-        <w:rPr>
-          <w:rFonts w:hint="eastAsia"/>
-        </w:rPr>
-        <w:t>。备</w:t>
-      </w:r>
-      <w:r>
-        <w:t>节点重放需要用</w:t>
-      </w:r>
-      <w:r>
-        <w:t>ID</w:t>
-      </w:r>
-      <w:r>
-        <w:t>。</w:t>
-      </w:r>
+        <w:rPr>
+          <w:rFonts w:hint="eastAsia"/>
+        </w:rPr>
+        <w:t>任务</w:t>
+      </w:r>
+      <w:r>
+        <w:t>互斥。</w:t>
+      </w:r>
+      <w:bookmarkStart w:id="0" w:name="_GoBack"/>
+      <w:bookmarkEnd w:id="0"/>
     </w:p>
     <w:p>
       <w:pPr>
@@ -7849,15 +7760,15 @@
               <w:ind w:left="0"/>
             </w:pPr>
             <w:r>
+              <w:t>{</w:t>
+            </w:r>
+          </w:p>
+          <w:p>
+            <w:pPr>
+              <w:ind w:left="0"/>
+            </w:pPr>
+            <w:r>
               <w:lastRenderedPageBreak/>
-              <w:t>{</w:t>
-            </w:r>
-          </w:p>
-          <w:p>
-            <w:pPr>
-              <w:ind w:left="0"/>
-            </w:pPr>
-            <w:r>
               <w:t xml:space="preserve">  "Name": "yt.yt",</w:t>
             </w:r>
           </w:p>
@@ -8290,15 +8201,15 @@
               <w:ind w:left="0"/>
             </w:pPr>
             <w:r>
+              <w:t xml:space="preserve">  ],</w:t>
+            </w:r>
+          </w:p>
+          <w:p>
+            <w:pPr>
+              <w:ind w:left="0"/>
+            </w:pPr>
+            <w:r>
               <w:lastRenderedPageBreak/>
-              <w:t xml:space="preserve">  ],</w:t>
-            </w:r>
-          </w:p>
-          <w:p>
-            <w:pPr>
-              <w:ind w:left="0"/>
-            </w:pPr>
-            <w:r>
               <w:t xml:space="preserve">  "Group": [</w:t>
             </w:r>
           </w:p>
@@ -8338,11 +8249,6 @@
       </w:tr>
     </w:tbl>
     <w:p>
-      <w:pPr>
-        <w:rPr>
-          <w:rFonts w:hint="eastAsia"/>
-        </w:rPr>
-      </w:pPr>
       <w:r>
         <w:rPr>
           <w:rFonts w:hint="eastAsia"/>
@@ -8734,9 +8640,6 @@
     <w:p>
       <w:pPr>
         <w:ind w:left="420" w:firstLine="357"/>
-        <w:rPr>
-          <w:rFonts w:hint="eastAsia"/>
-        </w:rPr>
       </w:pPr>
       <w:r>
         <w:rPr>
@@ -8868,9 +8771,6 @@
     <w:p>
       <w:pPr>
         <w:ind w:left="420" w:firstLine="357"/>
-        <w:rPr>
-          <w:rFonts w:hint="eastAsia"/>
-        </w:rPr>
       </w:pPr>
       <w:r>
         <w:rPr>
@@ -9009,30 +8909,27 @@
         <w:t>上无该</w:t>
       </w:r>
       <w:r>
+        <w:t>CS</w:t>
+      </w:r>
+      <w:r>
+        <w:t>，则删除</w:t>
+      </w:r>
+      <w:r>
+        <w:rPr>
+          <w:rFonts w:hint="eastAsia"/>
+        </w:rPr>
+        <w:t>。</w:t>
+      </w:r>
+    </w:p>
+    <w:p>
+      <w:pPr>
+        <w:ind w:left="0" w:firstLine="357"/>
+      </w:pPr>
+      <w:r>
+        <w:rPr>
+          <w:rFonts w:hint="eastAsia"/>
+        </w:rPr>
         <w:lastRenderedPageBreak/>
-        <w:t>CS</w:t>
-      </w:r>
-      <w:r>
-        <w:t>，则删除</w:t>
-      </w:r>
-      <w:r>
-        <w:rPr>
-          <w:rFonts w:hint="eastAsia"/>
-        </w:rPr>
-        <w:t>。</w:t>
-      </w:r>
-    </w:p>
-    <w:p>
-      <w:pPr>
-        <w:ind w:left="0" w:firstLine="357"/>
-        <w:rPr>
-          <w:rFonts w:hint="eastAsia"/>
-        </w:rPr>
-      </w:pPr>
-      <w:r>
-        <w:rPr>
-          <w:rFonts w:hint="eastAsia"/>
-        </w:rPr>
         <w:t>修改</w:t>
       </w:r>
       <w:r>
@@ -12229,7 +12126,7 @@
 </file>
 
 <file path=customXml/itemProps1.xml><?xml version="1.0" encoding="utf-8"?>
-<ds:datastoreItem xmlns:ds="http://schemas.openxmlformats.org/officeDocument/2006/customXml" ds:itemID="{3E8B6044-9876-44DB-8250-B2AA688849C0}">
+<ds:datastoreItem xmlns:ds="http://schemas.openxmlformats.org/officeDocument/2006/customXml" ds:itemID="{3E699B09-98D2-4C09-A219-4D496ABE4A1B}">
   <ds:schemaRefs>
     <ds:schemaRef ds:uri="http://schemas.openxmlformats.org/officeDocument/2006/bibliography"/>
   </ds:schemaRefs>
